--- a/DOCS - ANEJOS/1.- Reportaje Fotografico/Anexo 1 - Reportaje Fotografico.docx
+++ b/DOCS - ANEJOS/1.- Reportaje Fotografico/Anexo 1 - Reportaje Fotografico.docx
@@ -18,7 +18,7 @@
           <w:sz w:val="24"/>
           <w:szCs w:val="24"/>
         </w:rPr>
-        <w:t>ANEJO N.º XX.– [TÍTULO DEL ANEJO]</w:t>
+        <w:t xml:space="preserve">ANEJO 1. REPORTAJE FOTOGRÁFICO</w:t>
       </w:r>
     </w:p>
     <w:p>
@@ -52,8 +52,7 @@
           <w:color w:val="0070C0"/>
           <w:sz w:val="20"/>
         </w:rPr>
-        <w:lastRenderedPageBreak/>
-        <w:t xml:space="preserve">PROYECTO ORDINARIO DE URBANIZACIÓN </w:t>
+        <w:t xml:space="preserve">PROYECTO DE URBANIZACIÓN</w:t>
       </w:r>
     </w:p>
     <w:p>
@@ -79,7 +78,7 @@
           <w:szCs w:val="24"/>
           <w:lang w:val="es-ES_tradnl"/>
         </w:rPr>
-        <w:t>AMPLIACION PLAZA MAYOR, MALAGA</w:t>
+        <w:t xml:space="preserve">AMPLIACIÓN PLAZA MAYOR, MÁLAGA</w:t>
       </w:r>
     </w:p>
     <w:p>
@@ -92,7 +91,7 @@
           <w:b/>
           <w:bCs/>
         </w:rPr>
-        <w:t>ANEJO N.º XX.– [TÍTULO DEL ANEJO]</w:t>
+        <w:t xml:space="preserve">ANEJO 1. REPORTAJE FOTOGRÁFICO</w:t>
       </w:r>
     </w:p>
     <w:p>
@@ -108,30 +107,23 @@
         <w:t>ÍNDICE</w:t>
       </w:r>
     </w:p>
-    <w:sdt>
+    <w:sdt xmlns:w="http://schemas.openxmlformats.org/wordprocessingml/2006/main">
       <w:sdtPr>
         <w:id w:val="1777975262"/>
       </w:sdtPr>
-      <w:sdtEndPr/>
       <w:sdtContent>
-        <w:p>
+        <w:p xmlns:w14="http://schemas.microsoft.com/office/word/2010/wordml">
           <w:pPr>
             <w:pStyle w:val="TDC2"/>
             <w:tabs>
               <w:tab w:val="right" w:leader="dot" w:pos="9062"/>
             </w:tabs>
             <w:rPr>
-              <w:rFonts w:asciiTheme="minorHAnsi" w:eastAsiaTheme="minorEastAsia" w:hAnsiTheme="minorHAnsi" w:cstheme="minorBidi"/>
               <w:noProof/>
-              <w:color w:val="auto"/>
-              <w:kern w:val="2"/>
-              <w:sz w:val="24"/>
-              <w:szCs w:val="24"/>
-              <w14:ligatures w14:val="standardContextual"/>
             </w:rPr>
           </w:pPr>
           <w:r>
-            <w:fldChar w:fldCharType="begin"/>
+            <w:fldChar w:fldCharType="begin" w:dirty="true"/>
           </w:r>
           <w:r>
             <w:instrText>TOC \h \o "1-4"</w:instrText>
@@ -139,7 +131,7 @@
           <w:r>
             <w:fldChar w:fldCharType="separate"/>
           </w:r>
-          <w:hyperlink w:anchor="_Toc227163362" w:history="1">
+          <w:hyperlink w:anchor="_TocPM000001" w:history="1">
             <w:r>
               <w:rPr>
                 <w:rStyle w:val="Hipervnculo"/>
@@ -157,13 +149,13 @@
               <w:rPr>
                 <w:noProof/>
               </w:rPr>
-              <w:fldChar w:fldCharType="begin"/>
+              <w:fldChar w:fldCharType="begin" w:dirty="true"/>
             </w:r>
             <w:r>
               <w:rPr>
                 <w:noProof/>
               </w:rPr>
-              <w:instrText xml:space="preserve"> PAGEREF _Toc227163362 \h </w:instrText>
+              <w:instrText xml:space="preserve"> PAGEREF _TocPM000001 \h </w:instrText>
             </w:r>
             <w:r>
               <w:rPr>
@@ -180,7 +172,7 @@
               <w:rPr>
                 <w:noProof/>
               </w:rPr>
-              <w:t>3</w:t>
+              <w:t>1</w:t>
             </w:r>
             <w:r>
               <w:rPr>
@@ -190,29 +182,23 @@
             </w:r>
           </w:hyperlink>
         </w:p>
-        <w:p>
+        <w:p xmlns:w14="http://schemas.microsoft.com/office/word/2010/wordml">
           <w:pPr>
             <w:pStyle w:val="TDC2"/>
             <w:tabs>
               <w:tab w:val="right" w:leader="dot" w:pos="9062"/>
             </w:tabs>
             <w:rPr>
-              <w:rFonts w:asciiTheme="minorHAnsi" w:eastAsiaTheme="minorEastAsia" w:hAnsiTheme="minorHAnsi" w:cstheme="minorBidi"/>
               <w:noProof/>
-              <w:color w:val="auto"/>
-              <w:kern w:val="2"/>
-              <w:sz w:val="24"/>
-              <w:szCs w:val="24"/>
-              <w14:ligatures w14:val="standardContextual"/>
             </w:rPr>
           </w:pPr>
-          <w:hyperlink w:anchor="_Toc227163363" w:history="1">
+          <w:hyperlink w:anchor="_TocPM000002" w:history="1">
             <w:r>
               <w:rPr>
                 <w:rStyle w:val="Hipervnculo"/>
                 <w:noProof/>
               </w:rPr>
-              <w:t>2. ANTECEDENTES / INFORMACIÓN DE PARTIDA</w:t>
+              <w:t>2. REPORTAJE FOTOGRÁFICO</w:t>
             </w:r>
             <w:r>
               <w:rPr>
@@ -224,13 +210,13 @@
               <w:rPr>
                 <w:noProof/>
               </w:rPr>
-              <w:fldChar w:fldCharType="begin"/>
+              <w:fldChar w:fldCharType="begin" w:dirty="true"/>
             </w:r>
             <w:r>
               <w:rPr>
                 <w:noProof/>
               </w:rPr>
-              <w:instrText xml:space="preserve"> PAGEREF _Toc227163363 \h </w:instrText>
+              <w:instrText xml:space="preserve"> PAGEREF _TocPM000002 \h </w:instrText>
             </w:r>
             <w:r>
               <w:rPr>
@@ -247,7 +233,7 @@
               <w:rPr>
                 <w:noProof/>
               </w:rPr>
-              <w:t>3</w:t>
+              <w:t>1</w:t>
             </w:r>
             <w:r>
               <w:rPr>
@@ -257,559 +243,23 @@
             </w:r>
           </w:hyperlink>
         </w:p>
-        <w:p>
-          <w:pPr>
-            <w:pStyle w:val="TDC2"/>
-            <w:tabs>
-              <w:tab w:val="right" w:leader="dot" w:pos="9062"/>
-            </w:tabs>
-            <w:rPr>
-              <w:rFonts w:asciiTheme="minorHAnsi" w:eastAsiaTheme="minorEastAsia" w:hAnsiTheme="minorHAnsi" w:cstheme="minorBidi"/>
-              <w:noProof/>
-              <w:color w:val="auto"/>
-              <w:kern w:val="2"/>
-              <w:sz w:val="24"/>
-              <w:szCs w:val="24"/>
-              <w14:ligatures w14:val="standardContextual"/>
-            </w:rPr>
-          </w:pPr>
-          <w:hyperlink w:anchor="_Toc227163364" w:history="1">
-            <w:r>
-              <w:rPr>
-                <w:rStyle w:val="Hipervnculo"/>
-                <w:noProof/>
-              </w:rPr>
-              <w:t>3. DESCRIPCIÓN / CRITERIOS / SOLUCIÓN ADOPTADA</w:t>
-            </w:r>
-            <w:r>
-              <w:rPr>
-                <w:noProof/>
-              </w:rPr>
-              <w:tab/>
-            </w:r>
-            <w:r>
-              <w:rPr>
-                <w:noProof/>
-              </w:rPr>
-              <w:fldChar w:fldCharType="begin"/>
-            </w:r>
-            <w:r>
-              <w:rPr>
-                <w:noProof/>
-              </w:rPr>
-              <w:instrText xml:space="preserve"> PAGEREF _Toc227163364 \h </w:instrText>
-            </w:r>
-            <w:r>
-              <w:rPr>
-                <w:noProof/>
-              </w:rPr>
-            </w:r>
-            <w:r>
-              <w:rPr>
-                <w:noProof/>
-              </w:rPr>
-              <w:fldChar w:fldCharType="separate"/>
-            </w:r>
-            <w:r>
-              <w:rPr>
-                <w:noProof/>
-              </w:rPr>
-              <w:t>3</w:t>
-            </w:r>
-            <w:r>
-              <w:rPr>
-                <w:noProof/>
-              </w:rPr>
-              <w:fldChar w:fldCharType="end"/>
-            </w:r>
-          </w:hyperlink>
-        </w:p>
-        <w:p>
-          <w:pPr>
-            <w:pStyle w:val="TDC3"/>
-            <w:tabs>
-              <w:tab w:val="right" w:leader="dot" w:pos="9062"/>
-            </w:tabs>
-            <w:rPr>
-              <w:rFonts w:asciiTheme="minorHAnsi" w:eastAsiaTheme="minorEastAsia" w:hAnsiTheme="minorHAnsi" w:cstheme="minorBidi"/>
-              <w:noProof/>
-              <w:color w:val="auto"/>
-              <w:kern w:val="2"/>
-              <w:sz w:val="24"/>
-              <w:szCs w:val="24"/>
-              <w14:ligatures w14:val="standardContextual"/>
-            </w:rPr>
-          </w:pPr>
-          <w:hyperlink w:anchor="_Toc227163365" w:history="1">
-            <w:r>
-              <w:rPr>
-                <w:rStyle w:val="Hipervnculo"/>
-                <w:noProof/>
-              </w:rPr>
-              <w:t>3.1. Documentacion de partida</w:t>
-            </w:r>
-            <w:r>
-              <w:rPr>
-                <w:noProof/>
-              </w:rPr>
-              <w:tab/>
-            </w:r>
-            <w:r>
-              <w:rPr>
-                <w:noProof/>
-              </w:rPr>
-              <w:fldChar w:fldCharType="begin"/>
-            </w:r>
-            <w:r>
-              <w:rPr>
-                <w:noProof/>
-              </w:rPr>
-              <w:instrText xml:space="preserve"> PAGEREF _Toc227163365 \h </w:instrText>
-            </w:r>
-            <w:r>
-              <w:rPr>
-                <w:noProof/>
-              </w:rPr>
-            </w:r>
-            <w:r>
-              <w:rPr>
-                <w:noProof/>
-              </w:rPr>
-              <w:fldChar w:fldCharType="separate"/>
-            </w:r>
-            <w:r>
-              <w:rPr>
-                <w:noProof/>
-              </w:rPr>
-              <w:t>3</w:t>
-            </w:r>
-            <w:r>
-              <w:rPr>
-                <w:noProof/>
-              </w:rPr>
-              <w:fldChar w:fldCharType="end"/>
-            </w:r>
-          </w:hyperlink>
-        </w:p>
-        <w:p>
-          <w:pPr>
-            <w:pStyle w:val="TDC3"/>
-            <w:tabs>
-              <w:tab w:val="right" w:leader="dot" w:pos="9062"/>
-            </w:tabs>
-            <w:rPr>
-              <w:rFonts w:asciiTheme="minorHAnsi" w:eastAsiaTheme="minorEastAsia" w:hAnsiTheme="minorHAnsi" w:cstheme="minorBidi"/>
-              <w:noProof/>
-              <w:color w:val="auto"/>
-              <w:kern w:val="2"/>
-              <w:sz w:val="24"/>
-              <w:szCs w:val="24"/>
-              <w14:ligatures w14:val="standardContextual"/>
-            </w:rPr>
-          </w:pPr>
-          <w:hyperlink w:anchor="_Toc227163366" w:history="1">
-            <w:r>
-              <w:rPr>
-                <w:rStyle w:val="Hipervnculo"/>
-                <w:noProof/>
-              </w:rPr>
-              <w:t>3.2. Criterios de adaptacion</w:t>
-            </w:r>
-            <w:r>
-              <w:rPr>
-                <w:noProof/>
-              </w:rPr>
-              <w:tab/>
-            </w:r>
-            <w:r>
-              <w:rPr>
-                <w:noProof/>
-              </w:rPr>
-              <w:fldChar w:fldCharType="begin"/>
-            </w:r>
-            <w:r>
-              <w:rPr>
-                <w:noProof/>
-              </w:rPr>
-              <w:instrText xml:space="preserve"> PAGEREF _Toc227163366 \h </w:instrText>
-            </w:r>
-            <w:r>
-              <w:rPr>
-                <w:noProof/>
-              </w:rPr>
-            </w:r>
-            <w:r>
-              <w:rPr>
-                <w:noProof/>
-              </w:rPr>
-              <w:fldChar w:fldCharType="separate"/>
-            </w:r>
-            <w:r>
-              <w:rPr>
-                <w:noProof/>
-              </w:rPr>
-              <w:t>3</w:t>
-            </w:r>
-            <w:r>
-              <w:rPr>
-                <w:noProof/>
-              </w:rPr>
-              <w:fldChar w:fldCharType="end"/>
-            </w:r>
-          </w:hyperlink>
-        </w:p>
-        <w:p>
-          <w:pPr>
-            <w:pStyle w:val="TDC4"/>
-            <w:tabs>
-              <w:tab w:val="right" w:leader="dot" w:pos="9062"/>
-            </w:tabs>
-            <w:rPr>
-              <w:rFonts w:asciiTheme="minorHAnsi" w:eastAsiaTheme="minorEastAsia" w:hAnsiTheme="minorHAnsi" w:cstheme="minorBidi"/>
-              <w:noProof/>
-              <w:color w:val="auto"/>
-              <w:kern w:val="2"/>
-              <w:sz w:val="24"/>
-              <w:szCs w:val="24"/>
-              <w14:ligatures w14:val="standardContextual"/>
-            </w:rPr>
-          </w:pPr>
-          <w:hyperlink w:anchor="_Toc227163367" w:history="1">
-            <w:r>
-              <w:rPr>
-                <w:rStyle w:val="Hipervnculo"/>
-                <w:noProof/>
-              </w:rPr>
-              <w:t>3.2.1. Trabajos pendientes</w:t>
-            </w:r>
-            <w:r>
-              <w:rPr>
-                <w:noProof/>
-              </w:rPr>
-              <w:tab/>
-            </w:r>
-            <w:r>
-              <w:rPr>
-                <w:noProof/>
-              </w:rPr>
-              <w:fldChar w:fldCharType="begin"/>
-            </w:r>
-            <w:r>
-              <w:rPr>
-                <w:noProof/>
-              </w:rPr>
-              <w:instrText xml:space="preserve"> PAGEREF _Toc227163367 \h </w:instrText>
-            </w:r>
-            <w:r>
-              <w:rPr>
-                <w:noProof/>
-              </w:rPr>
-            </w:r>
-            <w:r>
-              <w:rPr>
-                <w:noProof/>
-              </w:rPr>
-              <w:fldChar w:fldCharType="separate"/>
-            </w:r>
-            <w:r>
-              <w:rPr>
-                <w:noProof/>
-              </w:rPr>
-              <w:t>3</w:t>
-            </w:r>
-            <w:r>
-              <w:rPr>
-                <w:noProof/>
-              </w:rPr>
-              <w:fldChar w:fldCharType="end"/>
-            </w:r>
-          </w:hyperlink>
-        </w:p>
-        <w:p>
-          <w:pPr>
-            <w:pStyle w:val="TDC2"/>
-            <w:tabs>
-              <w:tab w:val="right" w:leader="dot" w:pos="9062"/>
-            </w:tabs>
-            <w:rPr>
-              <w:rFonts w:asciiTheme="minorHAnsi" w:eastAsiaTheme="minorEastAsia" w:hAnsiTheme="minorHAnsi" w:cstheme="minorBidi"/>
-              <w:noProof/>
-              <w:color w:val="auto"/>
-              <w:kern w:val="2"/>
-              <w:sz w:val="24"/>
-              <w:szCs w:val="24"/>
-              <w14:ligatures w14:val="standardContextual"/>
-            </w:rPr>
-          </w:pPr>
-          <w:hyperlink w:anchor="_Toc227163368" w:history="1">
-            <w:r>
-              <w:rPr>
-                <w:rStyle w:val="Hipervnculo"/>
-                <w:noProof/>
-              </w:rPr>
-              <w:t>4. JUSTIFICACIÓN / CÁLCULOS / DESARROLLO</w:t>
-            </w:r>
-            <w:r>
-              <w:rPr>
-                <w:noProof/>
-              </w:rPr>
-              <w:tab/>
-            </w:r>
-            <w:r>
-              <w:rPr>
-                <w:noProof/>
-              </w:rPr>
-              <w:fldChar w:fldCharType="begin"/>
-            </w:r>
-            <w:r>
-              <w:rPr>
-                <w:noProof/>
-              </w:rPr>
-              <w:instrText xml:space="preserve"> PAGEREF _Toc227163368 \h </w:instrText>
-            </w:r>
-            <w:r>
-              <w:rPr>
-                <w:noProof/>
-              </w:rPr>
-            </w:r>
-            <w:r>
-              <w:rPr>
-                <w:noProof/>
-              </w:rPr>
-              <w:fldChar w:fldCharType="separate"/>
-            </w:r>
-            <w:r>
-              <w:rPr>
-                <w:noProof/>
-              </w:rPr>
-              <w:t>4</w:t>
-            </w:r>
-            <w:r>
-              <w:rPr>
-                <w:noProof/>
-              </w:rPr>
-              <w:fldChar w:fldCharType="end"/>
-            </w:r>
-          </w:hyperlink>
-        </w:p>
-        <w:p>
-          <w:pPr>
-            <w:pStyle w:val="TDC3"/>
-            <w:tabs>
-              <w:tab w:val="right" w:leader="dot" w:pos="9062"/>
-            </w:tabs>
-            <w:rPr>
-              <w:rFonts w:asciiTheme="minorHAnsi" w:eastAsiaTheme="minorEastAsia" w:hAnsiTheme="minorHAnsi" w:cstheme="minorBidi"/>
-              <w:noProof/>
-              <w:color w:val="auto"/>
-              <w:kern w:val="2"/>
-              <w:sz w:val="24"/>
-              <w:szCs w:val="24"/>
-              <w14:ligatures w14:val="standardContextual"/>
-            </w:rPr>
-          </w:pPr>
-          <w:hyperlink w:anchor="_Toc227163369" w:history="1">
-            <w:r>
-              <w:rPr>
-                <w:rStyle w:val="Hipervnculo"/>
-                <w:noProof/>
-              </w:rPr>
-              <w:t>4.1. [Primer subapartado de cálculo]</w:t>
-            </w:r>
-            <w:r>
-              <w:rPr>
-                <w:noProof/>
-              </w:rPr>
-              <w:tab/>
-            </w:r>
-            <w:r>
-              <w:rPr>
-                <w:noProof/>
-              </w:rPr>
-              <w:fldChar w:fldCharType="begin"/>
-            </w:r>
-            <w:r>
-              <w:rPr>
-                <w:noProof/>
-              </w:rPr>
-              <w:instrText xml:space="preserve"> PAGEREF _Toc227163369 \h </w:instrText>
-            </w:r>
-            <w:r>
-              <w:rPr>
-                <w:noProof/>
-              </w:rPr>
-            </w:r>
-            <w:r>
-              <w:rPr>
-                <w:noProof/>
-              </w:rPr>
-              <w:fldChar w:fldCharType="separate"/>
-            </w:r>
-            <w:r>
-              <w:rPr>
-                <w:noProof/>
-              </w:rPr>
-              <w:t>4</w:t>
-            </w:r>
-            <w:r>
-              <w:rPr>
-                <w:noProof/>
-              </w:rPr>
-              <w:fldChar w:fldCharType="end"/>
-            </w:r>
-          </w:hyperlink>
-        </w:p>
-        <w:p>
-          <w:pPr>
-            <w:pStyle w:val="TDC3"/>
-            <w:tabs>
-              <w:tab w:val="right" w:leader="dot" w:pos="9062"/>
-            </w:tabs>
-            <w:rPr>
-              <w:rFonts w:asciiTheme="minorHAnsi" w:eastAsiaTheme="minorEastAsia" w:hAnsiTheme="minorHAnsi" w:cstheme="minorBidi"/>
-              <w:noProof/>
-              <w:color w:val="auto"/>
-              <w:kern w:val="2"/>
-              <w:sz w:val="24"/>
-              <w:szCs w:val="24"/>
-              <w14:ligatures w14:val="standardContextual"/>
-            </w:rPr>
-          </w:pPr>
-          <w:hyperlink w:anchor="_Toc227163370" w:history="1">
-            <w:r>
-              <w:rPr>
-                <w:rStyle w:val="Hipervnculo"/>
-                <w:noProof/>
-              </w:rPr>
-              <w:t>4.2. [Segundo subapartado de cálculo]</w:t>
-            </w:r>
-            <w:r>
-              <w:rPr>
-                <w:noProof/>
-              </w:rPr>
-              <w:tab/>
-            </w:r>
-            <w:r>
-              <w:rPr>
-                <w:noProof/>
-              </w:rPr>
-              <w:fldChar w:fldCharType="begin"/>
-            </w:r>
-            <w:r>
-              <w:rPr>
-                <w:noProof/>
-              </w:rPr>
-              <w:instrText xml:space="preserve"> PAGEREF _Toc227163370 \h </w:instrText>
-            </w:r>
-            <w:r>
-              <w:rPr>
-                <w:noProof/>
-              </w:rPr>
-            </w:r>
-            <w:r>
-              <w:rPr>
-                <w:noProof/>
-              </w:rPr>
-              <w:fldChar w:fldCharType="separate"/>
-            </w:r>
-            <w:r>
-              <w:rPr>
-                <w:noProof/>
-              </w:rPr>
-              <w:t>4</w:t>
-            </w:r>
-            <w:r>
-              <w:rPr>
-                <w:noProof/>
-              </w:rPr>
-              <w:fldChar w:fldCharType="end"/>
-            </w:r>
-          </w:hyperlink>
-        </w:p>
-        <w:p>
-          <w:pPr>
-            <w:pStyle w:val="TDC2"/>
-            <w:tabs>
-              <w:tab w:val="right" w:leader="dot" w:pos="9062"/>
-            </w:tabs>
-            <w:rPr>
-              <w:rFonts w:asciiTheme="minorHAnsi" w:eastAsiaTheme="minorEastAsia" w:hAnsiTheme="minorHAnsi" w:cstheme="minorBidi"/>
-              <w:noProof/>
-              <w:color w:val="auto"/>
-              <w:kern w:val="2"/>
-              <w:sz w:val="24"/>
-              <w:szCs w:val="24"/>
-              <w14:ligatures w14:val="standardContextual"/>
-            </w:rPr>
-          </w:pPr>
-          <w:hyperlink w:anchor="_Toc227163371" w:history="1">
-            <w:r>
-              <w:rPr>
-                <w:rStyle w:val="Hipervnculo"/>
-                <w:noProof/>
-              </w:rPr>
-              <w:t>5. CONCLUSIONES</w:t>
-            </w:r>
-            <w:r>
-              <w:rPr>
-                <w:noProof/>
-              </w:rPr>
-              <w:tab/>
-            </w:r>
-            <w:r>
-              <w:rPr>
-                <w:noProof/>
-              </w:rPr>
-              <w:fldChar w:fldCharType="begin"/>
-            </w:r>
-            <w:r>
-              <w:rPr>
-                <w:noProof/>
-              </w:rPr>
-              <w:instrText xml:space="preserve"> PAGEREF _Toc227163371 \h </w:instrText>
-            </w:r>
-            <w:r>
-              <w:rPr>
-                <w:noProof/>
-              </w:rPr>
-            </w:r>
-            <w:r>
-              <w:rPr>
-                <w:noProof/>
-              </w:rPr>
-              <w:fldChar w:fldCharType="separate"/>
-            </w:r>
-            <w:r>
-              <w:rPr>
-                <w:noProof/>
-              </w:rPr>
-              <w:t>4</w:t>
-            </w:r>
-            <w:r>
-              <w:rPr>
-                <w:noProof/>
-              </w:rPr>
-              <w:fldChar w:fldCharType="end"/>
-            </w:r>
-          </w:hyperlink>
-        </w:p>
-        <w:p>
+        <w:p xmlns:w14="http://schemas.microsoft.com/office/word/2010/wordml">
           <w:r>
             <w:fldChar w:fldCharType="end"/>
           </w:r>
         </w:p>
       </w:sdtContent>
     </w:sdt>
-    <w:p>
+    <w:p xmlns:w14="http://schemas.microsoft.com/office/word/2010/wordml" xmlns:w="http://schemas.openxmlformats.org/wordprocessingml/2006/main">
       <w:r>
         <w:br w:type="page"/>
       </w:r>
     </w:p>
-    <w:p>
+    <w:p xmlns:w14="http://schemas.microsoft.com/office/word/2010/wordml" xmlns:w="http://schemas.openxmlformats.org/wordprocessingml/2006/main">
       <w:pPr>
         <w:sectPr>
-          <w:headerReference w:type="default" r:id="rId8"/>
-          <w:footerReference w:type="default" r:id="rId9"/>
+          <w:headerReference xmlns:r="http://schemas.openxmlformats.org/officeDocument/2006/relationships" w:type="default" r:id="rId8"/>
+          <w:footerReference xmlns:r="http://schemas.openxmlformats.org/officeDocument/2006/relationships" w:type="default" r:id="rId9"/>
           <w:pgSz w:w="11907" w:h="16840"/>
           <w:pgMar w:top="2268" w:right="1134" w:bottom="1440" w:left="1701" w:header="709" w:footer="907" w:gutter="0"/>
           <w:cols w:space="720"/>
@@ -817,7 +267,7 @@
         </w:sectPr>
       </w:pPr>
     </w:p>
-    <w:p>
+    <w:p xmlns:w14="http://schemas.microsoft.com/office/word/2010/wordml" xmlns:w="http://schemas.openxmlformats.org/wordprocessingml/2006/main">
       <w:pPr>
         <w:pBdr>
           <w:top w:val="single" w:sz="4" w:space="1" w:color="auto"/>
@@ -837,11 +287,10 @@
           <w:color w:val="0070C0"/>
           <w:sz w:val="20"/>
         </w:rPr>
-        <w:lastRenderedPageBreak/>
-        <w:t xml:space="preserve">PROYECTO ORDINARIO DE URBANIZACIÓN </w:t>
+        <w:t xml:space="preserve">PROYECTO DE URBANIZACIÓN</w:t>
       </w:r>
     </w:p>
-    <w:p>
+    <w:p xmlns:w14="http://schemas.microsoft.com/office/word/2010/wordml" xmlns:w="http://schemas.openxmlformats.org/wordprocessingml/2006/main">
       <w:pPr>
         <w:pBdr>
           <w:top w:val="single" w:sz="4" w:space="1" w:color="auto"/>
@@ -864,1054 +313,49 @@
           <w:szCs w:val="24"/>
           <w:lang w:val="es-ES_tradnl"/>
         </w:rPr>
-        <w:t>AMPLIACION PLAZA MAYOR, MALAGA</w:t>
+        <w:t xml:space="preserve">AMPLIACIÓN PLAZA MAYOR, MÁLAGA</w:t>
+      </w:r>
+    </w:p>
+    <w:p xmlns:w14="http://schemas.microsoft.com/office/word/2010/wordml" xmlns:w="http://schemas.openxmlformats.org/wordprocessingml/2006/main">
+      <w:pPr>
+        <w:spacing w:before="240" w:after="60"/>
+        <w:jc w:val="center"/>
+      </w:pPr>
+      <w:r>
+        <w:rPr>
+          <w:b/>
+          <w:bCs/>
+        </w:rPr>
+        <w:t xml:space="preserve">ANEJO 1. REPORTAJE FOTOGRÁFICO</w:t>
       </w:r>
     </w:p>
     <w:p>
       <w:pPr>
         <w:pStyle w:val="Ttulo2"/>
       </w:pPr>
-      <w:bookmarkStart w:id="0" w:name="_Toc227163362"/>
+      <w:bookmarkStart w:id="0" w:name="_TocPM000001"/>
       <w:r>
-        <w:t>1. OBJETO</w:t>
+        <w:t xml:space="preserve">1. OBJETO</w:t>
       </w:r>
       <w:bookmarkEnd w:id="0"/>
     </w:p>
-    <w:p>
+    <w:p xmlns:w14="http://schemas.microsoft.com/office/word/2010/wordml" xmlns:w="http://schemas.openxmlformats.org/wordprocessingml/2006/main">
       <w:pPr>
         <w:spacing w:after="120"/>
       </w:pPr>
       <w:r>
-        <w:t>El presente anejo tiene por objeto dejar iniciado el REPORTAJE FOTOGRAFICO del Proyecto de Urbanizacion - Ampliacion Plaza Mayor, Malaga, tomando como base la informacion actualmente recopilada para el nuevo ambito y la estructura documental homologable a Guadalmar.</w:t>
+        <w:t xml:space="preserve">El presente anejo tiene por objeto ordenar el reportaje fotográfico del Proyecto de Urbanización - Ampliación Plaza Mayor, identificando la documentación gráfica de partida disponible y fijando un marco profesional para su posterior desarrollo. En esta fase inicial se incorpora únicamente la estructura documental base del anejo, quedando pendiente la carga del material fotográfico específico del ámbito.</w:t>
       </w:r>
     </w:p>
     <w:p>
       <w:pPr>
         <w:pStyle w:val="Ttulo2"/>
       </w:pPr>
-      <w:bookmarkStart w:id="1" w:name="_Toc227163363"/>
+      <w:bookmarkStart w:id="1" w:name="_TocPM000002"/>
       <w:r>
-        <w:t>2. ANTECEDENTES / INFORMACIÓN DE PARTIDA</w:t>
+        <w:t xml:space="preserve">2. REPORTAJE FOTOGRÁFICO</w:t>
       </w:r>
       <w:bookmarkEnd w:id="1"/>
-    </w:p>
-    <w:p>
-      <w:pPr>
-        <w:spacing w:after="80"/>
-      </w:pPr>
-      <w:r>
-        <w:t>[Describir la documentación de partida: cartografía, estudios previos, normativa de aplicación, datos de campo, ensayos u otros documentos de referencia.]</w:t>
-      </w:r>
-    </w:p>
-    <w:p>
-      <w:pPr>
-        <w:spacing w:after="80"/>
-      </w:pPr>
-      <w:r>
-        <w:t>La normativa de aplicación es la siguiente:</w:t>
-      </w:r>
-    </w:p>
-    <w:p>
-      <w:pPr>
-        <w:pStyle w:val="Prrafodelista"/>
-        <w:numPr>
-          <w:ilvl w:val="0"/>
-          <w:numId w:val="2"/>
-        </w:numPr>
-        <w:spacing w:before="60" w:after="60"/>
-      </w:pPr>
-      <w:r>
-        <w:t>Convenio urbanistico y documentacion base del ambito Plaza Mayor.</w:t>
-      </w:r>
-    </w:p>
-    <w:p>
-      <w:pPr>
-        <w:pStyle w:val="Prrafodelista"/>
-        <w:numPr>
-          <w:ilvl w:val="0"/>
-          <w:numId w:val="2"/>
-        </w:numPr>
-        <w:spacing w:before="60" w:after="60"/>
-      </w:pPr>
-      <w:r>
-        <w:t>Planos y documentacion grafica disponible del expediente.</w:t>
-      </w:r>
-    </w:p>
-    <w:p>
-      <w:pPr>
-        <w:pStyle w:val="Prrafodelista"/>
-        <w:numPr>
-          <w:ilvl w:val="0"/>
-          <w:numId w:val="2"/>
-        </w:numPr>
-        <w:spacing w:before="60" w:after="60"/>
-      </w:pPr>
-      <w:r>
-        <w:t>Criterios internos de reportaje y trazabilidad fotografica del proyecto.</w:t>
-      </w:r>
-    </w:p>
-    <w:p>
-      <w:pPr>
-        <w:spacing w:after="120"/>
-      </w:pPr>
-    </w:p>
-    <w:p>
-      <w:pPr>
-        <w:pStyle w:val="Ttulo2"/>
-      </w:pPr>
-      <w:bookmarkStart w:id="2" w:name="_Toc227163364"/>
-      <w:r>
-        <w:t>3. DESCRIPCIÓN / CRITERIOS / SOLUCIÓN ADOPTADA</w:t>
-      </w:r>
-      <w:bookmarkEnd w:id="2"/>
-    </w:p>
-    <w:p>
-      <w:pPr>
-        <w:spacing w:after="120"/>
-      </w:pPr>
-      <w:r>
-        <w:t>[Describir los criterios de diseño, hipótesis, condicionantes y la solución adoptada.]</w:t>
-      </w:r>
-    </w:p>
-    <w:p>
-      <w:pPr>
-        <w:pStyle w:val="Ttulo3"/>
-      </w:pPr>
-      <w:bookmarkStart w:id="3" w:name="_Toc227163365"/>
-      <w:r>
-        <w:t xml:space="preserve">3.1. </w:t>
-      </w:r>
-      <w:r>
-        <w:t>Documentacion de partida</w:t>
-      </w:r>
-      <w:bookmarkEnd w:id="3"/>
-    </w:p>
-    <w:p>
-      <w:pPr>
-        <w:spacing w:after="200"/>
-      </w:pPr>
-      <w:r>
-        <w:t>Se recopilan como base de trabajo el dossier del proyecto, las fuentes previas de Plaza Mayor y la informacion donor de Guadalmar util para orientar la redaccion.</w:t>
-      </w:r>
-    </w:p>
-    <w:p>
-      <w:pPr>
-        <w:spacing w:before="240" w:after="60"/>
-        <w:jc w:val="center"/>
-      </w:pPr>
-      <w:r>
-        <w:rPr>
-          <w:i/>
-          <w:iCs/>
-          <w:color w:val="808080"/>
-          <w:sz w:val="18"/>
-          <w:szCs w:val="18"/>
-        </w:rPr>
-        <w:t>Tabla 1. Resumen de informacion de partida</w:t>
-      </w:r>
-    </w:p>
-    <w:tbl>
-      <w:tblPr>
-        <w:tblW w:w="9072" w:type="dxa"/>
-        <w:tblBorders>
-          <w:top w:val="single" w:sz="4" w:space="0" w:color="auto"/>
-          <w:left w:val="single" w:sz="4" w:space="0" w:color="auto"/>
-          <w:bottom w:val="single" w:sz="4" w:space="0" w:color="auto"/>
-          <w:right w:val="single" w:sz="4" w:space="0" w:color="auto"/>
-          <w:insideH w:val="single" w:sz="4" w:space="0" w:color="auto"/>
-          <w:insideV w:val="single" w:sz="4" w:space="0" w:color="auto"/>
-        </w:tblBorders>
-        <w:tblCellMar>
-          <w:left w:w="10" w:type="dxa"/>
-          <w:right w:w="10" w:type="dxa"/>
-        </w:tblCellMar>
-        <w:tblLook w:val="04A0" w:firstRow="1" w:lastRow="0" w:firstColumn="1" w:lastColumn="0" w:noHBand="0" w:noVBand="1"/>
-      </w:tblPr>
-      <w:tblGrid>
-        <w:gridCol w:w="1923"/>
-        <w:gridCol w:w="1842"/>
-        <w:gridCol w:w="1893"/>
-        <w:gridCol w:w="1520"/>
-        <w:gridCol w:w="1894"/>
-      </w:tblGrid>
-      <w:tr>
-        <w:trPr>
-          <w:tblHeader/>
-        </w:trPr>
-        <w:tc>
-          <w:tcPr>
-            <w:tcW w:w="2000" w:type="dxa"/>
-            <w:tcBorders>
-              <w:top w:val="none" w:sz="0" w:space="0" w:color="FFFFFF"/>
-              <w:left w:val="none" w:sz="0" w:space="0" w:color="FFFFFF"/>
-              <w:bottom w:val="none" w:sz="0" w:space="0" w:color="FFFFFF"/>
-              <w:right w:val="none" w:sz="0" w:space="0" w:color="FFFFFF"/>
-            </w:tcBorders>
-            <w:shd w:val="clear" w:color="auto" w:fill="366092"/>
-            <w:tcMar>
-              <w:top w:w="80" w:type="dxa"/>
-              <w:left w:w="120" w:type="dxa"/>
-              <w:bottom w:w="80" w:type="dxa"/>
-              <w:right w:w="120" w:type="dxa"/>
-            </w:tcMar>
-            <w:vAlign w:val="center"/>
-          </w:tcPr>
-          <w:p>
-            <w:pPr>
-              <w:jc w:val="center"/>
-            </w:pPr>
-            <w:r>
-              <w:rPr>
-                <w:b/>
-                <w:bCs/>
-                <w:color w:val="FFFFFF"/>
-                <w:sz w:val="18"/>
-                <w:szCs w:val="18"/>
-              </w:rPr>
-              <w:t>PARÁMETRO</w:t>
-            </w:r>
-          </w:p>
-        </w:tc>
-        <w:tc>
-          <w:tcPr>
-            <w:tcW w:w="2000" w:type="dxa"/>
-            <w:tcBorders>
-              <w:top w:val="none" w:sz="0" w:space="0" w:color="FFFFFF"/>
-              <w:left w:val="none" w:sz="0" w:space="0" w:color="FFFFFF"/>
-              <w:bottom w:val="none" w:sz="0" w:space="0" w:color="FFFFFF"/>
-              <w:right w:val="none" w:sz="0" w:space="0" w:color="FFFFFF"/>
-            </w:tcBorders>
-            <w:shd w:val="clear" w:color="auto" w:fill="366092"/>
-            <w:tcMar>
-              <w:top w:w="80" w:type="dxa"/>
-              <w:left w:w="120" w:type="dxa"/>
-              <w:bottom w:w="80" w:type="dxa"/>
-              <w:right w:w="120" w:type="dxa"/>
-            </w:tcMar>
-            <w:vAlign w:val="center"/>
-          </w:tcPr>
-          <w:p>
-            <w:pPr>
-              <w:jc w:val="center"/>
-            </w:pPr>
-            <w:r>
-              <w:rPr>
-                <w:b/>
-                <w:bCs/>
-                <w:color w:val="FFFFFF"/>
-                <w:sz w:val="18"/>
-                <w:szCs w:val="18"/>
-              </w:rPr>
-              <w:t>VALOR</w:t>
-            </w:r>
-          </w:p>
-        </w:tc>
-        <w:tc>
-          <w:tcPr>
-            <w:tcW w:w="2000" w:type="dxa"/>
-            <w:tcBorders>
-              <w:top w:val="none" w:sz="0" w:space="0" w:color="FFFFFF"/>
-              <w:left w:val="none" w:sz="0" w:space="0" w:color="FFFFFF"/>
-              <w:bottom w:val="none" w:sz="0" w:space="0" w:color="FFFFFF"/>
-              <w:right w:val="none" w:sz="0" w:space="0" w:color="FFFFFF"/>
-            </w:tcBorders>
-            <w:shd w:val="clear" w:color="auto" w:fill="366092"/>
-            <w:tcMar>
-              <w:top w:w="80" w:type="dxa"/>
-              <w:left w:w="120" w:type="dxa"/>
-              <w:bottom w:w="80" w:type="dxa"/>
-              <w:right w:w="120" w:type="dxa"/>
-            </w:tcMar>
-            <w:vAlign w:val="center"/>
-          </w:tcPr>
-          <w:p>
-            <w:pPr>
-              <w:jc w:val="center"/>
-            </w:pPr>
-            <w:r>
-              <w:rPr>
-                <w:b/>
-                <w:bCs/>
-                <w:color w:val="FFFFFF"/>
-                <w:sz w:val="18"/>
-                <w:szCs w:val="18"/>
-              </w:rPr>
-              <w:t>UNIDADES</w:t>
-            </w:r>
-          </w:p>
-        </w:tc>
-        <w:tc>
-          <w:tcPr>
-            <w:tcW w:w="1536" w:type="dxa"/>
-            <w:tcBorders>
-              <w:top w:val="none" w:sz="0" w:space="0" w:color="FFFFFF"/>
-              <w:left w:val="none" w:sz="0" w:space="0" w:color="FFFFFF"/>
-              <w:bottom w:val="none" w:sz="0" w:space="0" w:color="FFFFFF"/>
-              <w:right w:val="none" w:sz="0" w:space="0" w:color="FFFFFF"/>
-            </w:tcBorders>
-            <w:shd w:val="clear" w:color="auto" w:fill="366092"/>
-            <w:tcMar>
-              <w:top w:w="80" w:type="dxa"/>
-              <w:left w:w="120" w:type="dxa"/>
-              <w:bottom w:w="80" w:type="dxa"/>
-              <w:right w:w="120" w:type="dxa"/>
-            </w:tcMar>
-            <w:vAlign w:val="center"/>
-          </w:tcPr>
-          <w:p>
-            <w:pPr>
-              <w:jc w:val="center"/>
-            </w:pPr>
-            <w:r>
-              <w:rPr>
-                <w:b/>
-                <w:bCs/>
-                <w:color w:val="FFFFFF"/>
-                <w:sz w:val="18"/>
-                <w:szCs w:val="18"/>
-              </w:rPr>
-              <w:t>NORMATIVA</w:t>
-            </w:r>
-          </w:p>
-        </w:tc>
-        <w:tc>
-          <w:tcPr>
-            <w:tcW w:w="1536" w:type="dxa"/>
-            <w:tcBorders>
-              <w:top w:val="none" w:sz="0" w:space="0" w:color="FFFFFF"/>
-              <w:left w:val="none" w:sz="0" w:space="0" w:color="FFFFFF"/>
-              <w:bottom w:val="none" w:sz="0" w:space="0" w:color="FFFFFF"/>
-              <w:right w:val="none" w:sz="0" w:space="0" w:color="FFFFFF"/>
-            </w:tcBorders>
-            <w:shd w:val="clear" w:color="auto" w:fill="366092"/>
-            <w:tcMar>
-              <w:top w:w="80" w:type="dxa"/>
-              <w:left w:w="120" w:type="dxa"/>
-              <w:bottom w:w="80" w:type="dxa"/>
-              <w:right w:w="120" w:type="dxa"/>
-            </w:tcMar>
-            <w:vAlign w:val="center"/>
-          </w:tcPr>
-          <w:p>
-            <w:pPr>
-              <w:jc w:val="center"/>
-            </w:pPr>
-            <w:r>
-              <w:rPr>
-                <w:b/>
-                <w:bCs/>
-                <w:color w:val="FFFFFF"/>
-                <w:sz w:val="18"/>
-                <w:szCs w:val="18"/>
-              </w:rPr>
-              <w:t>OBSERVACIONES</w:t>
-            </w:r>
-          </w:p>
-        </w:tc>
-      </w:tr>
-      <w:tr>
-        <w:tc>
-          <w:tcPr>
-            <w:tcW w:w="2000" w:type="dxa"/>
-            <w:tcBorders>
-              <w:top w:val="none" w:sz="0" w:space="0" w:color="FFFFFF"/>
-              <w:left w:val="none" w:sz="0" w:space="0" w:color="FFFFFF"/>
-              <w:bottom w:val="none" w:sz="0" w:space="0" w:color="FFFFFF"/>
-              <w:right w:val="none" w:sz="0" w:space="0" w:color="FFFFFF"/>
-            </w:tcBorders>
-            <w:tcMar>
-              <w:top w:w="80" w:type="dxa"/>
-              <w:left w:w="120" w:type="dxa"/>
-              <w:bottom w:w="80" w:type="dxa"/>
-              <w:right w:w="120" w:type="dxa"/>
-            </w:tcMar>
-          </w:tcPr>
-          <w:p>
-            <w:r>
-              <w:rPr>
-                <w:sz w:val="18"/>
-                <w:szCs w:val="18"/>
-              </w:rPr>
-              <w:t>Parámetro 1</w:t>
-            </w:r>
-          </w:p>
-        </w:tc>
-        <w:tc>
-          <w:tcPr>
-            <w:tcW w:w="2000" w:type="dxa"/>
-            <w:tcBorders>
-              <w:top w:val="none" w:sz="0" w:space="0" w:color="FFFFFF"/>
-              <w:left w:val="none" w:sz="0" w:space="0" w:color="FFFFFF"/>
-              <w:bottom w:val="none" w:sz="0" w:space="0" w:color="FFFFFF"/>
-              <w:right w:val="none" w:sz="0" w:space="0" w:color="FFFFFF"/>
-            </w:tcBorders>
-            <w:tcMar>
-              <w:top w:w="80" w:type="dxa"/>
-              <w:left w:w="120" w:type="dxa"/>
-              <w:bottom w:w="80" w:type="dxa"/>
-              <w:right w:w="120" w:type="dxa"/>
-            </w:tcMar>
-          </w:tcPr>
-          <w:p>
-            <w:r>
-              <w:rPr>
-                <w:sz w:val="18"/>
-                <w:szCs w:val="18"/>
-              </w:rPr>
-              <w:t>—</w:t>
-            </w:r>
-          </w:p>
-        </w:tc>
-        <w:tc>
-          <w:tcPr>
-            <w:tcW w:w="2000" w:type="dxa"/>
-            <w:tcBorders>
-              <w:top w:val="none" w:sz="0" w:space="0" w:color="FFFFFF"/>
-              <w:left w:val="none" w:sz="0" w:space="0" w:color="FFFFFF"/>
-              <w:bottom w:val="none" w:sz="0" w:space="0" w:color="FFFFFF"/>
-              <w:right w:val="none" w:sz="0" w:space="0" w:color="FFFFFF"/>
-            </w:tcBorders>
-            <w:tcMar>
-              <w:top w:w="80" w:type="dxa"/>
-              <w:left w:w="120" w:type="dxa"/>
-              <w:bottom w:w="80" w:type="dxa"/>
-              <w:right w:w="120" w:type="dxa"/>
-            </w:tcMar>
-          </w:tcPr>
-          <w:p>
-            <w:r>
-              <w:rPr>
-                <w:sz w:val="18"/>
-                <w:szCs w:val="18"/>
-              </w:rPr>
-              <w:t>—</w:t>
-            </w:r>
-          </w:p>
-        </w:tc>
-        <w:tc>
-          <w:tcPr>
-            <w:tcW w:w="1536" w:type="dxa"/>
-            <w:tcBorders>
-              <w:top w:val="none" w:sz="0" w:space="0" w:color="FFFFFF"/>
-              <w:left w:val="none" w:sz="0" w:space="0" w:color="FFFFFF"/>
-              <w:bottom w:val="none" w:sz="0" w:space="0" w:color="FFFFFF"/>
-              <w:right w:val="none" w:sz="0" w:space="0" w:color="FFFFFF"/>
-            </w:tcBorders>
-            <w:tcMar>
-              <w:top w:w="80" w:type="dxa"/>
-              <w:left w:w="120" w:type="dxa"/>
-              <w:bottom w:w="80" w:type="dxa"/>
-              <w:right w:w="120" w:type="dxa"/>
-            </w:tcMar>
-          </w:tcPr>
-          <w:p>
-            <w:r>
-              <w:rPr>
-                <w:sz w:val="18"/>
-                <w:szCs w:val="18"/>
-              </w:rPr>
-              <w:t>—</w:t>
-            </w:r>
-          </w:p>
-        </w:tc>
-        <w:tc>
-          <w:tcPr>
-            <w:tcW w:w="1536" w:type="dxa"/>
-            <w:tcBorders>
-              <w:top w:val="none" w:sz="0" w:space="0" w:color="FFFFFF"/>
-              <w:left w:val="none" w:sz="0" w:space="0" w:color="FFFFFF"/>
-              <w:bottom w:val="none" w:sz="0" w:space="0" w:color="FFFFFF"/>
-              <w:right w:val="none" w:sz="0" w:space="0" w:color="FFFFFF"/>
-            </w:tcBorders>
-            <w:tcMar>
-              <w:top w:w="80" w:type="dxa"/>
-              <w:left w:w="120" w:type="dxa"/>
-              <w:bottom w:w="80" w:type="dxa"/>
-              <w:right w:w="120" w:type="dxa"/>
-            </w:tcMar>
-          </w:tcPr>
-          <w:p>
-            <w:r>
-              <w:rPr>
-                <w:sz w:val="18"/>
-                <w:szCs w:val="18"/>
-              </w:rPr>
-              <w:t>—</w:t>
-            </w:r>
-          </w:p>
-        </w:tc>
-      </w:tr>
-      <w:tr>
-        <w:tc>
-          <w:tcPr>
-            <w:tcW w:w="2000" w:type="dxa"/>
-            <w:tcBorders>
-              <w:top w:val="none" w:sz="0" w:space="0" w:color="FFFFFF"/>
-              <w:left w:val="none" w:sz="0" w:space="0" w:color="FFFFFF"/>
-              <w:bottom w:val="none" w:sz="0" w:space="0" w:color="FFFFFF"/>
-              <w:right w:val="none" w:sz="0" w:space="0" w:color="FFFFFF"/>
-            </w:tcBorders>
-            <w:shd w:val="clear" w:color="auto" w:fill="F2F2F2"/>
-            <w:tcMar>
-              <w:top w:w="80" w:type="dxa"/>
-              <w:left w:w="120" w:type="dxa"/>
-              <w:bottom w:w="80" w:type="dxa"/>
-              <w:right w:w="120" w:type="dxa"/>
-            </w:tcMar>
-          </w:tcPr>
-          <w:p>
-            <w:r>
-              <w:rPr>
-                <w:sz w:val="18"/>
-                <w:szCs w:val="18"/>
-              </w:rPr>
-              <w:t>Parámetro 2</w:t>
-            </w:r>
-          </w:p>
-        </w:tc>
-        <w:tc>
-          <w:tcPr>
-            <w:tcW w:w="2000" w:type="dxa"/>
-            <w:tcBorders>
-              <w:top w:val="none" w:sz="0" w:space="0" w:color="FFFFFF"/>
-              <w:left w:val="none" w:sz="0" w:space="0" w:color="FFFFFF"/>
-              <w:bottom w:val="none" w:sz="0" w:space="0" w:color="FFFFFF"/>
-              <w:right w:val="none" w:sz="0" w:space="0" w:color="FFFFFF"/>
-            </w:tcBorders>
-            <w:shd w:val="clear" w:color="auto" w:fill="F2F2F2"/>
-            <w:tcMar>
-              <w:top w:w="80" w:type="dxa"/>
-              <w:left w:w="120" w:type="dxa"/>
-              <w:bottom w:w="80" w:type="dxa"/>
-              <w:right w:w="120" w:type="dxa"/>
-            </w:tcMar>
-          </w:tcPr>
-          <w:p>
-            <w:r>
-              <w:rPr>
-                <w:sz w:val="18"/>
-                <w:szCs w:val="18"/>
-              </w:rPr>
-              <w:t>—</w:t>
-            </w:r>
-          </w:p>
-        </w:tc>
-        <w:tc>
-          <w:tcPr>
-            <w:tcW w:w="2000" w:type="dxa"/>
-            <w:tcBorders>
-              <w:top w:val="none" w:sz="0" w:space="0" w:color="FFFFFF"/>
-              <w:left w:val="none" w:sz="0" w:space="0" w:color="FFFFFF"/>
-              <w:bottom w:val="none" w:sz="0" w:space="0" w:color="FFFFFF"/>
-              <w:right w:val="none" w:sz="0" w:space="0" w:color="FFFFFF"/>
-            </w:tcBorders>
-            <w:shd w:val="clear" w:color="auto" w:fill="F2F2F2"/>
-            <w:tcMar>
-              <w:top w:w="80" w:type="dxa"/>
-              <w:left w:w="120" w:type="dxa"/>
-              <w:bottom w:w="80" w:type="dxa"/>
-              <w:right w:w="120" w:type="dxa"/>
-            </w:tcMar>
-          </w:tcPr>
-          <w:p>
-            <w:r>
-              <w:rPr>
-                <w:sz w:val="18"/>
-                <w:szCs w:val="18"/>
-              </w:rPr>
-              <w:t>—</w:t>
-            </w:r>
-          </w:p>
-        </w:tc>
-        <w:tc>
-          <w:tcPr>
-            <w:tcW w:w="1536" w:type="dxa"/>
-            <w:tcBorders>
-              <w:top w:val="none" w:sz="0" w:space="0" w:color="FFFFFF"/>
-              <w:left w:val="none" w:sz="0" w:space="0" w:color="FFFFFF"/>
-              <w:bottom w:val="none" w:sz="0" w:space="0" w:color="FFFFFF"/>
-              <w:right w:val="none" w:sz="0" w:space="0" w:color="FFFFFF"/>
-            </w:tcBorders>
-            <w:shd w:val="clear" w:color="auto" w:fill="F2F2F2"/>
-            <w:tcMar>
-              <w:top w:w="80" w:type="dxa"/>
-              <w:left w:w="120" w:type="dxa"/>
-              <w:bottom w:w="80" w:type="dxa"/>
-              <w:right w:w="120" w:type="dxa"/>
-            </w:tcMar>
-          </w:tcPr>
-          <w:p>
-            <w:r>
-              <w:rPr>
-                <w:sz w:val="18"/>
-                <w:szCs w:val="18"/>
-              </w:rPr>
-              <w:t>—</w:t>
-            </w:r>
-          </w:p>
-        </w:tc>
-        <w:tc>
-          <w:tcPr>
-            <w:tcW w:w="1536" w:type="dxa"/>
-            <w:tcBorders>
-              <w:top w:val="none" w:sz="0" w:space="0" w:color="FFFFFF"/>
-              <w:left w:val="none" w:sz="0" w:space="0" w:color="FFFFFF"/>
-              <w:bottom w:val="none" w:sz="0" w:space="0" w:color="FFFFFF"/>
-              <w:right w:val="none" w:sz="0" w:space="0" w:color="FFFFFF"/>
-            </w:tcBorders>
-            <w:shd w:val="clear" w:color="auto" w:fill="F2F2F2"/>
-            <w:tcMar>
-              <w:top w:w="80" w:type="dxa"/>
-              <w:left w:w="120" w:type="dxa"/>
-              <w:bottom w:w="80" w:type="dxa"/>
-              <w:right w:w="120" w:type="dxa"/>
-            </w:tcMar>
-          </w:tcPr>
-          <w:p>
-            <w:r>
-              <w:rPr>
-                <w:sz w:val="18"/>
-                <w:szCs w:val="18"/>
-              </w:rPr>
-              <w:t>—</w:t>
-            </w:r>
-          </w:p>
-        </w:tc>
-      </w:tr>
-      <w:tr>
-        <w:tc>
-          <w:tcPr>
-            <w:tcW w:w="2000" w:type="dxa"/>
-            <w:tcBorders>
-              <w:top w:val="none" w:sz="0" w:space="0" w:color="FFFFFF"/>
-              <w:left w:val="none" w:sz="0" w:space="0" w:color="FFFFFF"/>
-              <w:bottom w:val="none" w:sz="0" w:space="0" w:color="FFFFFF"/>
-              <w:right w:val="none" w:sz="0" w:space="0" w:color="FFFFFF"/>
-            </w:tcBorders>
-            <w:tcMar>
-              <w:top w:w="80" w:type="dxa"/>
-              <w:left w:w="120" w:type="dxa"/>
-              <w:bottom w:w="80" w:type="dxa"/>
-              <w:right w:w="120" w:type="dxa"/>
-            </w:tcMar>
-          </w:tcPr>
-          <w:p>
-            <w:r>
-              <w:rPr>
-                <w:sz w:val="18"/>
-                <w:szCs w:val="18"/>
-              </w:rPr>
-              <w:t>Parámetro 3</w:t>
-            </w:r>
-          </w:p>
-        </w:tc>
-        <w:tc>
-          <w:tcPr>
-            <w:tcW w:w="2000" w:type="dxa"/>
-            <w:tcBorders>
-              <w:top w:val="none" w:sz="0" w:space="0" w:color="FFFFFF"/>
-              <w:left w:val="none" w:sz="0" w:space="0" w:color="FFFFFF"/>
-              <w:bottom w:val="none" w:sz="0" w:space="0" w:color="FFFFFF"/>
-              <w:right w:val="none" w:sz="0" w:space="0" w:color="FFFFFF"/>
-            </w:tcBorders>
-            <w:tcMar>
-              <w:top w:w="80" w:type="dxa"/>
-              <w:left w:w="120" w:type="dxa"/>
-              <w:bottom w:w="80" w:type="dxa"/>
-              <w:right w:w="120" w:type="dxa"/>
-            </w:tcMar>
-          </w:tcPr>
-          <w:p>
-            <w:r>
-              <w:rPr>
-                <w:sz w:val="18"/>
-                <w:szCs w:val="18"/>
-              </w:rPr>
-              <w:t>—</w:t>
-            </w:r>
-          </w:p>
-        </w:tc>
-        <w:tc>
-          <w:tcPr>
-            <w:tcW w:w="2000" w:type="dxa"/>
-            <w:tcBorders>
-              <w:top w:val="none" w:sz="0" w:space="0" w:color="FFFFFF"/>
-              <w:left w:val="none" w:sz="0" w:space="0" w:color="FFFFFF"/>
-              <w:bottom w:val="none" w:sz="0" w:space="0" w:color="FFFFFF"/>
-              <w:right w:val="none" w:sz="0" w:space="0" w:color="FFFFFF"/>
-            </w:tcBorders>
-            <w:tcMar>
-              <w:top w:w="80" w:type="dxa"/>
-              <w:left w:w="120" w:type="dxa"/>
-              <w:bottom w:w="80" w:type="dxa"/>
-              <w:right w:w="120" w:type="dxa"/>
-            </w:tcMar>
-          </w:tcPr>
-          <w:p>
-            <w:r>
-              <w:rPr>
-                <w:sz w:val="18"/>
-                <w:szCs w:val="18"/>
-              </w:rPr>
-              <w:t>—</w:t>
-            </w:r>
-          </w:p>
-        </w:tc>
-        <w:tc>
-          <w:tcPr>
-            <w:tcW w:w="1536" w:type="dxa"/>
-            <w:tcBorders>
-              <w:top w:val="none" w:sz="0" w:space="0" w:color="FFFFFF"/>
-              <w:left w:val="none" w:sz="0" w:space="0" w:color="FFFFFF"/>
-              <w:bottom w:val="none" w:sz="0" w:space="0" w:color="FFFFFF"/>
-              <w:right w:val="none" w:sz="0" w:space="0" w:color="FFFFFF"/>
-            </w:tcBorders>
-            <w:tcMar>
-              <w:top w:w="80" w:type="dxa"/>
-              <w:left w:w="120" w:type="dxa"/>
-              <w:bottom w:w="80" w:type="dxa"/>
-              <w:right w:w="120" w:type="dxa"/>
-            </w:tcMar>
-          </w:tcPr>
-          <w:p>
-            <w:r>
-              <w:rPr>
-                <w:sz w:val="18"/>
-                <w:szCs w:val="18"/>
-              </w:rPr>
-              <w:t>—</w:t>
-            </w:r>
-          </w:p>
-        </w:tc>
-        <w:tc>
-          <w:tcPr>
-            <w:tcW w:w="1536" w:type="dxa"/>
-            <w:tcBorders>
-              <w:top w:val="none" w:sz="0" w:space="0" w:color="FFFFFF"/>
-              <w:left w:val="none" w:sz="0" w:space="0" w:color="FFFFFF"/>
-              <w:bottom w:val="none" w:sz="0" w:space="0" w:color="FFFFFF"/>
-              <w:right w:val="none" w:sz="0" w:space="0" w:color="FFFFFF"/>
-            </w:tcBorders>
-            <w:tcMar>
-              <w:top w:w="80" w:type="dxa"/>
-              <w:left w:w="120" w:type="dxa"/>
-              <w:bottom w:w="80" w:type="dxa"/>
-              <w:right w:w="120" w:type="dxa"/>
-            </w:tcMar>
-          </w:tcPr>
-          <w:p>
-            <w:r>
-              <w:rPr>
-                <w:sz w:val="18"/>
-                <w:szCs w:val="18"/>
-              </w:rPr>
-              <w:t>—</w:t>
-            </w:r>
-          </w:p>
-        </w:tc>
-      </w:tr>
-    </w:tbl>
-    <w:p>
-      <w:pPr>
-        <w:spacing w:before="60" w:after="240"/>
-        <w:jc w:val="right"/>
-      </w:pPr>
-      <w:r>
-        <w:rPr>
-          <w:i/>
-          <w:iCs/>
-          <w:color w:val="808080"/>
-          <w:sz w:val="18"/>
-          <w:szCs w:val="18"/>
-        </w:rPr>
-        <w:t>Fuente: dossier base Plaza Mayor, documentacion recopilada y referencias donor de Guadalmar.</w:t>
-      </w:r>
-    </w:p>
-    <w:p>
-      <w:pPr>
-        <w:pStyle w:val="Ttulo3"/>
-      </w:pPr>
-      <w:bookmarkStart w:id="4" w:name="_Toc227163366"/>
-      <w:r>
-        <w:t xml:space="preserve">3.2. </w:t>
-      </w:r>
-      <w:r>
-        <w:t>Criterios de adaptacion</w:t>
-      </w:r>
-      <w:bookmarkEnd w:id="4"/>
-    </w:p>
-    <w:p>
-      <w:pPr>
-        <w:spacing w:after="120"/>
-      </w:pPr>
-      <w:r>
-        <w:t>La redaccion definitiva se adaptara al ambito de Plaza Mayor, sustituyendo referencias, superficies, mediciones, alineaciones, redes y soluciones por las que correspondan al nuevo proyecto.</w:t>
-      </w:r>
-    </w:p>
-    <w:p>
-      <w:pPr>
-        <w:pStyle w:val="Ttulo4"/>
-      </w:pPr>
-      <w:bookmarkStart w:id="5" w:name="_Toc227163367"/>
-      <w:r>
-        <w:t xml:space="preserve">3.2.1. </w:t>
-      </w:r>
-      <w:r>
-        <w:t>Trabajos pendientes</w:t>
-      </w:r>
-      <w:bookmarkEnd w:id="5"/>
-    </w:p>
-    <w:p>
-      <w:pPr>
-        <w:spacing w:after="120"/>
-      </w:pPr>
-      <w:r>
-        <w:t>Quedan pendientes la carga de mediciones reales, la revision tecnica especifica del ambito y la comprobacion cruzada con presupuesto, planos y trazabilidad.</w:t>
-      </w:r>
-    </w:p>
-    <w:p>
-      <w:pPr>
-        <w:spacing w:after="80"/>
-      </w:pPr>
-      <w:r>
-        <w:t>Los pasos del proceso son los siguientes:</w:t>
-      </w:r>
-    </w:p>
-    <w:p>
-      <w:pPr>
-        <w:pStyle w:val="Prrafodelista"/>
-        <w:numPr>
-          <w:ilvl w:val="0"/>
-          <w:numId w:val="3"/>
-        </w:numPr>
-        <w:spacing w:before="60" w:after="60"/>
-      </w:pPr>
-      <w:r>
-        <w:t>Inventariar la informacion especifica ya disponible del ambito Plaza Mayor.</w:t>
-      </w:r>
-    </w:p>
-    <w:p>
-      <w:pPr>
-        <w:pStyle w:val="Prrafodelista"/>
-        <w:numPr>
-          <w:ilvl w:val="0"/>
-          <w:numId w:val="3"/>
-        </w:numPr>
-        <w:spacing w:before="60" w:after="60"/>
-      </w:pPr>
-      <w:r>
-        <w:t>Sustituir referencias donor por datos, mediciones, nombres y soluciones propias del nuevo proyecto.</w:t>
-      </w:r>
-    </w:p>
-    <w:p>
-      <w:pPr>
-        <w:pStyle w:val="Prrafodelista"/>
-        <w:numPr>
-          <w:ilvl w:val="0"/>
-          <w:numId w:val="3"/>
-        </w:numPr>
-        <w:spacing w:before="60" w:after="60"/>
-      </w:pPr>
-      <w:r>
-        <w:t>Cerrar coherencia con presupuesto, planos, trazabilidad y memoria general.</w:t>
-      </w:r>
-    </w:p>
-    <w:p>
-      <w:pPr>
-        <w:spacing w:after="120"/>
-      </w:pPr>
-    </w:p>
-    <w:p>
-      <w:pPr>
-        <w:spacing w:before="240"/>
-        <w:jc w:val="center"/>
-      </w:pPr>
-      <w:r>
-        <w:t>Espacio reservado para grafico, plano o captura del soporte tecnico correspondiente.</w:t>
-      </w:r>
-    </w:p>
-    <w:p>
-      <w:pPr>
-        <w:spacing w:before="60" w:after="240"/>
-        <w:jc w:val="center"/>
-      </w:pPr>
-      <w:r>
-        <w:rPr>
-          <w:i/>
-          <w:iCs/>
-          <w:color w:val="808080"/>
-          <w:sz w:val="18"/>
-          <w:szCs w:val="18"/>
-        </w:rPr>
-        <w:t>Figura 1. Esquema o soporte tecnico del anejo. Fuente: documentacion del proyecto Plaza Mayor.</w:t>
-      </w:r>
-    </w:p>
-    <w:p>
-      <w:pPr>
-        <w:pStyle w:val="Ttulo2"/>
-      </w:pPr>
-      <w:bookmarkStart w:id="6" w:name="_Toc227163368"/>
-      <w:r>
-        <w:lastRenderedPageBreak/>
-        <w:t>4. JUSTIFICACIÓN / CÁLCULOS / DESARROLLO</w:t>
-      </w:r>
-      <w:bookmarkEnd w:id="6"/>
-    </w:p>
-    <w:p>
-      <w:pPr>
-        <w:spacing w:after="120"/>
-      </w:pPr>
-      <w:r>
-        <w:t>[Desarrollo del contenido técnico. Describir metodología, proceso de cálculo o análisis. Referenciar apéndices cuando el volumen lo requiera.]</w:t>
-      </w:r>
-    </w:p>
-    <w:p>
-      <w:pPr>
-        <w:pStyle w:val="Ttulo3"/>
-      </w:pPr>
-      <w:bookmarkStart w:id="7" w:name="_Toc227163369"/>
-      <w:r>
-        <w:t>4.1. [Primer subapartado de cálculo]</w:t>
-      </w:r>
-      <w:bookmarkEnd w:id="7"/>
-    </w:p>
-    <w:p>
-      <w:pPr>
-        <w:spacing w:after="120"/>
-      </w:pPr>
-      <w:r>
-        <w:t>[Planteamiento. Fórmulas y justificación de valores adoptados.]</w:t>
-      </w:r>
-    </w:p>
-    <w:p>
-      <w:pPr>
-        <w:pStyle w:val="Ttulo3"/>
-      </w:pPr>
-      <w:bookmarkStart w:id="8" w:name="_Toc227163370"/>
-      <w:r>
-        <w:t>4.2. [Segundo subapartado de cálculo]</w:t>
-      </w:r>
-      <w:bookmarkEnd w:id="8"/>
-    </w:p>
-    <w:p>
-      <w:pPr>
-        <w:spacing w:after="120"/>
-      </w:pPr>
-      <w:r>
-        <w:t>[Continuación del desarrollo. Tablas de resultados intermedios si procede.]</w:t>
-      </w:r>
-    </w:p>
-    <w:p>
-      <w:pPr>
-        <w:pStyle w:val="Ttulo2"/>
-      </w:pPr>
-      <w:bookmarkStart w:id="9" w:name="_Toc227163371"/>
-      <w:r>
-        <w:t>5. CONCLUSIONES</w:t>
-      </w:r>
-      <w:bookmarkEnd w:id="9"/>
-    </w:p>
-    <w:p>
-      <w:pPr>
-        <w:spacing w:after="80"/>
-      </w:pPr>
-      <w:r>
-        <w:t>A la vista de los análisis realizados, se extraen las siguientes conclusiones:</w:t>
-      </w:r>
-    </w:p>
-    <w:p>
-      <w:pPr>
-        <w:pStyle w:val="Prrafodelista"/>
-        <w:numPr>
-          <w:ilvl w:val="0"/>
-          <w:numId w:val="2"/>
-        </w:numPr>
-        <w:spacing w:before="60" w:after="60"/>
-      </w:pPr>
-      <w:r>
-        <w:t>[Conclusión 1. Resultado principal.]</w:t>
-      </w:r>
-    </w:p>
-    <w:p>
-      <w:pPr>
-        <w:pStyle w:val="Prrafodelista"/>
-        <w:numPr>
-          <w:ilvl w:val="0"/>
-          <w:numId w:val="2"/>
-        </w:numPr>
-        <w:spacing w:before="60" w:after="60"/>
-      </w:pPr>
-      <w:r>
-        <w:t>[Conclusión 2.]</w:t>
-      </w:r>
-    </w:p>
-    <w:p>
-      <w:pPr>
-        <w:pStyle w:val="Prrafodelista"/>
-        <w:numPr>
-          <w:ilvl w:val="0"/>
-          <w:numId w:val="2"/>
-        </w:numPr>
-        <w:spacing w:before="60" w:after="60"/>
-      </w:pPr>
-      <w:r>
-        <w:t>[Conclusión 3.]</w:t>
-      </w:r>
-    </w:p>
-    <w:p>
-      <w:pPr>
-        <w:spacing w:after="120"/>
-      </w:pPr>
-    </w:p>
-    <w:p>
-      <w:pPr>
-        <w:spacing w:after="240"/>
-      </w:pPr>
-      <w:r>
-        <w:t>Los resultados obtenidos son conformes con la normativa de aplicación y se consideran adecuados para los fines del proyecto.</w:t>
-      </w:r>
-    </w:p>
-    <w:p>
-      <w:r>
-        <w:br w:type="page"/>
-      </w:r>
-    </w:p>
-    <w:p>
-      <w:pPr>
-        <w:spacing w:before="480" w:after="120"/>
-        <w:jc w:val="center"/>
-      </w:pPr>
-      <w:r>
-        <w:rPr>
-          <w:b/>
-          <w:bCs/>
-          <w:color w:val="366092"/>
-          <w:sz w:val="24"/>
-          <w:szCs w:val="24"/>
-        </w:rPr>
-        <w:lastRenderedPageBreak/>
-        <w:t>APÉNDICE I</w:t>
-      </w:r>
-    </w:p>
-    <w:p>
-      <w:pPr>
-        <w:spacing w:after="480"/>
-        <w:jc w:val="center"/>
-      </w:pPr>
-      <w:r>
-        <w:rPr>
-          <w:b/>
-          <w:bCs/>
-          <w:sz w:val="22"/>
-          <w:szCs w:val="22"/>
-        </w:rPr>
-        <w:t>[TÍTULO DEL APÉNDICE]</w:t>
-      </w:r>
-    </w:p>
-    <w:p>
-      <w:r>
-        <w:t>[Contenido del apéndice: tablas extensas, planos, fichas, cálculos auxiliares, etc.]</w:t>
-      </w:r>
     </w:p>
     <w:sectPr>
       <w:headerReference w:type="default" r:id="rId10"/>
@@ -3067,7 +1511,7 @@
               <v:stroke joinstyle="miter"/>
               <v:path gradientshapeok="t" o:connecttype="rect"/>
             </v:shapetype>
-            <v:shape id="_x0000_s1031" type="#_x0000_t202" style="position:absolute;left:0;text-align:left;margin-left:319.55pt;margin-top:797.85pt;width:135pt;height:27pt;z-index:251661312;visibility:visible;mso-wrap-style:square;mso-width-percent:0;mso-height-percent:0;mso-wrap-distance-left:9pt;mso-wrap-distance-top:0;mso-wrap-distance-right:9pt;mso-wrap-distance-bottom:0;mso-position-horizontal:absolute;mso-position-horizontal-relative:page;mso-position-vertical:absolute;mso-position-vertical-relative:page;mso-width-percent:0;mso-height-percent:0;mso-width-relative:margin;mso-height-relative:margin;v-text-anchor:top" o:gfxdata="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" filled="f" stroked="f">
+            <v:shape id="_x0000_s1032" type="#_x0000_t202" style="position:absolute;left:0;text-align:left;margin-left:319.55pt;margin-top:797.85pt;width:135pt;height:27pt;z-index:251661312;visibility:visible;mso-wrap-style:square;mso-width-percent:0;mso-height-percent:0;mso-wrap-distance-left:9pt;mso-wrap-distance-top:0;mso-wrap-distance-right:9pt;mso-wrap-distance-bottom:0;mso-position-horizontal:absolute;mso-position-horizontal-relative:page;mso-position-vertical:absolute;mso-position-vertical-relative:page;mso-width-percent:0;mso-height-percent:0;mso-width-relative:margin;mso-height-relative:margin;v-text-anchor:top" o:gfxdata="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" filled="f" stroked="f">
               <v:textbox>
                 <w:txbxContent>
                   <w:p>
@@ -3225,7 +1669,7 @@
         </mc:Choice>
         <mc:Fallback>
           <w:pict>
-            <v:shape w14:anchorId="003E73B6" id="_x0000_s1032" type="#_x0000_t202" style="position:absolute;left:0;text-align:left;margin-left:112.55pt;margin-top:797.85pt;width:63pt;height:27pt;z-index:251651072;visibility:visible;mso-wrap-style:square;mso-width-percent:0;mso-height-percent:0;mso-wrap-distance-left:9pt;mso-wrap-distance-top:0;mso-wrap-distance-right:9pt;mso-wrap-distance-bottom:0;mso-position-horizontal:absolute;mso-position-horizontal-relative:page;mso-position-vertical:absolute;mso-position-vertical-relative:page;mso-width-percent:0;mso-height-percent:0;mso-width-relative:margin;mso-height-relative:margin;v-text-anchor:top" o:gfxdata="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" filled="f" stroked="f">
+            <v:shape w14:anchorId="003E73B6" id="_x0000_s1033" type="#_x0000_t202" style="position:absolute;left:0;text-align:left;margin-left:112.55pt;margin-top:797.85pt;width:63pt;height:27pt;z-index:251651072;visibility:visible;mso-wrap-style:square;mso-width-percent:0;mso-height-percent:0;mso-wrap-distance-left:9pt;mso-wrap-distance-top:0;mso-wrap-distance-right:9pt;mso-wrap-distance-bottom:0;mso-position-horizontal:absolute;mso-position-horizontal-relative:page;mso-position-vertical:absolute;mso-position-vertical-relative:page;mso-width-percent:0;mso-height-percent:0;mso-width-relative:margin;mso-height-relative:margin;v-text-anchor:top" o:gfxdata="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" filled="f" stroked="f">
               <v:textbox>
                 <w:txbxContent>
                   <w:p>
@@ -3385,7 +1829,7 @@
         </mc:Choice>
         <mc:Fallback>
           <w:pict>
-            <v:shape w14:anchorId="00F01480" id="_x0000_s1033" type="#_x0000_t202" style="position:absolute;left:0;text-align:left;margin-left:211.55pt;margin-top:797.85pt;width:108pt;height:27pt;z-index:251657216;visibility:visible;mso-wrap-style:square;mso-width-percent:0;mso-height-percent:0;mso-wrap-distance-left:9pt;mso-wrap-distance-top:0;mso-wrap-distance-right:9pt;mso-wrap-distance-bottom:0;mso-position-horizontal:absolute;mso-position-horizontal-relative:page;mso-position-vertical:absolute;mso-position-vertical-relative:page;mso-width-percent:0;mso-height-percent:0;mso-width-relative:margin;mso-height-relative:margin;v-text-anchor:top" o:gfxdata="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" filled="f" stroked="f">
+            <v:shape w14:anchorId="00F01480" id="_x0000_s1034" type="#_x0000_t202" style="position:absolute;left:0;text-align:left;margin-left:211.55pt;margin-top:797.85pt;width:108pt;height:27pt;z-index:251657216;visibility:visible;mso-wrap-style:square;mso-width-percent:0;mso-height-percent:0;mso-wrap-distance-left:9pt;mso-wrap-distance-top:0;mso-wrap-distance-right:9pt;mso-wrap-distance-bottom:0;mso-position-horizontal:absolute;mso-position-horizontal-relative:page;mso-position-vertical:absolute;mso-position-vertical-relative:page;mso-width-percent:0;mso-height-percent:0;mso-width-relative:margin;mso-height-relative:margin;v-text-anchor:top" o:gfxdata="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" filled="f" stroked="f">
               <v:textbox>
                 <w:txbxContent>
                   <w:p>
@@ -3724,7 +2168,7 @@
         </mc:Choice>
         <mc:Fallback>
           <w:pict>
-            <v:shape w14:anchorId="60968E5B" id="_x0000_s1034" type="#_x0000_t202" style="position:absolute;left:0;text-align:left;margin-left:463.85pt;margin-top:800.15pt;width:82.45pt;height:24.7pt;z-index:251665408;visibility:visible;mso-wrap-style:square;mso-width-percent:0;mso-height-percent:0;mso-wrap-distance-left:9pt;mso-wrap-distance-top:0;mso-wrap-distance-right:9pt;mso-wrap-distance-bottom:0;mso-position-horizontal:absolute;mso-position-horizontal-relative:page;mso-position-vertical:absolute;mso-position-vertical-relative:page;mso-width-percent:0;mso-height-percent:0;mso-width-relative:margin;mso-height-relative:margin;v-text-anchor:middle" o:gfxdata="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" filled="f" stroked="f">
+            <v:shape w14:anchorId="60968E5B" id="_x0000_s1035" type="#_x0000_t202" style="position:absolute;left:0;text-align:left;margin-left:463.85pt;margin-top:800.15pt;width:82.45pt;height:24.7pt;z-index:251665408;visibility:visible;mso-wrap-style:square;mso-width-percent:0;mso-height-percent:0;mso-wrap-distance-left:9pt;mso-wrap-distance-top:0;mso-wrap-distance-right:9pt;mso-wrap-distance-bottom:0;mso-position-horizontal:absolute;mso-position-horizontal-relative:page;mso-position-vertical:absolute;mso-position-vertical-relative:page;mso-width-percent:0;mso-height-percent:0;mso-width-relative:margin;mso-height-relative:margin;v-text-anchor:middle" o:gfxdata="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" filled="f" stroked="f">
               <v:textbox>
                 <w:txbxContent>
                   <w:p>
@@ -4101,7 +2545,7 @@
                               <w:sz w:val="12"/>
                               <w:szCs w:val="12"/>
                             </w:rPr>
-                            <w:t>PROYECTO ORDINARIO DE URBANIZACIÓN DE</w:t>
+                            <w:t xml:space="preserve">PROYECTO DE URBANIZACIÓN</w:t>
                           </w:r>
                         </w:p>
                         <w:p>
@@ -4119,16 +2563,14 @@
                               <w:sz w:val="12"/>
                               <w:szCs w:val="12"/>
                             </w:rPr>
-                            <w:t>MEJORA DE CARRETERA DE GUADALMAR</w:t>
+                            <w:t xml:space="preserve">Proyecto de urbanización - Ampliación Plaza Mayor</w:t>
                           </w:r>
                         </w:p>
                         <w:p>
                           <w:pPr>
                             <w:jc w:val="left"/>
                             <w:rPr>
-                              <w:bCs/>
-                              <w:caps/>
-                              <w:color w:val="auto"/>
+                              <w:color w:val="0F4761" w:themeColor="accent1" w:themeShade="BF"/>
                               <w:sz w:val="12"/>
                               <w:szCs w:val="12"/>
                             </w:rPr>
@@ -4141,7 +2583,7 @@
                               <w:sz w:val="12"/>
                               <w:szCs w:val="12"/>
                             </w:rPr>
-                            <w:t>DEL PGOU DE MÁLAGA</w:t>
+                            <w:t xml:space="preserve">DEL PGOU DE Málaga</w:t>
                           </w:r>
                         </w:p>
                         <w:p>
@@ -4173,7 +2615,7 @@
                               <w:sz w:val="12"/>
                               <w:szCs w:val="12"/>
                             </w:rPr>
-                            <w:t>[NOMBRE DEL DOCX]</w:t>
+                            <w:t xml:space="preserve">ANEJO 1. REPORTAJE FOTOGRÁFICO</w:t>
                           </w:r>
                         </w:p>
                         <w:p>
@@ -4237,7 +2679,7 @@
                         <w:sz w:val="12"/>
                         <w:szCs w:val="12"/>
                       </w:rPr>
-                      <w:t>PROYECTO ORDINARIO DE URBANIZACIÓN DE</w:t>
+                      <w:t xml:space="preserve">PROYECTO DE URBANIZACIÓN</w:t>
                     </w:r>
                   </w:p>
                   <w:p>
@@ -4255,16 +2697,14 @@
                         <w:sz w:val="12"/>
                         <w:szCs w:val="12"/>
                       </w:rPr>
-                      <w:t>MEJORA DE CARRETERA DE GUADALMAR</w:t>
+                      <w:t xml:space="preserve">Proyecto de urbanización - Ampliación Plaza Mayor</w:t>
                     </w:r>
                   </w:p>
                   <w:p>
                     <w:pPr>
                       <w:jc w:val="left"/>
                       <w:rPr>
-                        <w:bCs/>
-                        <w:caps/>
-                        <w:color w:val="auto"/>
+                        <w:color w:val="0F4761" w:themeColor="accent1" w:themeShade="BF"/>
                         <w:sz w:val="12"/>
                         <w:szCs w:val="12"/>
                       </w:rPr>
@@ -4277,7 +2717,7 @@
                         <w:sz w:val="12"/>
                         <w:szCs w:val="12"/>
                       </w:rPr>
-                      <w:t>DEL PGOU DE MÁLAGA</w:t>
+                      <w:t xml:space="preserve">DEL PGOU DE Málaga</w:t>
                     </w:r>
                   </w:p>
                   <w:p>
@@ -4309,7 +2749,7 @@
                         <w:sz w:val="12"/>
                         <w:szCs w:val="12"/>
                       </w:rPr>
-                      <w:t>[NOMBRE DEL DOCX]</w:t>
+                      <w:t xml:space="preserve">ANEJO 1. REPORTAJE FOTOGRÁFICO</w:t>
                     </w:r>
                   </w:p>
                   <w:p>
@@ -4412,13 +2852,312 @@
     </w:pPr>
     <w:r>
       <w:rPr>
-        <w:noProof/>
+        <w:color w:val="366092"/>
+        <w:sz w:val="12"/>
+        <w:szCs w:val="12"/>
       </w:rPr>
+      <w:br/>
+    </w:r>
+    <w:r>
+      <mc:AlternateContent>
+        <mc:Choice Requires="wps">
+          <w:drawing>
+            <wp:anchor distT="45720" distB="45720" distL="114300" distR="114300" simplePos="0" relativeHeight="251669504" behindDoc="1" locked="0" layoutInCell="1" allowOverlap="1" wp14:anchorId="18CDF65E" wp14:editId="30713A0F">
+              <wp:simplePos x="0" y="0"/>
+              <wp:positionH relativeFrom="column">
+                <wp:posOffset>3752215</wp:posOffset>
+              </wp:positionH>
+              <wp:positionV relativeFrom="paragraph">
+                <wp:posOffset>635</wp:posOffset>
+              </wp:positionV>
+              <wp:extent cx="2223770" cy="711200"/>
+              <wp:effectExtent l="0" t="0" r="5080" b="0"/>
+              <wp:wrapNone/>
+              <wp:docPr id="1098401556" name="Cuadro de texto 12"/>
+              <wp:cNvGraphicFramePr>
+                <a:graphicFrameLocks xmlns:a="http://schemas.openxmlformats.org/drawingml/2006/main"/>
+              </wp:cNvGraphicFramePr>
+              <a:graphic xmlns:a="http://schemas.openxmlformats.org/drawingml/2006/main">
+                <a:graphicData uri="http://schemas.microsoft.com/office/word/2010/wordprocessingShape">
+                  <wps:wsp>
+                    <wps:cNvSpPr txBox="1">
+                      <a:spLocks noChangeArrowheads="1"/>
+                    </wps:cNvSpPr>
+                    <wps:spPr bwMode="auto">
+                      <a:xfrm>
+                        <a:off x="0" y="0"/>
+                        <a:ext cx="2223770" cy="711200"/>
+                      </a:xfrm>
+                      <a:prstGeom prst="rect">
+                        <a:avLst/>
+                      </a:prstGeom>
+                      <a:solidFill>
+                        <a:srgbClr val="FFFFFF"/>
+                      </a:solidFill>
+                      <a:ln w="9525">
+                        <a:noFill/>
+                        <a:miter lim="800000"/>
+                        <a:headEnd/>
+                        <a:tailEnd/>
+                      </a:ln>
+                    </wps:spPr>
+                    <wps:txbx>
+                      <w:txbxContent>
+                        <w:p>
+                          <w:pPr>
+                            <w:jc w:val="left"/>
+                            <w:rPr>
+                              <w:color w:val="0F4761" w:themeColor="accent1" w:themeShade="BF"/>
+                              <w:sz w:val="12"/>
+                              <w:szCs w:val="12"/>
+                            </w:rPr>
+                          </w:pPr>
+                          <w:r>
+                            <w:rPr>
+                              <w:color w:val="0F4761" w:themeColor="accent1" w:themeShade="BF"/>
+                              <w:sz w:val="12"/>
+                              <w:szCs w:val="12"/>
+                            </w:rPr>
+                            <w:t xml:space="preserve">PROYECTO DE URBANIZACIÓN</w:t>
+                          </w:r>
+                        </w:p>
+                        <w:p>
+                          <w:pPr>
+                            <w:jc w:val="left"/>
+                            <w:rPr>
+                              <w:color w:val="0F4761" w:themeColor="accent1" w:themeShade="BF"/>
+                              <w:sz w:val="12"/>
+                              <w:szCs w:val="12"/>
+                            </w:rPr>
+                          </w:pPr>
+                          <w:r>
+                            <w:rPr>
+                              <w:color w:val="0F4761" w:themeColor="accent1" w:themeShade="BF"/>
+                              <w:sz w:val="12"/>
+                              <w:szCs w:val="12"/>
+                            </w:rPr>
+                            <w:t xml:space="preserve">Proyecto de urbanización - Ampliación Plaza Mayor</w:t>
+                          </w:r>
+                        </w:p>
+                        <w:p>
+                          <w:pPr>
+                            <w:jc w:val="left"/>
+                            <w:rPr>
+                              <w:color w:val="0F4761" w:themeColor="accent1" w:themeShade="BF"/>
+                              <w:sz w:val="12"/>
+                              <w:szCs w:val="12"/>
+                            </w:rPr>
+                          </w:pPr>
+                          <w:r>
+                            <w:rPr>
+                              <w:b/>
+                              <w:bCs/>
+                              <w:caps/>
+                              <w:sz w:val="12"/>
+                              <w:szCs w:val="12"/>
+                            </w:rPr>
+                            <w:t xml:space="preserve">DEL PGOU DE Málaga</w:t>
+                          </w:r>
+                        </w:p>
+                        <w:p>
+                          <w:pPr>
+                            <w:jc w:val="left"/>
+                            <w:rPr>
+                              <w:b/>
+                              <w:bCs/>
+                              <w:caps/>
+                              <w:sz w:val="12"/>
+                              <w:szCs w:val="12"/>
+                            </w:rPr>
+                          </w:pPr>
+                        </w:p>
+                        <w:p>
+                          <w:pPr>
+                            <w:jc w:val="left"/>
+                            <w:rPr>
+                              <w:b/>
+                              <w:caps/>
+                              <w:color w:val="80340D" w:themeColor="accent2" w:themeShade="80"/>
+                              <w:sz w:val="12"/>
+                              <w:szCs w:val="12"/>
+                            </w:rPr>
+                          </w:pPr>
+                          <w:r>
+                            <w:rPr>
+                              <w:color w:val="80340D" w:themeColor="accent2" w:themeShade="80"/>
+                              <w:sz w:val="12"/>
+                              <w:szCs w:val="12"/>
+                            </w:rPr>
+                            <w:t xml:space="preserve">ANEJO 1. REPORTAJE FOTOGRÁFICO</w:t>
+                          </w:r>
+                        </w:p>
+                        <w:p>
+                          <w:pPr>
+                            <w:jc w:val="left"/>
+                            <w:rPr>
+                              <w:bCs/>
+                              <w:color w:val="auto"/>
+                              <w:sz w:val="14"/>
+                              <w:szCs w:val="14"/>
+                            </w:rPr>
+                          </w:pPr>
+                        </w:p>
+                        <w:p>
+                          <w:pPr>
+                            <w:rPr>
+                              <w:rFonts w:asciiTheme="minorHAnsi" w:hAnsiTheme="minorHAnsi"/>
+                              <w:sz w:val="22"/>
+                              <w:szCs w:val="22"/>
+                            </w:rPr>
+                          </w:pPr>
+                        </w:p>
+                      </w:txbxContent>
+                    </wps:txbx>
+                    <wps:bodyPr rot="0" vertOverflow="clip" horzOverflow="clip" vert="horz" wrap="square" lIns="91440" tIns="45720" rIns="91440" bIns="45720" anchor="t" anchorCtr="0">
+                      <a:noAutofit/>
+                    </wps:bodyPr>
+                  </wps:wsp>
+                </a:graphicData>
+              </a:graphic>
+              <wp14:sizeRelH relativeFrom="margin">
+                <wp14:pctWidth>0</wp14:pctWidth>
+              </wp14:sizeRelH>
+              <wp14:sizeRelV relativeFrom="margin">
+                <wp14:pctHeight>0</wp14:pctHeight>
+              </wp14:sizeRelV>
+            </wp:anchor>
+          </w:drawing>
+        </mc:Choice>
+        <mc:Fallback>
+          <w:pict>
+            <v:shapetype w14:anchorId="18CDF65E" id="_x0000_t202" coordsize="21600,21600" o:spt="202" path="m,l,21600r21600,l21600,xe">
+              <v:stroke joinstyle="miter"/>
+              <v:path gradientshapeok="t" o:connecttype="rect"/>
+            </v:shapetype>
+            <v:shape id="_x0000_s1031" type="#_x0000_t202" style="position:absolute;left:0;text-align:left;margin-left:295.45pt;margin-top:.05pt;width:175.1pt;height:56pt;z-index:-251646976;visibility:visible;mso-wrap-style:square;mso-width-percent:0;mso-height-percent:0;mso-wrap-distance-left:9pt;mso-wrap-distance-top:3.6pt;mso-wrap-distance-right:9pt;mso-wrap-distance-bottom:3.6pt;mso-position-horizontal:absolute;mso-position-horizontal-relative:text;mso-position-vertical:absolute;mso-position-vertical-relative:text;mso-width-percent:0;mso-height-percent:0;mso-width-relative:margin;mso-height-relative:margin;v-text-anchor:top" o:gfxdata="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" stroked="f">
+              <v:textbox>
+                <w:txbxContent>
+                  <w:p>
+                    <w:pPr>
+                      <w:jc w:val="left"/>
+                      <w:rPr>
+                        <w:color w:val="0F4761" w:themeColor="accent1" w:themeShade="BF"/>
+                        <w:sz w:val="12"/>
+                        <w:szCs w:val="12"/>
+                      </w:rPr>
+                    </w:pPr>
+                    <w:r>
+                      <w:rPr>
+                        <w:color w:val="0F4761" w:themeColor="accent1" w:themeShade="BF"/>
+                        <w:sz w:val="12"/>
+                        <w:szCs w:val="12"/>
+                      </w:rPr>
+                      <w:t xml:space="preserve">PROYECTO DE URBANIZACIÓN</w:t>
+                    </w:r>
+                  </w:p>
+                  <w:p>
+                    <w:pPr>
+                      <w:jc w:val="left"/>
+                      <w:rPr>
+                        <w:color w:val="0F4761" w:themeColor="accent1" w:themeShade="BF"/>
+                        <w:sz w:val="12"/>
+                        <w:szCs w:val="12"/>
+                      </w:rPr>
+                    </w:pPr>
+                    <w:r>
+                      <w:rPr>
+                        <w:color w:val="0F4761" w:themeColor="accent1" w:themeShade="BF"/>
+                        <w:sz w:val="12"/>
+                        <w:szCs w:val="12"/>
+                      </w:rPr>
+                      <w:t xml:space="preserve">Proyecto de urbanización - Ampliación Plaza Mayor</w:t>
+                    </w:r>
+                  </w:p>
+                  <w:p>
+                    <w:pPr>
+                      <w:jc w:val="left"/>
+                      <w:rPr>
+                        <w:color w:val="0F4761" w:themeColor="accent1" w:themeShade="BF"/>
+                        <w:sz w:val="12"/>
+                        <w:szCs w:val="12"/>
+                      </w:rPr>
+                    </w:pPr>
+                    <w:r>
+                      <w:rPr>
+                        <w:b/>
+                        <w:bCs/>
+                        <w:caps/>
+                        <w:sz w:val="12"/>
+                        <w:szCs w:val="12"/>
+                      </w:rPr>
+                      <w:t xml:space="preserve">DEL PGOU DE Málaga</w:t>
+                    </w:r>
+                  </w:p>
+                  <w:p>
+                    <w:pPr>
+                      <w:jc w:val="left"/>
+                      <w:rPr>
+                        <w:b/>
+                        <w:bCs/>
+                        <w:caps/>
+                        <w:sz w:val="12"/>
+                        <w:szCs w:val="12"/>
+                      </w:rPr>
+                    </w:pPr>
+                  </w:p>
+                  <w:p>
+                    <w:pPr>
+                      <w:jc w:val="left"/>
+                      <w:rPr>
+                        <w:b/>
+                        <w:caps/>
+                        <w:color w:val="80340D" w:themeColor="accent2" w:themeShade="80"/>
+                        <w:sz w:val="12"/>
+                        <w:szCs w:val="12"/>
+                      </w:rPr>
+                    </w:pPr>
+                    <w:r>
+                      <w:rPr>
+                        <w:color w:val="80340D" w:themeColor="accent2" w:themeShade="80"/>
+                        <w:sz w:val="12"/>
+                        <w:szCs w:val="12"/>
+                      </w:rPr>
+                      <w:t xml:space="preserve">ANEJO 1. REPORTAJE FOTOGRÁFICO</w:t>
+                    </w:r>
+                  </w:p>
+                  <w:p>
+                    <w:pPr>
+                      <w:jc w:val="left"/>
+                      <w:rPr>
+                        <w:bCs/>
+                        <w:color w:val="auto"/>
+                        <w:sz w:val="14"/>
+                        <w:szCs w:val="14"/>
+                      </w:rPr>
+                    </w:pPr>
+                  </w:p>
+                  <w:p>
+                    <w:pPr>
+                      <w:rPr>
+                        <w:rFonts w:asciiTheme="minorHAnsi" w:hAnsiTheme="minorHAnsi"/>
+                        <w:sz w:val="22"/>
+                        <w:szCs w:val="22"/>
+                      </w:rPr>
+                    </w:pPr>
+                  </w:p>
+                </w:txbxContent>
+              </v:textbox>
+            </v:shape>
+          </w:pict>
+        </mc:Fallback>
+      </mc:AlternateContent>
+    </w:r>
+    <w:r>
       <w:drawing>
-        <wp:inline distT="0" distB="0" distL="0" distR="0" wp14:anchorId="536F9C80" wp14:editId="7BD3C0A0">
-          <wp:extent cx="1085850" cy="476250"/>
+        <wp:inline distT="0" distB="0" distL="0" distR="0" wp14:anchorId="02CD16FD" wp14:editId="10F78A9B">
+          <wp:extent cx="1619250" cy="704850"/>
           <wp:effectExtent l="0" t="0" r="0" b="0"/>
-          <wp:docPr id="89669393" name="LogoEDP" descr="Logotipo EDP" title="Logo EDP"/>
+          <wp:docPr id="390843045" name="Imagen 11" descr="Macintosh HD:Users:Fani:Documents:CLIENTES:edp:marca edp hoja.jpg"/>
           <wp:cNvGraphicFramePr>
             <a:graphicFrameLocks xmlns:a="http://schemas.openxmlformats.org/drawingml/2006/main" noChangeAspect="1"/>
           </wp:cNvGraphicFramePr>
@@ -4426,13 +3165,19 @@
             <a:graphicData uri="http://schemas.openxmlformats.org/drawingml/2006/picture">
               <pic:pic xmlns:pic="http://schemas.openxmlformats.org/drawingml/2006/picture">
                 <pic:nvPicPr>
-                  <pic:cNvPr id="0" name=""/>
+                  <pic:cNvPr id="0" name="Imagen 1867514726" descr="Macintosh HD:Users:Fani:Documents:CLIENTES:edp:marca edp hoja.jpg"/>
                   <pic:cNvPicPr>
                     <a:picLocks noChangeAspect="1" noChangeArrowheads="1"/>
                   </pic:cNvPicPr>
                 </pic:nvPicPr>
                 <pic:blipFill>
-                  <a:blip r:embed="rId1"/>
+                  <a:blip r:embed="rId1">
+                    <a:extLst>
+                      <a:ext uri="{28A0092B-C50C-407E-A947-70E740481C1C}">
+                        <a14:useLocalDpi xmlns:a14="http://schemas.microsoft.com/office/drawing/2010/main" val="0"/>
+                      </a:ext>
+                    </a:extLst>
+                  </a:blip>
                   <a:srcRect/>
                   <a:stretch>
                     <a:fillRect/>
@@ -4441,11 +3186,15 @@
                 <pic:spPr bwMode="auto">
                   <a:xfrm>
                     <a:off x="0" y="0"/>
-                    <a:ext cx="1085850" cy="476250"/>
+                    <a:ext cx="1619250" cy="704850"/>
                   </a:xfrm>
                   <a:prstGeom prst="rect">
                     <a:avLst/>
                   </a:prstGeom>
+                  <a:noFill/>
+                  <a:ln>
+                    <a:noFill/>
+                  </a:ln>
                 </pic:spPr>
               </pic:pic>
             </a:graphicData>
@@ -4453,31 +3202,13 @@
         </wp:inline>
       </w:drawing>
     </w:r>
-    <w:r>
-      <w:rPr>
-        <w:color w:val="366092"/>
-        <w:sz w:val="12"/>
-        <w:szCs w:val="12"/>
-      </w:rPr>
-      <w:tab/>
-      <w:t>535.2.2 – MEJORA CARRETERA GUADALMAR – POU 2026</w:t>
-    </w:r>
-    <w:r>
-      <w:rPr>
-        <w:color w:val="366092"/>
-        <w:sz w:val="12"/>
-        <w:szCs w:val="12"/>
-      </w:rPr>
-      <w:br/>
-      <w:t>Anejo n.º XX.– [TÍTULO DEL ANEJO]</w:t>
-    </w:r>
   </w:p>
   <w:p>
     <w:pPr>
-      <w:pBdr>
-        <w:bottom w:val="single" w:sz="6" w:space="1" w:color="366092"/>
-      </w:pBdr>
-      <w:spacing w:before="40"/>
+      <w:tabs>
+        <w:tab w:val="right" w:pos="8647"/>
+      </w:tabs>
+      <w:ind w:right="-397"/>
     </w:pPr>
   </w:p>
 </w:hdr>

--- a/DOCS - ANEJOS/1.- Reportaje Fotografico/Anexo 1 - Reportaje Fotografico.docx
+++ b/DOCS - ANEJOS/1.- Reportaje Fotografico/Anexo 1 - Reportaje Fotografico.docx
@@ -3,7 +3,7 @@
 <w:document xmlns:wpc="http://schemas.microsoft.com/office/word/2010/wordprocessingCanvas" xmlns:cx="http://schemas.microsoft.com/office/drawing/2014/chartex" xmlns:cx1="http://schemas.microsoft.com/office/drawing/2015/9/8/chartex" xmlns:cx2="http://schemas.microsoft.com/office/drawing/2015/10/21/chartex" xmlns:cx3="http://schemas.microsoft.com/office/drawing/2016/5/9/chartex" xmlns:cx4="http://schemas.microsoft.com/office/drawing/2016/5/10/chartex" xmlns:cx5="http://schemas.microsoft.com/office/drawing/2016/5/11/chartex" xmlns:cx6="http://schemas.microsoft.com/office/drawing/2016/5/12/chartex" xmlns:cx7="http://schemas.microsoft.com/office/drawing/2016/5/13/chartex" xmlns:cx8="http://schemas.microsoft.com/office/drawing/2016/5/14/chartex" xmlns:mc="http://schemas.openxmlformats.org/markup-compatibility/2006" xmlns:aink="http://schemas.microsoft.com/office/drawing/2016/ink" xmlns:am3d="http://schemas.microsoft.com/office/drawing/2017/model3d" xmlns:o="urn:schemas-microsoft-com:office:office" xmlns:oel="http://schemas.microsoft.com/office/2019/extlst" xmlns:r="http://schemas.openxmlformats.org/officeDocument/2006/relationships" xmlns:m="http://schemas.openxmlformats.org/officeDocument/2006/math" xmlns:v="urn:schemas-microsoft-com:vml" xmlns:wp14="http://schemas.microsoft.com/office/word/2010/wordprocessingDrawing" xmlns:wp="http://schemas.openxmlformats.org/drawingml/2006/wordprocessingDrawing" xmlns:w10="urn:schemas-microsoft-com:office:word" xmlns:w="http://schemas.openxmlformats.org/wordprocessingml/2006/main" xmlns:w14="http://schemas.microsoft.com/office/word/2010/wordml" xmlns:w15="http://schemas.microsoft.com/office/word/2012/wordml" xmlns:w16cex="http://schemas.microsoft.com/office/word/2018/wordml/cex" xmlns:w16cid="http://schemas.microsoft.com/office/word/2016/wordml/cid" xmlns:w16="http://schemas.microsoft.com/office/word/2018/wordml" xmlns:w16du="http://schemas.microsoft.com/office/word/2023/wordml/word16du" xmlns:w16sdtdh="http://schemas.microsoft.com/office/word/2020/wordml/sdtdatahash" xmlns:w16sdtfl="http://schemas.microsoft.com/office/word/2024/wordml/sdtformatlock" xmlns:w16se="http://schemas.microsoft.com/office/word/2015/wordml/symex" xmlns:wpg="http://schemas.microsoft.com/office/word/2010/wordprocessingGroup" xmlns:wpi="http://schemas.microsoft.com/office/word/2010/wordprocessingInk" xmlns:wne="http://schemas.microsoft.com/office/word/2006/wordml" xmlns:wps="http://schemas.microsoft.com/office/word/2010/wordprocessingShape" mc:Ignorable="w14 w15 w16se w16cid w16 w16cex w16sdtdh w16sdtfl w16du wp14">
   <w:body>
     <w:p>
-      <w:pPr>
+      <w:pPr xmlns:w="http://schemas.openxmlformats.org/wordprocessingml/2006/main">
         <w:pBdr>
           <w:bottom w:val="single" w:sz="12" w:space="4" w:color="366092"/>
         </w:pBdr>
@@ -33,7 +33,7 @@
       </w:pPr>
     </w:p>
     <w:p>
-      <w:pPr>
+      <w:pPr xmlns:w="http://schemas.openxmlformats.org/wordprocessingml/2006/main">
         <w:pBdr>
           <w:top w:val="single" w:sz="4" w:space="1" w:color="auto"/>
           <w:left w:val="single" w:sz="4" w:space="4" w:color="auto"/>
@@ -56,7 +56,7 @@
       </w:r>
     </w:p>
     <w:p>
-      <w:pPr>
+      <w:pPr xmlns:w="http://schemas.openxmlformats.org/wordprocessingml/2006/main">
         <w:pBdr>
           <w:top w:val="single" w:sz="4" w:space="1" w:color="auto"/>
           <w:left w:val="single" w:sz="4" w:space="4" w:color="auto"/>
@@ -82,7 +82,7 @@
       </w:r>
     </w:p>
     <w:p>
-      <w:pPr>
+      <w:pPr xmlns:w="http://schemas.openxmlformats.org/wordprocessingml/2006/main">
         <w:spacing w:before="240" w:after="60"/>
         <w:jc w:val="center"/>
       </w:pPr>
@@ -95,7 +95,7 @@
       </w:r>
     </w:p>
     <w:p>
-      <w:pPr>
+      <w:pPr xmlns:w="http://schemas.openxmlformats.org/wordprocessingml/2006/main">
         <w:spacing w:after="120"/>
         <w:jc w:val="center"/>
       </w:pPr>
@@ -268,7 +268,7 @@
       </w:pPr>
     </w:p>
     <w:p xmlns:w14="http://schemas.microsoft.com/office/word/2010/wordml" xmlns:w="http://schemas.openxmlformats.org/wordprocessingml/2006/main">
-      <w:pPr>
+      <w:pPr xmlns:w="http://schemas.openxmlformats.org/wordprocessingml/2006/main">
         <w:pBdr>
           <w:top w:val="single" w:sz="4" w:space="1" w:color="auto"/>
           <w:left w:val="single" w:sz="4" w:space="4" w:color="auto"/>
@@ -291,7 +291,7 @@
       </w:r>
     </w:p>
     <w:p xmlns:w14="http://schemas.microsoft.com/office/word/2010/wordml" xmlns:w="http://schemas.openxmlformats.org/wordprocessingml/2006/main">
-      <w:pPr>
+      <w:pPr xmlns:w="http://schemas.openxmlformats.org/wordprocessingml/2006/main">
         <w:pBdr>
           <w:top w:val="single" w:sz="4" w:space="1" w:color="auto"/>
           <w:left w:val="single" w:sz="4" w:space="4" w:color="auto"/>
@@ -317,7 +317,7 @@
       </w:r>
     </w:p>
     <w:p xmlns:w14="http://schemas.microsoft.com/office/word/2010/wordml" xmlns:w="http://schemas.openxmlformats.org/wordprocessingml/2006/main">
-      <w:pPr>
+      <w:pPr xmlns:w="http://schemas.openxmlformats.org/wordprocessingml/2006/main">
         <w:spacing w:before="240" w:after="60"/>
         <w:jc w:val="center"/>
       </w:pPr>
@@ -332,6 +332,8 @@
     <w:p>
       <w:pPr>
         <w:pStyle w:val="Ttulo2"/>
+        <w:spacing w:before="220" w:after="120" w:lineRule="auto"/>
+        <w:keepNext/>
       </w:pPr>
       <w:bookmarkStart w:id="0" w:name="_TocPM000001"/>
       <w:r>
@@ -341,15 +343,17 @@
     </w:p>
     <w:p xmlns:w14="http://schemas.microsoft.com/office/word/2010/wordml" xmlns:w="http://schemas.openxmlformats.org/wordprocessingml/2006/main">
       <w:pPr>
-        <w:spacing w:after="120"/>
+        <w:spacing w:after="0" w:before="0" w:line="288" w:lineRule="auto"/>
       </w:pPr>
       <w:r>
-        <w:t xml:space="preserve">El presente anejo tiene por objeto ordenar el reportaje fotográfico del Proyecto de Urbanización - Ampliación Plaza Mayor, identificando la documentación gráfica de partida disponible y fijando un marco profesional para su posterior desarrollo. En esta fase inicial se incorpora únicamente la estructura documental base del anejo, quedando pendiente la carga del material fotográfico específico del ámbito.</w:t>
+        <w:t>El presente anejo tiene por objeto ordenar el reportaje fotográfico del Proyecto de Urbanización - Ampliación Plaza Mayor, identificando la documentación gráfica de partida disponible y fijando un marco profesional para su posterior desarrollo.</w:t>
       </w:r>
     </w:p>
     <w:p>
       <w:pPr>
         <w:pStyle w:val="Ttulo2"/>
+        <w:spacing w:before="220" w:after="120" w:lineRule="auto"/>
+        <w:keepNext/>
       </w:pPr>
       <w:bookmarkStart w:id="1" w:name="_TocPM000002"/>
       <w:r>
@@ -389,2009 +393,2009 @@
 </file>
 
 <file path=word/footer1.xml><?xml version="1.0" encoding="utf-8"?>
-<w:ftr xmlns:wpc="http://schemas.microsoft.com/office/word/2010/wordprocessingCanvas" xmlns:cx="http://schemas.microsoft.com/office/drawing/2014/chartex" xmlns:cx1="http://schemas.microsoft.com/office/drawing/2015/9/8/chartex" xmlns:cx2="http://schemas.microsoft.com/office/drawing/2015/10/21/chartex" xmlns:cx3="http://schemas.microsoft.com/office/drawing/2016/5/9/chartex" xmlns:cx4="http://schemas.microsoft.com/office/drawing/2016/5/10/chartex" xmlns:cx5="http://schemas.microsoft.com/office/drawing/2016/5/11/chartex" xmlns:cx6="http://schemas.microsoft.com/office/drawing/2016/5/12/chartex" xmlns:cx7="http://schemas.microsoft.com/office/drawing/2016/5/13/chartex" xmlns:cx8="http://schemas.microsoft.com/office/drawing/2016/5/14/chartex" xmlns:mc="http://schemas.openxmlformats.org/markup-compatibility/2006" xmlns:aink="http://schemas.microsoft.com/office/drawing/2016/ink" xmlns:am3d="http://schemas.microsoft.com/office/drawing/2017/model3d" xmlns:o="urn:schemas-microsoft-com:office:office" xmlns:oel="http://schemas.microsoft.com/office/2019/extlst" xmlns:r="http://schemas.openxmlformats.org/officeDocument/2006/relationships" xmlns:m="http://schemas.openxmlformats.org/officeDocument/2006/math" xmlns:v="urn:schemas-microsoft-com:vml" xmlns:wp14="http://schemas.microsoft.com/office/word/2010/wordprocessingDrawing" xmlns:wp="http://schemas.openxmlformats.org/drawingml/2006/wordprocessingDrawing" xmlns:w10="urn:schemas-microsoft-com:office:word" xmlns:w="http://schemas.openxmlformats.org/wordprocessingml/2006/main" xmlns:w14="http://schemas.microsoft.com/office/word/2010/wordml" xmlns:w15="http://schemas.microsoft.com/office/word/2012/wordml" xmlns:w16cex="http://schemas.microsoft.com/office/word/2018/wordml/cex" xmlns:w16cid="http://schemas.microsoft.com/office/word/2016/wordml/cid" xmlns:w16="http://schemas.microsoft.com/office/word/2018/wordml" xmlns:w16du="http://schemas.microsoft.com/office/word/2023/wordml/word16du" xmlns:w16sdtdh="http://schemas.microsoft.com/office/word/2020/wordml/sdtdatahash" xmlns:w16sdtfl="http://schemas.microsoft.com/office/word/2024/wordml/sdtformatlock" xmlns:w16se="http://schemas.microsoft.com/office/word/2015/wordml/symex" xmlns:wpg="http://schemas.microsoft.com/office/word/2010/wordprocessingGroup" xmlns:wpi="http://schemas.microsoft.com/office/word/2010/wordprocessingInk" xmlns:wne="http://schemas.microsoft.com/office/word/2006/wordml" xmlns:wps="http://schemas.microsoft.com/office/word/2010/wordprocessingShape" mc:Ignorable="w14 w15 w16se w16cid w16 w16cex w16sdtdh w16sdtfl w16du wp14">
-  <w:p>
-    <w:r>
-      <w:rPr>
-        <w:noProof/>
-      </w:rPr>
-      <mc:AlternateContent>
-        <mc:Choice Requires="wps">
-          <w:drawing>
-            <wp:anchor distT="0" distB="0" distL="114300" distR="114300" simplePos="0" relativeHeight="251660288" behindDoc="0" locked="0" layoutInCell="1" allowOverlap="1" wp14:anchorId="32FBE6F8" wp14:editId="03361862">
-              <wp:simplePos x="0" y="0"/>
-              <wp:positionH relativeFrom="page">
-                <wp:posOffset>4058285</wp:posOffset>
-              </wp:positionH>
-              <wp:positionV relativeFrom="page">
-                <wp:posOffset>10132695</wp:posOffset>
-              </wp:positionV>
-              <wp:extent cx="1714500" cy="342900"/>
-              <wp:effectExtent l="0" t="0" r="0" b="0"/>
-              <wp:wrapThrough wrapText="bothSides">
-                <wp:wrapPolygon edited="0">
-                  <wp:start x="480" y="0"/>
-                  <wp:lineTo x="480" y="20400"/>
-                  <wp:lineTo x="20880" y="20400"/>
-                  <wp:lineTo x="20880" y="0"/>
-                  <wp:lineTo x="480" y="0"/>
-                </wp:wrapPolygon>
-              </wp:wrapThrough>
-              <wp:docPr id="2" name="Text Box 10"/>
-              <wp:cNvGraphicFramePr>
-                <a:graphicFrameLocks xmlns:a="http://schemas.openxmlformats.org/drawingml/2006/main"/>
-              </wp:cNvGraphicFramePr>
-              <a:graphic xmlns:a="http://schemas.openxmlformats.org/drawingml/2006/main">
-                <a:graphicData uri="http://schemas.microsoft.com/office/word/2010/wordprocessingShape">
-                  <wps:wsp>
-                    <wps:cNvSpPr txBox="1">
-                      <a:spLocks/>
-                    </wps:cNvSpPr>
-                    <wps:spPr>
-                      <a:xfrm>
-                        <a:off x="0" y="0"/>
-                        <a:ext cx="1714500" cy="342900"/>
-                      </a:xfrm>
-                      <a:prstGeom prst="rect">
-                        <a:avLst/>
-                      </a:prstGeom>
-                      <a:noFill/>
-                      <a:ln>
-                        <a:noFill/>
-                      </a:ln>
-                      <a:effectLst/>
-                      <a:extLst>
-                        <a:ext uri="{C572A759-6A51-4108-AA02-DFA0A04FC94B}">
-                          <ma14:wrappingTextBoxFlag xmlns:ma14="http://schemas.microsoft.com/office/mac/drawingml/2011/main" xmlns:w="http://schemas.openxmlformats.org/wordprocessingml/2006/main" xmlns:w10="urn:schemas-microsoft-com:office:word" xmlns:v="urn:schemas-microsoft-com:vml" xmlns:o="urn:schemas-microsoft-com:office:office" xmlns:mv="urn:schemas-microsoft-com:mac:vml" xmlns:mo="http://schemas.microsoft.com/office/mac/office/2008/main" xmlns=""/>
-                        </a:ext>
-                      </a:extLst>
-                    </wps:spPr>
-                    <wps:txbx>
-                      <w:txbxContent>
-                        <w:p>
-                          <w:pPr>
-                            <w:rPr>
-                              <w:sz w:val="14"/>
-                              <w:szCs w:val="14"/>
-                              <w:lang w:val="es-ES_tradnl"/>
-                            </w:rPr>
-                          </w:pPr>
-                          <w:r>
-                            <w:rPr>
-                              <w:sz w:val="14"/>
-                              <w:szCs w:val="14"/>
-                              <w:lang w:val="es-ES_tradnl"/>
-                            </w:rPr>
-                            <w:t>Avda. de la Aurora, 55, entreplanta</w:t>
-                          </w:r>
-                        </w:p>
-                        <w:p>
-                          <w:pPr>
-                            <w:rPr>
-                              <w:sz w:val="14"/>
-                              <w:szCs w:val="14"/>
-                              <w:lang w:val="es-ES_tradnl"/>
-                            </w:rPr>
-                          </w:pPr>
-                          <w:r>
-                            <w:rPr>
-                              <w:sz w:val="14"/>
-                              <w:szCs w:val="14"/>
-                              <w:lang w:val="es-ES_tradnl"/>
-                            </w:rPr>
-                            <w:t>29006 Málaga (España)</w:t>
-                          </w:r>
-                        </w:p>
-                      </w:txbxContent>
-                    </wps:txbx>
-                    <wps:bodyPr rot="0" spcFirstLastPara="0" vertOverflow="overflow" horzOverflow="overflow" vert="horz" wrap="square" lIns="91440" tIns="45720" rIns="91440" bIns="45720" numCol="1" spcCol="0" rtlCol="0" fromWordArt="0" anchor="t" anchorCtr="0" forceAA="0" compatLnSpc="1">
-                      <a:prstTxWarp prst="textNoShape">
-                        <a:avLst/>
-                      </a:prstTxWarp>
-                      <a:noAutofit/>
-                    </wps:bodyPr>
-                  </wps:wsp>
-                </a:graphicData>
-              </a:graphic>
-              <wp14:sizeRelH relativeFrom="margin">
-                <wp14:pctWidth>0</wp14:pctWidth>
-              </wp14:sizeRelH>
-              <wp14:sizeRelV relativeFrom="margin">
-                <wp14:pctHeight>0</wp14:pctHeight>
-              </wp14:sizeRelV>
-            </wp:anchor>
-          </w:drawing>
-        </mc:Choice>
-        <mc:Fallback>
-          <w:pict>
-            <v:shapetype w14:anchorId="32FBE6F8" id="_x0000_t202" coordsize="21600,21600" o:spt="202" path="m,l,21600r21600,l21600,xe">
-              <v:stroke joinstyle="miter"/>
-              <v:path gradientshapeok="t" o:connecttype="rect"/>
-            </v:shapetype>
-            <v:shape id="Text Box 10" o:spid="_x0000_s1027" type="#_x0000_t202" style="position:absolute;left:0;text-align:left;margin-left:319.55pt;margin-top:797.85pt;width:135pt;height:27pt;z-index:251660288;visibility:visible;mso-wrap-style:square;mso-width-percent:0;mso-height-percent:0;mso-wrap-distance-left:9pt;mso-wrap-distance-top:0;mso-wrap-distance-right:9pt;mso-wrap-distance-bottom:0;mso-position-horizontal:absolute;mso-position-horizontal-relative:page;mso-position-vertical:absolute;mso-position-vertical-relative:page;mso-width-percent:0;mso-height-percent:0;mso-width-relative:margin;mso-height-relative:margin;v-text-anchor:top" o:gfxdata="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" filled="f" stroked="f">
-              <v:textbox>
-                <w:txbxContent>
-                  <w:p>
-                    <w:pPr>
-                      <w:rPr>
-                        <w:sz w:val="14"/>
-                        <w:szCs w:val="14"/>
-                        <w:lang w:val="es-ES_tradnl"/>
-                      </w:rPr>
-                    </w:pPr>
-                    <w:r>
-                      <w:rPr>
-                        <w:sz w:val="14"/>
-                        <w:szCs w:val="14"/>
-                        <w:lang w:val="es-ES_tradnl"/>
-                      </w:rPr>
-                      <w:t>Avda. de la Aurora, 55, entreplanta</w:t>
-                    </w:r>
-                  </w:p>
-                  <w:p>
-                    <w:pPr>
-                      <w:rPr>
-                        <w:sz w:val="14"/>
-                        <w:szCs w:val="14"/>
-                        <w:lang w:val="es-ES_tradnl"/>
-                      </w:rPr>
-                    </w:pPr>
-                    <w:r>
-                      <w:rPr>
-                        <w:sz w:val="14"/>
-                        <w:szCs w:val="14"/>
-                        <w:lang w:val="es-ES_tradnl"/>
-                      </w:rPr>
-                      <w:t>29006 Málaga (España)</w:t>
-                    </w:r>
-                  </w:p>
-                </w:txbxContent>
-              </v:textbox>
-              <w10:wrap type="through" anchorx="page" anchory="page"/>
-            </v:shape>
-          </w:pict>
-        </mc:Fallback>
-      </mc:AlternateContent>
-    </w:r>
-    <w:r>
-      <w:rPr>
-        <w:noProof/>
-      </w:rPr>
-      <mc:AlternateContent>
-        <mc:Choice Requires="wps">
-          <w:drawing>
-            <wp:anchor distT="0" distB="0" distL="114300" distR="114300" simplePos="0" relativeHeight="251650048" behindDoc="0" locked="0" layoutInCell="1" allowOverlap="1" wp14:anchorId="003E73B6" wp14:editId="76E9C323">
-              <wp:simplePos x="0" y="0"/>
-              <wp:positionH relativeFrom="page">
-                <wp:posOffset>1429385</wp:posOffset>
-              </wp:positionH>
-              <wp:positionV relativeFrom="page">
-                <wp:posOffset>10132695</wp:posOffset>
-              </wp:positionV>
-              <wp:extent cx="800100" cy="342900"/>
-              <wp:effectExtent l="0" t="0" r="0" b="0"/>
-              <wp:wrapThrough wrapText="bothSides">
-                <wp:wrapPolygon edited="0">
-                  <wp:start x="1029" y="0"/>
-                  <wp:lineTo x="1029" y="20400"/>
-                  <wp:lineTo x="20057" y="20400"/>
-                  <wp:lineTo x="20057" y="0"/>
-                  <wp:lineTo x="1029" y="0"/>
-                </wp:wrapPolygon>
-              </wp:wrapThrough>
-              <wp:docPr id="3" name="Text Box 10"/>
-              <wp:cNvGraphicFramePr>
-                <a:graphicFrameLocks xmlns:a="http://schemas.openxmlformats.org/drawingml/2006/main"/>
-              </wp:cNvGraphicFramePr>
-              <a:graphic xmlns:a="http://schemas.openxmlformats.org/drawingml/2006/main">
-                <a:graphicData uri="http://schemas.microsoft.com/office/word/2010/wordprocessingShape">
-                  <wps:wsp>
-                    <wps:cNvSpPr txBox="1">
-                      <a:spLocks/>
-                    </wps:cNvSpPr>
-                    <wps:spPr>
-                      <a:xfrm>
-                        <a:off x="0" y="0"/>
-                        <a:ext cx="800100" cy="342900"/>
-                      </a:xfrm>
-                      <a:prstGeom prst="rect">
-                        <a:avLst/>
-                      </a:prstGeom>
-                      <a:noFill/>
-                      <a:ln>
-                        <a:noFill/>
-                      </a:ln>
-                      <a:effectLst/>
-                      <a:extLst>
-                        <a:ext uri="{C572A759-6A51-4108-AA02-DFA0A04FC94B}">
-                          <ma14:wrappingTextBoxFlag xmlns:ma14="http://schemas.microsoft.com/office/mac/drawingml/2011/main" xmlns:w="http://schemas.openxmlformats.org/wordprocessingml/2006/main" xmlns:w10="urn:schemas-microsoft-com:office:word" xmlns:v="urn:schemas-microsoft-com:vml" xmlns:o="urn:schemas-microsoft-com:office:office" xmlns:mv="urn:schemas-microsoft-com:mac:vml" xmlns:mo="http://schemas.microsoft.com/office/mac/office/2008/main" xmlns=""/>
-                        </a:ext>
-                      </a:extLst>
-                    </wps:spPr>
-                    <wps:txbx>
-                      <w:txbxContent>
-                        <w:p>
-                          <w:pPr>
-                            <w:rPr>
-                              <w:sz w:val="14"/>
-                              <w:szCs w:val="12"/>
-                              <w:lang w:val="es-ES_tradnl"/>
-                            </w:rPr>
-                          </w:pPr>
-                          <w:r>
-                            <w:rPr>
-                              <w:sz w:val="14"/>
-                              <w:szCs w:val="12"/>
-                              <w:lang w:val="es-ES_tradnl"/>
-                            </w:rPr>
-                            <w:t>952 04 10 47</w:t>
-                          </w:r>
-                        </w:p>
-                        <w:p>
-                          <w:pPr>
-                            <w:rPr>
-                              <w:sz w:val="14"/>
-                              <w:szCs w:val="14"/>
-                              <w:lang w:val="es-ES_tradnl"/>
-                            </w:rPr>
-                          </w:pPr>
-                          <w:r>
-                            <w:rPr>
-                              <w:sz w:val="14"/>
-                              <w:szCs w:val="14"/>
-                              <w:lang w:val="es-ES_tradnl"/>
-                            </w:rPr>
-                            <w:t>952 34 41 00</w:t>
-                          </w:r>
-                        </w:p>
-                      </w:txbxContent>
-                    </wps:txbx>
-                    <wps:bodyPr rot="0" spcFirstLastPara="0" vertOverflow="overflow" horzOverflow="overflow" vert="horz" wrap="square" lIns="91440" tIns="45720" rIns="91440" bIns="45720" numCol="1" spcCol="0" rtlCol="0" fromWordArt="0" anchor="t" anchorCtr="0" forceAA="0" compatLnSpc="1">
-                      <a:prstTxWarp prst="textNoShape">
-                        <a:avLst/>
-                      </a:prstTxWarp>
-                      <a:noAutofit/>
-                    </wps:bodyPr>
-                  </wps:wsp>
-                </a:graphicData>
-              </a:graphic>
-              <wp14:sizeRelH relativeFrom="margin">
-                <wp14:pctWidth>0</wp14:pctWidth>
-              </wp14:sizeRelH>
-              <wp14:sizeRelV relativeFrom="margin">
-                <wp14:pctHeight>0</wp14:pctHeight>
-              </wp14:sizeRelV>
-            </wp:anchor>
-          </w:drawing>
-        </mc:Choice>
-        <mc:Fallback>
-          <w:pict>
-            <v:shape w14:anchorId="003E73B6" id="_x0000_s1028" type="#_x0000_t202" style="position:absolute;left:0;text-align:left;margin-left:112.55pt;margin-top:797.85pt;width:63pt;height:27pt;z-index:251650048;visibility:visible;mso-wrap-style:square;mso-width-percent:0;mso-height-percent:0;mso-wrap-distance-left:9pt;mso-wrap-distance-top:0;mso-wrap-distance-right:9pt;mso-wrap-distance-bottom:0;mso-position-horizontal:absolute;mso-position-horizontal-relative:page;mso-position-vertical:absolute;mso-position-vertical-relative:page;mso-width-percent:0;mso-height-percent:0;mso-width-relative:margin;mso-height-relative:margin;v-text-anchor:top" o:gfxdata="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" filled="f" stroked="f">
-              <v:textbox>
-                <w:txbxContent>
-                  <w:p>
-                    <w:pPr>
-                      <w:rPr>
-                        <w:sz w:val="14"/>
-                        <w:szCs w:val="12"/>
-                        <w:lang w:val="es-ES_tradnl"/>
-                      </w:rPr>
-                    </w:pPr>
-                    <w:r>
-                      <w:rPr>
-                        <w:sz w:val="14"/>
-                        <w:szCs w:val="12"/>
-                        <w:lang w:val="es-ES_tradnl"/>
-                      </w:rPr>
-                      <w:t>952 04 10 47</w:t>
-                    </w:r>
-                  </w:p>
-                  <w:p>
-                    <w:pPr>
-                      <w:rPr>
-                        <w:sz w:val="14"/>
-                        <w:szCs w:val="14"/>
-                        <w:lang w:val="es-ES_tradnl"/>
-                      </w:rPr>
-                    </w:pPr>
-                    <w:r>
-                      <w:rPr>
-                        <w:sz w:val="14"/>
-                        <w:szCs w:val="14"/>
-                        <w:lang w:val="es-ES_tradnl"/>
-                      </w:rPr>
-                      <w:t>952 34 41 00</w:t>
-                    </w:r>
-                  </w:p>
-                </w:txbxContent>
-              </v:textbox>
-              <w10:wrap type="through" anchorx="page" anchory="page"/>
-            </v:shape>
-          </w:pict>
-        </mc:Fallback>
-      </mc:AlternateContent>
-    </w:r>
-    <w:r>
-      <w:rPr>
-        <w:noProof/>
-      </w:rPr>
-      <mc:AlternateContent>
-        <mc:Choice Requires="wps">
-          <w:drawing>
-            <wp:anchor distT="0" distB="0" distL="114300" distR="114300" simplePos="0" relativeHeight="251656192" behindDoc="0" locked="0" layoutInCell="1" allowOverlap="1" wp14:anchorId="00F01480" wp14:editId="154F1AE4">
-              <wp:simplePos x="0" y="0"/>
-              <wp:positionH relativeFrom="page">
-                <wp:posOffset>2686685</wp:posOffset>
-              </wp:positionH>
-              <wp:positionV relativeFrom="page">
-                <wp:posOffset>10132695</wp:posOffset>
-              </wp:positionV>
-              <wp:extent cx="1371600" cy="342900"/>
-              <wp:effectExtent l="0" t="0" r="0" b="0"/>
-              <wp:wrapThrough wrapText="bothSides">
-                <wp:wrapPolygon edited="0">
-                  <wp:start x="600" y="0"/>
-                  <wp:lineTo x="600" y="20400"/>
-                  <wp:lineTo x="20700" y="20400"/>
-                  <wp:lineTo x="20700" y="0"/>
-                  <wp:lineTo x="600" y="0"/>
-                </wp:wrapPolygon>
-              </wp:wrapThrough>
-              <wp:docPr id="23" name="Text Box 10"/>
-              <wp:cNvGraphicFramePr>
-                <a:graphicFrameLocks xmlns:a="http://schemas.openxmlformats.org/drawingml/2006/main"/>
-              </wp:cNvGraphicFramePr>
-              <a:graphic xmlns:a="http://schemas.openxmlformats.org/drawingml/2006/main">
-                <a:graphicData uri="http://schemas.microsoft.com/office/word/2010/wordprocessingShape">
-                  <wps:wsp>
-                    <wps:cNvSpPr txBox="1">
-                      <a:spLocks/>
-                    </wps:cNvSpPr>
-                    <wps:spPr>
-                      <a:xfrm>
-                        <a:off x="0" y="0"/>
-                        <a:ext cx="1371600" cy="342900"/>
-                      </a:xfrm>
-                      <a:prstGeom prst="rect">
-                        <a:avLst/>
-                      </a:prstGeom>
-                      <a:noFill/>
-                      <a:ln>
-                        <a:noFill/>
-                      </a:ln>
-                      <a:effectLst/>
-                      <a:extLst>
-                        <a:ext uri="{C572A759-6A51-4108-AA02-DFA0A04FC94B}">
-                          <ma14:wrappingTextBoxFlag xmlns:ma14="http://schemas.microsoft.com/office/mac/drawingml/2011/main" xmlns:w="http://schemas.openxmlformats.org/wordprocessingml/2006/main" xmlns:w10="urn:schemas-microsoft-com:office:word" xmlns:v="urn:schemas-microsoft-com:vml" xmlns:o="urn:schemas-microsoft-com:office:office" xmlns:mv="urn:schemas-microsoft-com:mac:vml" xmlns:mo="http://schemas.microsoft.com/office/mac/office/2008/main" xmlns=""/>
-                        </a:ext>
-                      </a:extLst>
-                    </wps:spPr>
-                    <wps:txbx>
-                      <w:txbxContent>
-                        <w:p>
-                          <w:pPr>
-                            <w:rPr>
-                              <w:sz w:val="14"/>
-                              <w:szCs w:val="14"/>
-                              <w:lang w:val="es-ES_tradnl"/>
-                            </w:rPr>
-                          </w:pPr>
-                          <w:r>
-                            <w:rPr>
-                              <w:sz w:val="14"/>
-                              <w:szCs w:val="14"/>
-                              <w:lang w:val="es-ES_tradnl"/>
-                            </w:rPr>
-                            <w:t>edp@edp-sl.com</w:t>
-                          </w:r>
-                        </w:p>
-                        <w:p>
-                          <w:pPr>
-                            <w:rPr>
-                              <w:color w:val="0070C0"/>
-                              <w:sz w:val="14"/>
-                              <w:szCs w:val="14"/>
-                              <w:lang w:val="es-ES_tradnl"/>
-                            </w:rPr>
-                          </w:pPr>
-                          <w:r>
-                            <w:rPr>
-                              <w:color w:val="0070C0"/>
-                              <w:sz w:val="14"/>
-                              <w:szCs w:val="14"/>
-                              <w:lang w:val="es-ES_tradnl"/>
-                            </w:rPr>
-                            <w:t>www.edp-sl.com</w:t>
-                          </w:r>
-                        </w:p>
-                      </w:txbxContent>
-                    </wps:txbx>
-                    <wps:bodyPr rot="0" spcFirstLastPara="0" vertOverflow="overflow" horzOverflow="overflow" vert="horz" wrap="square" lIns="91440" tIns="45720" rIns="91440" bIns="45720" numCol="1" spcCol="0" rtlCol="0" fromWordArt="0" anchor="t" anchorCtr="0" forceAA="0" compatLnSpc="1">
-                      <a:prstTxWarp prst="textNoShape">
-                        <a:avLst/>
-                      </a:prstTxWarp>
-                      <a:noAutofit/>
-                    </wps:bodyPr>
-                  </wps:wsp>
-                </a:graphicData>
-              </a:graphic>
-              <wp14:sizeRelH relativeFrom="margin">
-                <wp14:pctWidth>0</wp14:pctWidth>
-              </wp14:sizeRelH>
-              <wp14:sizeRelV relativeFrom="margin">
-                <wp14:pctHeight>0</wp14:pctHeight>
-              </wp14:sizeRelV>
-            </wp:anchor>
-          </w:drawing>
-        </mc:Choice>
-        <mc:Fallback>
-          <w:pict>
-            <v:shape w14:anchorId="00F01480" id="_x0000_s1029" type="#_x0000_t202" style="position:absolute;left:0;text-align:left;margin-left:211.55pt;margin-top:797.85pt;width:108pt;height:27pt;z-index:251656192;visibility:visible;mso-wrap-style:square;mso-width-percent:0;mso-height-percent:0;mso-wrap-distance-left:9pt;mso-wrap-distance-top:0;mso-wrap-distance-right:9pt;mso-wrap-distance-bottom:0;mso-position-horizontal:absolute;mso-position-horizontal-relative:page;mso-position-vertical:absolute;mso-position-vertical-relative:page;mso-width-percent:0;mso-height-percent:0;mso-width-relative:margin;mso-height-relative:margin;v-text-anchor:top" o:gfxdata="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" filled="f" stroked="f">
-              <v:textbox>
-                <w:txbxContent>
-                  <w:p>
-                    <w:pPr>
-                      <w:rPr>
-                        <w:sz w:val="14"/>
-                        <w:szCs w:val="14"/>
-                        <w:lang w:val="es-ES_tradnl"/>
-                      </w:rPr>
-                    </w:pPr>
-                    <w:r>
-                      <w:rPr>
-                        <w:sz w:val="14"/>
-                        <w:szCs w:val="14"/>
-                        <w:lang w:val="es-ES_tradnl"/>
-                      </w:rPr>
-                      <w:t>edp@edp-sl.com</w:t>
-                    </w:r>
-                  </w:p>
-                  <w:p>
-                    <w:pPr>
-                      <w:rPr>
-                        <w:color w:val="0070C0"/>
-                        <w:sz w:val="14"/>
-                        <w:szCs w:val="14"/>
-                        <w:lang w:val="es-ES_tradnl"/>
-                      </w:rPr>
-                    </w:pPr>
-                    <w:r>
-                      <w:rPr>
-                        <w:color w:val="0070C0"/>
-                        <w:sz w:val="14"/>
-                        <w:szCs w:val="14"/>
-                        <w:lang w:val="es-ES_tradnl"/>
-                      </w:rPr>
-                      <w:t>www.edp-sl.com</w:t>
-                    </w:r>
-                  </w:p>
-                </w:txbxContent>
-              </v:textbox>
-              <w10:wrap type="through" anchorx="page" anchory="page"/>
-            </v:shape>
-          </w:pict>
-        </mc:Fallback>
-      </mc:AlternateContent>
-    </w:r>
-    <w:r>
-      <w:rPr>
-        <w:noProof/>
-      </w:rPr>
-      <mc:AlternateContent>
-        <mc:Choice Requires="wps">
-          <w:drawing>
-            <wp:anchor distT="0" distB="0" distL="114300" distR="114300" simplePos="0" relativeHeight="251662336" behindDoc="0" locked="0" layoutInCell="1" allowOverlap="1" wp14:anchorId="16C74CA3" wp14:editId="76D3C3D8">
-              <wp:simplePos x="0" y="0"/>
-              <wp:positionH relativeFrom="column">
-                <wp:posOffset>2971800</wp:posOffset>
-              </wp:positionH>
-              <wp:positionV relativeFrom="paragraph">
-                <wp:posOffset>226695</wp:posOffset>
-              </wp:positionV>
-              <wp:extent cx="0" cy="457200"/>
-              <wp:effectExtent l="0" t="0" r="38100" b="19050"/>
-              <wp:wrapNone/>
-              <wp:docPr id="28" name="Conector recto 28"/>
-              <wp:cNvGraphicFramePr/>
-              <a:graphic xmlns:a="http://schemas.openxmlformats.org/drawingml/2006/main">
-                <a:graphicData uri="http://schemas.microsoft.com/office/word/2010/wordprocessingShape">
-                  <wps:wsp>
-                    <wps:cNvCnPr/>
-                    <wps:spPr>
-                      <a:xfrm>
-                        <a:off x="0" y="0"/>
-                        <a:ext cx="0" cy="457200"/>
-                      </a:xfrm>
-                      <a:prstGeom prst="line">
-                        <a:avLst/>
-                      </a:prstGeom>
-                      <a:noFill/>
-                      <a:ln w="6350" cap="flat" cmpd="sng" algn="ctr">
-                        <a:solidFill>
-                          <a:sysClr val="windowText" lastClr="000000"/>
-                        </a:solidFill>
-                        <a:prstDash val="solid"/>
-                        <a:miter lim="800000"/>
-                      </a:ln>
-                      <a:effectLst/>
-                    </wps:spPr>
-                    <wps:bodyPr/>
-                  </wps:wsp>
-                </a:graphicData>
-              </a:graphic>
-            </wp:anchor>
-          </w:drawing>
-        </mc:Choice>
-        <mc:Fallback>
-          <w:pict>
-            <v:line w14:anchorId="3B8E2307" id="Conector recto 28" o:spid="_x0000_s1026" style="position:absolute;z-index:251668480;visibility:visible;mso-wrap-style:square;mso-wrap-distance-left:9pt;mso-wrap-distance-top:0;mso-wrap-distance-right:9pt;mso-wrap-distance-bottom:0;mso-position-horizontal:absolute;mso-position-horizontal-relative:text;mso-position-vertical:absolute;mso-position-vertical-relative:text" from="234pt,17.85pt" to="234pt,53.85pt" o:gfxdata="UEsDBBQABgAIAAAAIQC2gziS/gAAAOEBAAATAAAAW0NvbnRlbnRfVHlwZXNdLnhtbJSRQU7DMBBF 90jcwfIWJU67QAgl6YK0S0CoHGBkTxKLZGx5TGhvj5O2G0SRWNoz/78nu9wcxkFMGNg6quQqL6RA 0s5Y6ir5vt9lD1JwBDIwOMJKHpHlpr69KfdHjyxSmriSfYz+USnWPY7AufNIadK6MEJMx9ApD/oD OlTrorhX2lFEilmcO2RdNtjC5xDF9pCuTyYBB5bi6bQ4syoJ3g9WQ0ymaiLzg5KdCXlKLjvcW893 SUOqXwnz5DrgnHtJTxOsQfEKIT7DmDSUCaxw7Rqn8787ZsmRM9e2VmPeBN4uqYvTtW7jvijg9N/y JsXecLq0q+WD6m8AAAD//wMAUEsDBBQABgAIAAAAIQA4/SH/1gAAAJQBAAALAAAAX3JlbHMvLnJl bHOkkMFqwzAMhu+DvYPRfXGawxijTi+j0GvpHsDYimMaW0Yy2fr2M4PBMnrbUb/Q94l/f/hMi1qR JVI2sOt6UJgd+ZiDgffL8ekFlFSbvV0oo4EbChzGx4f9GRdb25HMsYhqlCwG5lrLq9biZkxWOiqY 22YiTra2kYMu1l1tQD30/bPm3wwYN0x18gb45AdQl1tp5j/sFB2T0FQ7R0nTNEV3j6o9feQzro1i OWA14Fm+Q8a1a8+Bvu/d/dMb2JY5uiPbhG/ktn4cqGU/er3pcvwCAAD//wMAUEsDBBQABgAIAAAA IQB2XM8xrwEAAFgDAAAOAAAAZHJzL2Uyb0RvYy54bWysU01vEzEQvSPxHyzfidNCS7WK00OjckFQ ifIDpv7YteQveUw2+feMvSENcEPswWvPeN7Oe/N2c38Inu1NQZei5FerNWcmqqRdHCX//vz47o4z rBA1+BSN5EeD/H779s1mzoO5TlPy2hRGIBGHOUs+1ZoHIVBNJgCuUjaRkjaVAJWOZRS6wEzowYvr 9fpWzKnoXJIyiBTdLUm+7fjWGlW/WoumMi859Vb7Wvr60lax3cAwFsiTU6c24B+6COAiffQMtYMK 7Edxf0EFp0rCZOtKpSCStU6ZzoHYXK3/YPNtgmw6FxIH81km/H+w6sv+IT4VkmHOOGB+Ko3FwZbQ 3tQfO3SxjmexzKEytQQVRT/cfKQ5NB3Fa10uWD+ZFFjbSO5dbDRggP1nrMvVX1daOKZH530fhY9s lvz2/Q0NSwEZwnqotA1ZS45x5Az8SE5TtXRETN7pVt1w8IgPvrA90LDJIzrNz9QtZx6wUoIo9OfU 7G+lrZ0d4LQU99TijeAqGdS7IPndZbWP7YumW+xE6lXBtntJ+tiFFe1E4+sKnazW/HF5pv3lD7H9 CQAA//8DAFBLAwQUAAYACAAAACEAsPHN7N4AAAAKAQAADwAAAGRycy9kb3ducmV2LnhtbEyPTU/D MAyG70j8h8hI3FgChXXqmk5oaAduo4DEMWvcj9E4VZNu5d9jxAGOth+9ft58M7tenHAMnScNtwsF AqnytqNGw9vr7mYFIkRD1vSeUMMXBtgUlxe5yaw/0wueytgIDqGQGQ1tjEMmZahadCYs/IDEt9qP zkQex0ba0Zw53PXyTqmldKYj/tCaAbctVp/l5DRM+22tul0yHz+SUk7P6f79qW60vr6aH9cgIs7x D4YffVaHgp0OfiIbRK/hfrniLlFD8pCCYOB3cWBSpSnIIpf/KxTfAAAA//8DAFBLAQItABQABgAI AAAAIQC2gziS/gAAAOEBAAATAAAAAAAAAAAAAAAAAAAAAABbQ29udGVudF9UeXBlc10ueG1sUEsB Ai0AFAAGAAgAAAAhADj9If/WAAAAlAEAAAsAAAAAAAAAAAAAAAAALwEAAF9yZWxzLy5yZWxzUEsB Ai0AFAAGAAgAAAAhAHZczzGvAQAAWAMAAA4AAAAAAAAAAAAAAAAALgIAAGRycy9lMm9Eb2MueG1s UEsBAi0AFAAGAAgAAAAhALDxzezeAAAACgEAAA8AAAAAAAAAAAAAAAAACQQAAGRycy9kb3ducmV2 LnhtbFBLBQYAAAAABAAEAPMAAAAUBQAAAAA= " strokecolor="windowText" strokeweight=".5pt">
-              <v:stroke joinstyle="miter"/>
-            </v:line>
-          </w:pict>
-        </mc:Fallback>
-      </mc:AlternateContent>
-    </w:r>
-    <w:r>
-      <w:rPr>
-        <w:noProof/>
-      </w:rPr>
-      <mc:AlternateContent>
-        <mc:Choice Requires="wps">
-          <w:drawing>
-            <wp:anchor distT="0" distB="0" distL="114300" distR="114300" simplePos="0" relativeHeight="251652096" behindDoc="0" locked="0" layoutInCell="1" allowOverlap="1" wp14:anchorId="350D279F" wp14:editId="54B5E171">
-              <wp:simplePos x="0" y="0"/>
-              <wp:positionH relativeFrom="column">
-                <wp:posOffset>228600</wp:posOffset>
-              </wp:positionH>
-              <wp:positionV relativeFrom="paragraph">
-                <wp:posOffset>112395</wp:posOffset>
-              </wp:positionV>
-              <wp:extent cx="6400800" cy="0"/>
-              <wp:effectExtent l="0" t="0" r="25400" b="25400"/>
-              <wp:wrapNone/>
-              <wp:docPr id="217511060" name="Conector recto 217511060"/>
-              <wp:cNvGraphicFramePr/>
-              <a:graphic xmlns:a="http://schemas.openxmlformats.org/drawingml/2006/main">
-                <a:graphicData uri="http://schemas.microsoft.com/office/word/2010/wordprocessingShape">
-                  <wps:wsp>
-                    <wps:cNvCnPr/>
-                    <wps:spPr>
-                      <a:xfrm>
-                        <a:off x="0" y="0"/>
-                        <a:ext cx="6400800" cy="0"/>
-                      </a:xfrm>
-                      <a:prstGeom prst="line">
-                        <a:avLst/>
-                      </a:prstGeom>
-                      <a:noFill/>
-                      <a:ln w="6350" cap="flat" cmpd="sng" algn="ctr">
-                        <a:solidFill>
-                          <a:srgbClr val="5B9BD5"/>
-                        </a:solidFill>
-                        <a:prstDash val="solid"/>
-                        <a:miter lim="800000"/>
-                      </a:ln>
-                      <a:effectLst/>
-                    </wps:spPr>
-                    <wps:bodyPr/>
-                  </wps:wsp>
-                </a:graphicData>
-              </a:graphic>
-            </wp:anchor>
-          </w:drawing>
-        </mc:Choice>
-        <mc:Fallback>
-          <w:pict>
-            <v:line w14:anchorId="256B0012" id="Conector recto 217511060" o:spid="_x0000_s1026" style="position:absolute;z-index:251663360;visibility:visible;mso-wrap-style:square;mso-wrap-distance-left:9pt;mso-wrap-distance-top:0;mso-wrap-distance-right:9pt;mso-wrap-distance-bottom:0;mso-position-horizontal:absolute;mso-position-horizontal-relative:text;mso-position-vertical:absolute;mso-position-vertical-relative:text" from="18pt,8.85pt" to="522pt,8.85pt" o:gfxdata="UEsDBBQABgAIAAAAIQC2gziS/gAAAOEBAAATAAAAW0NvbnRlbnRfVHlwZXNdLnhtbJSRQU7DMBBF 90jcwfIWJU67QAgl6YK0S0CoHGBkTxKLZGx5TGhvj5O2G0SRWNoz/78nu9wcxkFMGNg6quQqL6RA 0s5Y6ir5vt9lD1JwBDIwOMJKHpHlpr69KfdHjyxSmriSfYz+USnWPY7AufNIadK6MEJMx9ApD/oD OlTrorhX2lFEilmcO2RdNtjC5xDF9pCuTyYBB5bi6bQ4syoJ3g9WQ0ymaiLzg5KdCXlKLjvcW893 SUOqXwnz5DrgnHtJTxOsQfEKIT7DmDSUCaxw7Rqn8787ZsmRM9e2VmPeBN4uqYvTtW7jvijg9N/y JsXecLq0q+WD6m8AAAD//wMAUEsDBBQABgAIAAAAIQA4/SH/1gAAAJQBAAALAAAAX3JlbHMvLnJl bHOkkMFqwzAMhu+DvYPRfXGawxijTi+j0GvpHsDYimMaW0Yy2fr2M4PBMnrbUb/Q94l/f/hMi1qR JVI2sOt6UJgd+ZiDgffL8ekFlFSbvV0oo4EbChzGx4f9GRdb25HMsYhqlCwG5lrLq9biZkxWOiqY 22YiTra2kYMu1l1tQD30/bPm3wwYN0x18gb45AdQl1tp5j/sFB2T0FQ7R0nTNEV3j6o9feQzro1i OWA14Fm+Q8a1a8+Bvu/d/dMb2JY5uiPbhG/ktn4cqGU/er3pcvwCAAD//wMAUEsDBBQABgAIAAAA IQASzCNUqwEAAEUDAAAOAAAAZHJzL2Uyb0RvYy54bWysUk1v2zAMvQ/YfxB0X+x2S9EZcQq0QXsp tgLbfgAjS7YAfYHU4uTfl1LStOtuw3yQKZF65Ht6q5u9d2KnkWwMvbxYtFLooOJgw9jLXz/vP11L QRnCAC4G3cuDJnmz/vhhNadOX8YpukGjYJBA3Zx6OeWcuqYhNWkPtIhJB06aiB4yb3FsBoSZ0b1r Ltv2qpkjDgmj0kR8ujkm5briG6NV/m4M6SxcL3m2XFes67aszXoF3YiQJqtOY8A/TOHBBm56htpA BvEb7V9Q3iqMFE1eqOibaIxVunJgNhftOzY/Jki6cmFxKJ1lov8Hq77t7sITsgxzoo7SExYWe4O+ /Hk+sa9iHc5i6X0Wig+vvrTtdcuaqpdc83oxIeUHHb0oQS+dDYUHdLB7pMzNuPSlpByHeG+dq2/h gpgZ/POyIAM7wjjIHPo09JLCKAW4ka2mMlZEis4O5XbBIRy3dw7FDvi5l7dfbzfL8sLc7Y+y0noD NB3raupoBG8zu9FZ30umxt/ptgsFXVc/nQi8ylWibRwOVcWm7PitatOTr4oZ3u45fuv+9TMAAAD/ /wMAUEsDBBQABgAIAAAAIQAyLg083QAAAAkBAAAPAAAAZHJzL2Rvd25yZXYueG1sTI9BSwMxEIXv gv8hjODNJmptZd1sKYJQQQqtgnrLbsbdxWSyJGm7/nun9KDH+d7jzXvlYvRO7DGmPpCG64kCgdQE 21Or4e316eoeRMqGrHGBUMMPJlhU52elKWw40Ab329wKDqFUGA1dzkMhZWo69CZNwoDE2leI3mQ+ YyttNAcO907eKDWT3vTEHzoz4GOHzfd25zXU6xg/7j7fB7d82aj1mFYhPq+0vrwYlw8gMo75zwzH +lwdKu5Uhx3ZJJyG2xlPyczncxBHXU2nTOoTkVUp/y+ofgEAAP//AwBQSwECLQAUAAYACAAAACEA toM4kv4AAADhAQAAEwAAAAAAAAAAAAAAAAAAAAAAW0NvbnRlbnRfVHlwZXNdLnhtbFBLAQItABQA BgAIAAAAIQA4/SH/1gAAAJQBAAALAAAAAAAAAAAAAAAAAC8BAABfcmVscy8ucmVsc1BLAQItABQA BgAIAAAAIQASzCNUqwEAAEUDAAAOAAAAAAAAAAAAAAAAAC4CAABkcnMvZTJvRG9jLnhtbFBLAQIt ABQABgAIAAAAIQAyLg083QAAAAkBAAAPAAAAAAAAAAAAAAAAAAUEAABkcnMvZG93bnJldi54bWxQ SwUGAAAAAAQABADzAAAADwUAAAAA " strokecolor="#5b9bd5" strokeweight=".5pt">
-              <v:stroke joinstyle="miter"/>
-            </v:line>
-          </w:pict>
-        </mc:Fallback>
-      </mc:AlternateContent>
-    </w:r>
-  </w:p>
-  <w:p>
-    <w:r>
-      <w:rPr>
-        <w:noProof/>
-      </w:rPr>
-      <mc:AlternateContent>
-        <mc:Choice Requires="wps">
-          <w:drawing>
-            <wp:anchor distT="0" distB="0" distL="114300" distR="114300" simplePos="0" relativeHeight="251664384" behindDoc="0" locked="0" layoutInCell="1" allowOverlap="1" wp14:anchorId="60968E5B" wp14:editId="0AE01EE4">
-              <wp:simplePos x="0" y="0"/>
-              <wp:positionH relativeFrom="page">
-                <wp:posOffset>5890716</wp:posOffset>
-              </wp:positionH>
-              <wp:positionV relativeFrom="page">
-                <wp:posOffset>10161905</wp:posOffset>
-              </wp:positionV>
-              <wp:extent cx="1047115" cy="313690"/>
-              <wp:effectExtent l="0" t="0" r="0" b="0"/>
-              <wp:wrapThrough wrapText="bothSides">
-                <wp:wrapPolygon edited="0">
-                  <wp:start x="786" y="0"/>
-                  <wp:lineTo x="786" y="19676"/>
-                  <wp:lineTo x="20434" y="19676"/>
-                  <wp:lineTo x="20434" y="0"/>
-                  <wp:lineTo x="786" y="0"/>
-                </wp:wrapPolygon>
-              </wp:wrapThrough>
-              <wp:docPr id="34" name="Text Box 10"/>
-              <wp:cNvGraphicFramePr>
-                <a:graphicFrameLocks xmlns:a="http://schemas.openxmlformats.org/drawingml/2006/main"/>
-              </wp:cNvGraphicFramePr>
-              <a:graphic xmlns:a="http://schemas.openxmlformats.org/drawingml/2006/main">
-                <a:graphicData uri="http://schemas.microsoft.com/office/word/2010/wordprocessingShape">
-                  <wps:wsp>
-                    <wps:cNvSpPr txBox="1">
-                      <a:spLocks/>
-                    </wps:cNvSpPr>
-                    <wps:spPr>
-                      <a:xfrm>
-                        <a:off x="0" y="0"/>
-                        <a:ext cx="1047115" cy="313690"/>
-                      </a:xfrm>
-                      <a:prstGeom prst="rect">
-                        <a:avLst/>
-                      </a:prstGeom>
-                      <a:noFill/>
-                      <a:ln>
-                        <a:noFill/>
-                      </a:ln>
-                      <a:effectLst/>
-                      <a:extLst>
-                        <a:ext uri="{C572A759-6A51-4108-AA02-DFA0A04FC94B}">
-                          <ma14:wrappingTextBoxFlag xmlns:ma14="http://schemas.microsoft.com/office/mac/drawingml/2011/main" xmlns:w="http://schemas.openxmlformats.org/wordprocessingml/2006/main" xmlns:w10="urn:schemas-microsoft-com:office:word" xmlns:v="urn:schemas-microsoft-com:vml" xmlns:o="urn:schemas-microsoft-com:office:office" xmlns:mv="urn:schemas-microsoft-com:mac:vml" xmlns:mo="http://schemas.microsoft.com/office/mac/office/2008/main" xmlns=""/>
-                        </a:ext>
-                      </a:extLst>
-                    </wps:spPr>
-                    <wps:txbx>
-                      <w:txbxContent>
-                        <w:p>
-                          <w:pPr>
-                            <w:jc w:val="right"/>
-                            <w:rPr>
-                              <w:i/>
-                              <w:color w:val="0070C0"/>
-                              <w:sz w:val="14"/>
-                              <w:szCs w:val="14"/>
-                            </w:rPr>
-                          </w:pPr>
-                          <w:r>
-                            <w:rPr>
-                              <w:i/>
-                              <w:color w:val="0070C0"/>
-                              <w:sz w:val="14"/>
-                              <w:szCs w:val="14"/>
-                            </w:rPr>
-                            <w:t xml:space="preserve">Página </w:t>
-                          </w:r>
-                          <w:r>
-                            <w:rPr>
-                              <w:i/>
-                              <w:color w:val="0070C0"/>
-                              <w:sz w:val="14"/>
-                              <w:szCs w:val="14"/>
-                            </w:rPr>
-                            <w:fldChar w:fldCharType="begin"/>
-                          </w:r>
-                          <w:r>
-                            <w:rPr>
-                              <w:i/>
-                              <w:color w:val="0070C0"/>
-                              <w:sz w:val="14"/>
-                              <w:szCs w:val="14"/>
-                            </w:rPr>
-                            <w:instrText>PAGE   \* MERGEFORMAT</w:instrText>
-                          </w:r>
-                          <w:r>
-                            <w:rPr>
-                              <w:i/>
-                              <w:color w:val="0070C0"/>
-                              <w:sz w:val="14"/>
-                              <w:szCs w:val="14"/>
-                            </w:rPr>
-                            <w:fldChar w:fldCharType="separate"/>
-                          </w:r>
-                          <w:r>
-                            <w:rPr>
-                              <w:i/>
-                              <w:noProof/>
-                              <w:color w:val="0070C0"/>
-                              <w:sz w:val="14"/>
-                              <w:szCs w:val="14"/>
-                            </w:rPr>
-                            <w:t>19</w:t>
-                          </w:r>
-                          <w:r>
-                            <w:rPr>
-                              <w:i/>
-                              <w:color w:val="0070C0"/>
-                              <w:sz w:val="14"/>
-                              <w:szCs w:val="14"/>
-                            </w:rPr>
-                            <w:fldChar w:fldCharType="end"/>
-                          </w:r>
-                        </w:p>
-                        <w:p>
-                          <w:pPr>
-                            <w:jc w:val="right"/>
-                            <w:rPr>
-                              <w:i/>
-                              <w:color w:val="0070C0"/>
-                              <w:sz w:val="14"/>
-                              <w:szCs w:val="14"/>
-                            </w:rPr>
-                          </w:pPr>
-                          <w:r>
-                            <w:rPr>
-                              <w:i/>
-                              <w:color w:val="0070C0"/>
-                              <w:sz w:val="14"/>
-                              <w:szCs w:val="14"/>
-                            </w:rPr>
-                            <w:t>5</w:t>
-                          </w:r>
-                          <w:r>
-                            <w:rPr>
-                              <w:i/>
-                              <w:color w:val="0070C0"/>
-                              <w:sz w:val="14"/>
-                              <w:szCs w:val="14"/>
-                            </w:rPr>
-                            <w:t>35.2.2</w:t>
-                          </w:r>
-                        </w:p>
-                      </w:txbxContent>
-                    </wps:txbx>
-                    <wps:bodyPr rot="0" spcFirstLastPara="0" vertOverflow="overflow" horzOverflow="overflow" vert="horz" wrap="square" lIns="91440" tIns="45720" rIns="91440" bIns="45720" numCol="1" spcCol="0" rtlCol="0" fromWordArt="0" anchor="ctr" anchorCtr="0" forceAA="0" compatLnSpc="1">
-                      <a:prstTxWarp prst="textNoShape">
-                        <a:avLst/>
-                      </a:prstTxWarp>
-                      <a:noAutofit/>
-                    </wps:bodyPr>
-                  </wps:wsp>
-                </a:graphicData>
-              </a:graphic>
-              <wp14:sizeRelH relativeFrom="margin">
-                <wp14:pctWidth>0</wp14:pctWidth>
-              </wp14:sizeRelH>
-              <wp14:sizeRelV relativeFrom="margin">
-                <wp14:pctHeight>0</wp14:pctHeight>
-              </wp14:sizeRelV>
-            </wp:anchor>
-          </w:drawing>
-        </mc:Choice>
-        <mc:Fallback>
-          <w:pict>
-            <v:shape w14:anchorId="60968E5B" id="_x0000_s1030" type="#_x0000_t202" style="position:absolute;left:0;text-align:left;margin-left:463.85pt;margin-top:800.15pt;width:82.45pt;height:24.7pt;z-index:251664384;visibility:visible;mso-wrap-style:square;mso-width-percent:0;mso-height-percent:0;mso-wrap-distance-left:9pt;mso-wrap-distance-top:0;mso-wrap-distance-right:9pt;mso-wrap-distance-bottom:0;mso-position-horizontal:absolute;mso-position-horizontal-relative:page;mso-position-vertical:absolute;mso-position-vertical-relative:page;mso-width-percent:0;mso-height-percent:0;mso-width-relative:margin;mso-height-relative:margin;v-text-anchor:middle" o:gfxdata="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" filled="f" stroked="f">
-              <v:textbox>
-                <w:txbxContent>
-                  <w:p>
-                    <w:pPr>
-                      <w:jc w:val="right"/>
-                      <w:rPr>
-                        <w:i/>
-                        <w:color w:val="0070C0"/>
-                        <w:sz w:val="14"/>
-                        <w:szCs w:val="14"/>
-                      </w:rPr>
-                    </w:pPr>
-                    <w:r>
-                      <w:rPr>
-                        <w:i/>
-                        <w:color w:val="0070C0"/>
-                        <w:sz w:val="14"/>
-                        <w:szCs w:val="14"/>
-                      </w:rPr>
-                      <w:t xml:space="preserve">Página </w:t>
-                    </w:r>
-                    <w:r>
-                      <w:rPr>
-                        <w:i/>
-                        <w:color w:val="0070C0"/>
-                        <w:sz w:val="14"/>
-                        <w:szCs w:val="14"/>
-                      </w:rPr>
-                      <w:fldChar w:fldCharType="begin"/>
-                    </w:r>
-                    <w:r>
-                      <w:rPr>
-                        <w:i/>
-                        <w:color w:val="0070C0"/>
-                        <w:sz w:val="14"/>
-                        <w:szCs w:val="14"/>
-                      </w:rPr>
-                      <w:instrText>PAGE   \* MERGEFORMAT</w:instrText>
-                    </w:r>
-                    <w:r>
-                      <w:rPr>
-                        <w:i/>
-                        <w:color w:val="0070C0"/>
-                        <w:sz w:val="14"/>
-                        <w:szCs w:val="14"/>
-                      </w:rPr>
-                      <w:fldChar w:fldCharType="separate"/>
-                    </w:r>
-                    <w:r>
-                      <w:rPr>
-                        <w:i/>
-                        <w:noProof/>
-                        <w:color w:val="0070C0"/>
-                        <w:sz w:val="14"/>
-                        <w:szCs w:val="14"/>
-                      </w:rPr>
-                      <w:t>19</w:t>
-                    </w:r>
-                    <w:r>
-                      <w:rPr>
-                        <w:i/>
-                        <w:color w:val="0070C0"/>
-                        <w:sz w:val="14"/>
-                        <w:szCs w:val="14"/>
-                      </w:rPr>
-                      <w:fldChar w:fldCharType="end"/>
-                    </w:r>
-                  </w:p>
-                  <w:p>
-                    <w:pPr>
-                      <w:jc w:val="right"/>
-                      <w:rPr>
-                        <w:i/>
-                        <w:color w:val="0070C0"/>
-                        <w:sz w:val="14"/>
-                        <w:szCs w:val="14"/>
-                      </w:rPr>
-                    </w:pPr>
-                    <w:r>
-                      <w:rPr>
-                        <w:i/>
-                        <w:color w:val="0070C0"/>
-                        <w:sz w:val="14"/>
-                        <w:szCs w:val="14"/>
-                      </w:rPr>
-                      <w:t>5</w:t>
-                    </w:r>
-                    <w:r>
-                      <w:rPr>
-                        <w:i/>
-                        <w:color w:val="0070C0"/>
-                        <w:sz w:val="14"/>
-                        <w:szCs w:val="14"/>
-                      </w:rPr>
-                      <w:t>35.2.2</w:t>
-                    </w:r>
-                  </w:p>
-                </w:txbxContent>
-              </v:textbox>
-              <w10:wrap type="through" anchorx="page" anchory="page"/>
-            </v:shape>
-          </w:pict>
-        </mc:Fallback>
-      </mc:AlternateContent>
-    </w:r>
-    <w:r>
-      <w:rPr>
-        <w:noProof/>
-      </w:rPr>
-      <mc:AlternateContent>
-        <mc:Choice Requires="wps">
-          <w:drawing>
-            <wp:anchor distT="0" distB="0" distL="114300" distR="114300" simplePos="0" relativeHeight="251658240" behindDoc="0" locked="0" layoutInCell="1" allowOverlap="1" wp14:anchorId="530DBE89" wp14:editId="51535FF7">
-              <wp:simplePos x="0" y="0"/>
-              <wp:positionH relativeFrom="column">
-                <wp:posOffset>1562100</wp:posOffset>
-              </wp:positionH>
-              <wp:positionV relativeFrom="paragraph">
-                <wp:posOffset>51435</wp:posOffset>
-              </wp:positionV>
-              <wp:extent cx="0" cy="457200"/>
-              <wp:effectExtent l="0" t="0" r="38100" b="19050"/>
-              <wp:wrapNone/>
-              <wp:docPr id="30" name="Conector recto 30"/>
-              <wp:cNvGraphicFramePr/>
-              <a:graphic xmlns:a="http://schemas.openxmlformats.org/drawingml/2006/main">
-                <a:graphicData uri="http://schemas.microsoft.com/office/word/2010/wordprocessingShape">
-                  <wps:wsp>
-                    <wps:cNvCnPr/>
-                    <wps:spPr>
-                      <a:xfrm>
-                        <a:off x="0" y="0"/>
-                        <a:ext cx="0" cy="457200"/>
-                      </a:xfrm>
-                      <a:prstGeom prst="line">
-                        <a:avLst/>
-                      </a:prstGeom>
-                      <a:noFill/>
-                      <a:ln w="6350" cap="flat" cmpd="sng" algn="ctr">
-                        <a:solidFill>
-                          <a:sysClr val="windowText" lastClr="000000"/>
-                        </a:solidFill>
-                        <a:prstDash val="solid"/>
-                        <a:miter lim="800000"/>
-                      </a:ln>
-                      <a:effectLst/>
-                    </wps:spPr>
-                    <wps:bodyPr/>
-                  </wps:wsp>
-                </a:graphicData>
-              </a:graphic>
-            </wp:anchor>
-          </w:drawing>
-        </mc:Choice>
-        <mc:Fallback>
-          <w:pict>
-            <v:line w14:anchorId="29C75443" id="Conector recto 30" o:spid="_x0000_s1026" style="position:absolute;z-index:251666432;visibility:visible;mso-wrap-style:square;mso-wrap-distance-left:9pt;mso-wrap-distance-top:0;mso-wrap-distance-right:9pt;mso-wrap-distance-bottom:0;mso-position-horizontal:absolute;mso-position-horizontal-relative:text;mso-position-vertical:absolute;mso-position-vertical-relative:text" from="123pt,4.05pt" to="123pt,40.05pt" o:gfxdata="UEsDBBQABgAIAAAAIQC2gziS/gAAAOEBAAATAAAAW0NvbnRlbnRfVHlwZXNdLnhtbJSRQU7DMBBF 90jcwfIWJU67QAgl6YK0S0CoHGBkTxKLZGx5TGhvj5O2G0SRWNoz/78nu9wcxkFMGNg6quQqL6RA 0s5Y6ir5vt9lD1JwBDIwOMJKHpHlpr69KfdHjyxSmriSfYz+USnWPY7AufNIadK6MEJMx9ApD/oD OlTrorhX2lFEilmcO2RdNtjC5xDF9pCuTyYBB5bi6bQ4syoJ3g9WQ0ymaiLzg5KdCXlKLjvcW893 SUOqXwnz5DrgnHtJTxOsQfEKIT7DmDSUCaxw7Rqn8787ZsmRM9e2VmPeBN4uqYvTtW7jvijg9N/y JsXecLq0q+WD6m8AAAD//wMAUEsDBBQABgAIAAAAIQA4/SH/1gAAAJQBAAALAAAAX3JlbHMvLnJl bHOkkMFqwzAMhu+DvYPRfXGawxijTi+j0GvpHsDYimMaW0Yy2fr2M4PBMnrbUb/Q94l/f/hMi1qR JVI2sOt6UJgd+ZiDgffL8ekFlFSbvV0oo4EbChzGx4f9GRdb25HMsYhqlCwG5lrLq9biZkxWOiqY 22YiTra2kYMu1l1tQD30/bPm3wwYN0x18gb45AdQl1tp5j/sFB2T0FQ7R0nTNEV3j6o9feQzro1i OWA14Fm+Q8a1a8+Bvu/d/dMb2JY5uiPbhG/ktn4cqGU/er3pcvwCAAD//wMAUEsDBBQABgAIAAAA IQB2XM8xrwEAAFgDAAAOAAAAZHJzL2Uyb0RvYy54bWysU01vEzEQvSPxHyzfidNCS7WK00OjckFQ ifIDpv7YteQveUw2+feMvSENcEPswWvPeN7Oe/N2c38Inu1NQZei5FerNWcmqqRdHCX//vz47o4z rBA1+BSN5EeD/H779s1mzoO5TlPy2hRGIBGHOUs+1ZoHIVBNJgCuUjaRkjaVAJWOZRS6wEzowYvr 9fpWzKnoXJIyiBTdLUm+7fjWGlW/WoumMi859Vb7Wvr60lax3cAwFsiTU6c24B+6COAiffQMtYMK 7Edxf0EFp0rCZOtKpSCStU6ZzoHYXK3/YPNtgmw6FxIH81km/H+w6sv+IT4VkmHOOGB+Ko3FwZbQ 3tQfO3SxjmexzKEytQQVRT/cfKQ5NB3Fa10uWD+ZFFjbSO5dbDRggP1nrMvVX1daOKZH530fhY9s lvz2/Q0NSwEZwnqotA1ZS45x5Az8SE5TtXRETN7pVt1w8IgPvrA90LDJIzrNz9QtZx6wUoIo9OfU 7G+lrZ0d4LQU99TijeAqGdS7IPndZbWP7YumW+xE6lXBtntJ+tiFFe1E4+sKnazW/HF5pv3lD7H9 CQAA//8DAFBLAwQUAAYACAAAACEA3Ghnn9wAAAAIAQAADwAAAGRycy9kb3ducmV2LnhtbEyPy07D MBBF90j9B2sqsaN2WlSqEKeqWnXBrgSQWLrx5AHxOIqdNvw9g1jA8uiO7pybbSfXiQsOofWkIVko EEilty3VGl5fjncbECEasqbzhBq+MMA2n91kJrX+Ss94KWItuIRCajQ0MfaplKFs0Jmw8D0SZ5Uf nImMQy3tYK5c7jq5VGotnWmJPzSmx32D5WcxOg3jaV+p9riaPt5XhRyfHk5vh6rW+nY+7R5BRJzi 3zH86LM65Ox09iPZIDoNy/s1b4kaNgkIzn/5zKwSkHkm/w/IvwEAAP//AwBQSwECLQAUAAYACAAA ACEAtoM4kv4AAADhAQAAEwAAAAAAAAAAAAAAAAAAAAAAW0NvbnRlbnRfVHlwZXNdLnhtbFBLAQIt ABQABgAIAAAAIQA4/SH/1gAAAJQBAAALAAAAAAAAAAAAAAAAAC8BAABfcmVscy8ucmVsc1BLAQIt ABQABgAIAAAAIQB2XM8xrwEAAFgDAAAOAAAAAAAAAAAAAAAAAC4CAABkcnMvZTJvRG9jLnhtbFBL AQItABQABgAIAAAAIQDcaGef3AAAAAgBAAAPAAAAAAAAAAAAAAAAAAkEAABkcnMvZG93bnJldi54 bWxQSwUGAAAAAAQABADzAAAAEgUAAAAA " strokecolor="windowText" strokeweight=".5pt">
-              <v:stroke joinstyle="miter"/>
-            </v:line>
-          </w:pict>
-        </mc:Fallback>
-      </mc:AlternateContent>
-    </w:r>
-    <w:r>
-      <w:rPr>
-        <w:noProof/>
-      </w:rPr>
-      <mc:AlternateContent>
-        <mc:Choice Requires="wps">
-          <w:drawing>
-            <wp:anchor distT="0" distB="0" distL="114300" distR="114300" simplePos="0" relativeHeight="251654144" behindDoc="0" locked="0" layoutInCell="1" allowOverlap="1" wp14:anchorId="06956A8A" wp14:editId="2D24E183">
-              <wp:simplePos x="0" y="0"/>
-              <wp:positionH relativeFrom="column">
-                <wp:posOffset>304800</wp:posOffset>
-              </wp:positionH>
-              <wp:positionV relativeFrom="paragraph">
-                <wp:posOffset>51435</wp:posOffset>
-              </wp:positionV>
-              <wp:extent cx="0" cy="457200"/>
-              <wp:effectExtent l="0" t="0" r="38100" b="19050"/>
-              <wp:wrapNone/>
-              <wp:docPr id="31" name="Conector recto 31"/>
-              <wp:cNvGraphicFramePr/>
-              <a:graphic xmlns:a="http://schemas.openxmlformats.org/drawingml/2006/main">
-                <a:graphicData uri="http://schemas.microsoft.com/office/word/2010/wordprocessingShape">
-                  <wps:wsp>
-                    <wps:cNvCnPr/>
-                    <wps:spPr>
-                      <a:xfrm>
-                        <a:off x="0" y="0"/>
-                        <a:ext cx="0" cy="457200"/>
-                      </a:xfrm>
-                      <a:prstGeom prst="line">
-                        <a:avLst/>
-                      </a:prstGeom>
-                      <a:noFill/>
-                      <a:ln w="6350" cap="flat" cmpd="sng" algn="ctr">
-                        <a:solidFill>
-                          <a:sysClr val="windowText" lastClr="000000"/>
-                        </a:solidFill>
-                        <a:prstDash val="solid"/>
-                        <a:miter lim="800000"/>
-                      </a:ln>
-                      <a:effectLst/>
-                    </wps:spPr>
-                    <wps:bodyPr/>
-                  </wps:wsp>
-                </a:graphicData>
-              </a:graphic>
-            </wp:anchor>
-          </w:drawing>
-        </mc:Choice>
-        <mc:Fallback>
-          <w:pict>
-            <v:line w14:anchorId="26AC4FCA" id="Conector recto 31" o:spid="_x0000_s1026" style="position:absolute;z-index:251664384;visibility:visible;mso-wrap-style:square;mso-wrap-distance-left:9pt;mso-wrap-distance-top:0;mso-wrap-distance-right:9pt;mso-wrap-distance-bottom:0;mso-position-horizontal:absolute;mso-position-horizontal-relative:text;mso-position-vertical:absolute;mso-position-vertical-relative:text" from="24pt,4.05pt" to="24pt,40.05pt" o:gfxdata="UEsDBBQABgAIAAAAIQC2gziS/gAAAOEBAAATAAAAW0NvbnRlbnRfVHlwZXNdLnhtbJSRQU7DMBBF 90jcwfIWJU67QAgl6YK0S0CoHGBkTxKLZGx5TGhvj5O2G0SRWNoz/78nu9wcxkFMGNg6quQqL6RA 0s5Y6ir5vt9lD1JwBDIwOMJKHpHlpr69KfdHjyxSmriSfYz+USnWPY7AufNIadK6MEJMx9ApD/oD OlTrorhX2lFEilmcO2RdNtjC5xDF9pCuTyYBB5bi6bQ4syoJ3g9WQ0ymaiLzg5KdCXlKLjvcW893 SUOqXwnz5DrgnHtJTxOsQfEKIT7DmDSUCaxw7Rqn8787ZsmRM9e2VmPeBN4uqYvTtW7jvijg9N/y JsXecLq0q+WD6m8AAAD//wMAUEsDBBQABgAIAAAAIQA4/SH/1gAAAJQBAAALAAAAX3JlbHMvLnJl bHOkkMFqwzAMhu+DvYPRfXGawxijTi+j0GvpHsDYimMaW0Yy2fr2M4PBMnrbUb/Q94l/f/hMi1qR JVI2sOt6UJgd+ZiDgffL8ekFlFSbvV0oo4EbChzGx4f9GRdb25HMsYhqlCwG5lrLq9biZkxWOiqY 22YiTra2kYMu1l1tQD30/bPm3wwYN0x18gb45AdQl1tp5j/sFB2T0FQ7R0nTNEV3j6o9feQzro1i OWA14Fm+Q8a1a8+Bvu/d/dMb2JY5uiPbhG/ktn4cqGU/er3pcvwCAAD//wMAUEsDBBQABgAIAAAA IQB2XM8xrwEAAFgDAAAOAAAAZHJzL2Uyb0RvYy54bWysU01vEzEQvSPxHyzfidNCS7WK00OjckFQ ifIDpv7YteQveUw2+feMvSENcEPswWvPeN7Oe/N2c38Inu1NQZei5FerNWcmqqRdHCX//vz47o4z rBA1+BSN5EeD/H779s1mzoO5TlPy2hRGIBGHOUs+1ZoHIVBNJgCuUjaRkjaVAJWOZRS6wEzowYvr 9fpWzKnoXJIyiBTdLUm+7fjWGlW/WoumMi859Vb7Wvr60lax3cAwFsiTU6c24B+6COAiffQMtYMK 7Edxf0EFp0rCZOtKpSCStU6ZzoHYXK3/YPNtgmw6FxIH81km/H+w6sv+IT4VkmHOOGB+Ko3FwZbQ 3tQfO3SxjmexzKEytQQVRT/cfKQ5NB3Fa10uWD+ZFFjbSO5dbDRggP1nrMvVX1daOKZH530fhY9s lvz2/Q0NSwEZwnqotA1ZS45x5Az8SE5TtXRETN7pVt1w8IgPvrA90LDJIzrNz9QtZx6wUoIo9OfU 7G+lrZ0d4LQU99TijeAqGdS7IPndZbWP7YumW+xE6lXBtntJ+tiFFe1E4+sKnazW/HF5pv3lD7H9 CQAA//8DAFBLAwQUAAYACAAAACEAHxfvLNoAAAAGAQAADwAAAGRycy9kb3ducmV2LnhtbEyPy07D MBBF90j9B2sqsaN2WgRRiFNVRV2wKwEklm48eUA8jmKnDX/PwAaWR3d075l8O7tenHEMnScNyUqB QKq87ajR8PpyuElBhGjImt4TavjCANticZWbzPoLPeO5jI3gEgqZ0dDGOGRShqpFZ8LKD0ic1X50 JjKOjbSjuXC56+VaqTvpTEe80JoB9y1Wn+XkNEzHfa26w2b+eN+Ucnq6P7491o3W18t59wAi4hz/ juFHn9WhYKeTn8gG0Wu4TfmVqCFNQHD8iydGlYAscvlfv/gGAAD//wMAUEsBAi0AFAAGAAgAAAAh ALaDOJL+AAAA4QEAABMAAAAAAAAAAAAAAAAAAAAAAFtDb250ZW50X1R5cGVzXS54bWxQSwECLQAU AAYACAAAACEAOP0h/9YAAACUAQAACwAAAAAAAAAAAAAAAAAvAQAAX3JlbHMvLnJlbHNQSwECLQAU AAYACAAAACEAdlzPMa8BAABYAwAADgAAAAAAAAAAAAAAAAAuAgAAZHJzL2Uyb0RvYy54bWxQSwEC LQAUAAYACAAAACEAHxfvLNoAAAAGAQAADwAAAAAAAAAAAAAAAAAJBAAAZHJzL2Rvd25yZXYueG1s UEsFBgAAAAAEAAQA8wAAABAFAAAAAA== " strokecolor="windowText" strokeweight=".5pt">
-              <v:stroke joinstyle="miter"/>
-            </v:line>
-          </w:pict>
-        </mc:Fallback>
-      </mc:AlternateContent>
-    </w:r>
-  </w:p>
-</w:ftr>
+<ns0:ftr xmlns:ns0="http://schemas.openxmlformats.org/wordprocessingml/2006/main" xmlns:ns1="http://schemas.openxmlformats.org/markup-compatibility/2006" xmlns:ns10="urn:schemas-microsoft-com:office:word" xmlns:ns2="http://schemas.microsoft.com/office/word/2010/wordml" xmlns:ns3="http://schemas.openxmlformats.org/drawingml/2006/wordprocessingDrawing" xmlns:ns4="http://schemas.microsoft.com/office/word/2010/wordprocessingDrawing" xmlns:ns5="http://schemas.openxmlformats.org/drawingml/2006/main" xmlns:ns6="http://schemas.microsoft.com/office/word/2010/wordprocessingShape" xmlns:ns7="http://schemas.microsoft.com/office/mac/drawingml/2011/main" xmlns:ns8="urn:schemas-microsoft-com:vml" xmlns:ns9="urn:schemas-microsoft-com:office:office" ns1:Ignorable="w14 w15 w16se w16cid w16 w16cex w16sdtdh w16sdtfl w16du wp14">
+  <ns0:p ns2:paraId="240D8C91" ns2:textId="77777777" ns0:rsidR="008C47A6" ns0:rsidRDefault="00000000" ns0:rsidP="00E74375">
+    <ns0:r>
+      <ns0:rPr>
+        <ns0:noProof/>
+      </ns0:rPr>
+      <ns1:AlternateContent>
+        <ns1:Choice Requires="wps">
+          <ns0:drawing>
+            <ns3:anchor distT="0" distB="0" distL="114300" distR="114300" simplePos="0" relativeHeight="251660288" behindDoc="0" locked="0" layoutInCell="1" allowOverlap="1" ns4:anchorId="32FBE6F8" ns4:editId="03361862">
+              <ns3:simplePos x="0" y="0"/>
+              <ns3:positionH relativeFrom="page">
+                <ns3:posOffset>4058285</ns3:posOffset>
+              </ns3:positionH>
+              <ns3:positionV relativeFrom="page">
+                <ns3:posOffset>10132695</ns3:posOffset>
+              </ns3:positionV>
+              <ns3:extent cx="1714500" cy="342900"/>
+              <ns3:effectExtent l="0" t="0" r="0" b="0"/>
+              <ns3:wrapThrough wrapText="bothSides">
+                <ns3:wrapPolygon edited="0">
+                  <ns3:start x="480" y="0"/>
+                  <ns3:lineTo x="480" y="20400"/>
+                  <ns3:lineTo x="20880" y="20400"/>
+                  <ns3:lineTo x="20880" y="0"/>
+                  <ns3:lineTo x="480" y="0"/>
+                </ns3:wrapPolygon>
+              </ns3:wrapThrough>
+              <ns3:docPr id="2" name="Text Box 10"/>
+              <ns3:cNvGraphicFramePr>
+                <ns5:graphicFrameLocks/>
+              </ns3:cNvGraphicFramePr>
+              <ns5:graphic>
+                <ns5:graphicData uri="http://schemas.microsoft.com/office/word/2010/wordprocessingShape">
+                  <ns6:wsp>
+                    <ns6:cNvSpPr txBox="1">
+                      <ns5:spLocks/>
+                    </ns6:cNvSpPr>
+                    <ns6:spPr>
+                      <ns5:xfrm>
+                        <ns5:off x="0" y="0"/>
+                        <ns5:ext cx="1714500" cy="342900"/>
+                      </ns5:xfrm>
+                      <ns5:prstGeom prst="rect">
+                        <ns5:avLst/>
+                      </ns5:prstGeom>
+                      <ns5:noFill/>
+                      <ns5:ln>
+                        <ns5:noFill/>
+                      </ns5:ln>
+                      <ns5:effectLst/>
+                      <ns5:extLst>
+                        <ns5:ext uri="{C572A759-6A51-4108-AA02-DFA0A04FC94B}">
+                          <ns7:wrappingTextBoxFlag/>
+                        </ns5:ext>
+                      </ns5:extLst>
+                    </ns6:spPr>
+                    <ns6:txbx>
+                      <ns0:txbxContent>
+                        <ns0:p ns2:paraId="4B426C7A" ns2:textId="77777777" ns0:rsidR="008C47A6" ns0:rsidRPr="00C954D2" ns0:rsidRDefault="00000000" ns0:rsidP="00E74375">
+                          <ns0:pPr>
+                            <ns0:rPr>
+                              <ns0:sz ns0:val="14"/>
+                              <ns0:szCs ns0:val="14"/>
+                              <ns0:lang ns0:val="es-ES_tradnl"/>
+                            </ns0:rPr>
+                          </ns0:pPr>
+                          <ns0:r ns0:rsidRPr="00C954D2">
+                            <ns0:rPr>
+                              <ns0:sz ns0:val="14"/>
+                              <ns0:szCs ns0:val="14"/>
+                              <ns0:lang ns0:val="es-ES_tradnl"/>
+                            </ns0:rPr>
+                            <ns0:t>Avda. de la Aurora, 55, entreplanta</ns0:t>
+                          </ns0:r>
+                        </ns0:p>
+                        <ns0:p ns2:paraId="4E486CEB" ns2:textId="77777777" ns0:rsidR="008C47A6" ns0:rsidRPr="00C954D2" ns0:rsidRDefault="00000000" ns0:rsidP="00E74375">
+                          <ns0:pPr>
+                            <ns0:rPr>
+                              <ns0:sz ns0:val="14"/>
+                              <ns0:szCs ns0:val="14"/>
+                              <ns0:lang ns0:val="es-ES_tradnl"/>
+                            </ns0:rPr>
+                          </ns0:pPr>
+                          <ns0:r ns0:rsidRPr="00C954D2">
+                            <ns0:rPr>
+                              <ns0:sz ns0:val="14"/>
+                              <ns0:szCs ns0:val="14"/>
+                              <ns0:lang ns0:val="es-ES_tradnl"/>
+                            </ns0:rPr>
+                            <ns0:t>29006 Málaga (España)</ns0:t>
+                          </ns0:r>
+                        </ns0:p>
+                      </ns0:txbxContent>
+                    </ns6:txbx>
+                    <ns6:bodyPr rot="0" spcFirstLastPara="0" vertOverflow="overflow" horzOverflow="overflow" vert="horz" wrap="square" lIns="91440" tIns="45720" rIns="91440" bIns="45720" numCol="1" spcCol="0" rtlCol="0" fromWordArt="0" anchor="t" anchorCtr="0" forceAA="0" compatLnSpc="1">
+                      <ns5:prstTxWarp prst="textNoShape">
+                        <ns5:avLst/>
+                      </ns5:prstTxWarp>
+                      <ns5:noAutofit/>
+                    </ns6:bodyPr>
+                  </ns6:wsp>
+                </ns5:graphicData>
+              </ns5:graphic>
+              <ns4:sizeRelH relativeFrom="margin">
+                <ns4:pctWidth>0</ns4:pctWidth>
+              </ns4:sizeRelH>
+              <ns4:sizeRelV relativeFrom="margin">
+                <ns4:pctHeight>0</ns4:pctHeight>
+              </ns4:sizeRelV>
+            </ns3:anchor>
+          </ns0:drawing>
+        </ns1:Choice>
+        <ns1:Fallback>
+          <ns0:pict>
+            <ns8:shapetype ns2:anchorId="32FBE6F8" id="_x0000_t202" coordsize="21600,21600" ns9:spt="202" path="m,l,21600r21600,l21600,xe">
+              <ns8:stroke joinstyle="miter"/>
+              <ns8:path gradientshapeok="t" ns9:connecttype="rect"/>
+            </ns8:shapetype>
+            <ns8:shape id="Text Box 10" ns9:spid="_x0000_s1027" type="#_x0000_t202" style="position:absolute;left:0;text-align:left;margin-left:319.55pt;margin-top:797.85pt;width:135pt;height:27pt;z-index:251660288;visibility:visible;mso-wrap-style:square;mso-width-percent:0;mso-height-percent:0;mso-wrap-distance-left:9pt;mso-wrap-distance-top:0;mso-wrap-distance-right:9pt;mso-wrap-distance-bottom:0;mso-position-horizontal:absolute;mso-position-horizontal-relative:page;mso-position-vertical:absolute;mso-position-vertical-relative:page;mso-width-percent:0;mso-height-percent:0;mso-width-relative:margin;mso-height-relative:margin;v-text-anchor:top" ns9:gfxdata="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" filled="f" stroked="f">
+              <ns8:textbox>
+                <ns0:txbxContent>
+                  <ns0:p ns2:paraId="4B426C7A" ns2:textId="77777777" ns0:rsidR="008C47A6" ns0:rsidRPr="00C954D2" ns0:rsidRDefault="00000000" ns0:rsidP="00E74375">
+                    <ns0:pPr>
+                      <ns0:rPr>
+                        <ns0:sz ns0:val="14"/>
+                        <ns0:szCs ns0:val="14"/>
+                        <ns0:lang ns0:val="es-ES_tradnl"/>
+                      </ns0:rPr>
+                    </ns0:pPr>
+                    <ns0:r ns0:rsidRPr="00C954D2">
+                      <ns0:rPr>
+                        <ns0:sz ns0:val="14"/>
+                        <ns0:szCs ns0:val="14"/>
+                        <ns0:lang ns0:val="es-ES_tradnl"/>
+                      </ns0:rPr>
+                      <ns0:t>Avda. de la Aurora, 55, entreplanta</ns0:t>
+                    </ns0:r>
+                  </ns0:p>
+                  <ns0:p ns2:paraId="4E486CEB" ns2:textId="77777777" ns0:rsidR="008C47A6" ns0:rsidRPr="00C954D2" ns0:rsidRDefault="00000000" ns0:rsidP="00E74375">
+                    <ns0:pPr>
+                      <ns0:rPr>
+                        <ns0:sz ns0:val="14"/>
+                        <ns0:szCs ns0:val="14"/>
+                        <ns0:lang ns0:val="es-ES_tradnl"/>
+                      </ns0:rPr>
+                    </ns0:pPr>
+                    <ns0:r ns0:rsidRPr="00C954D2">
+                      <ns0:rPr>
+                        <ns0:sz ns0:val="14"/>
+                        <ns0:szCs ns0:val="14"/>
+                        <ns0:lang ns0:val="es-ES_tradnl"/>
+                      </ns0:rPr>
+                      <ns0:t>29006 Málaga (España)</ns0:t>
+                    </ns0:r>
+                  </ns0:p>
+                </ns0:txbxContent>
+              </ns8:textbox>
+              <ns10:wrap type="through" anchorx="page" anchory="page"/>
+            </ns8:shape>
+          </ns0:pict>
+        </ns1:Fallback>
+      </ns1:AlternateContent>
+    </ns0:r>
+    <ns0:r>
+      <ns0:rPr>
+        <ns0:noProof/>
+      </ns0:rPr>
+      <ns1:AlternateContent>
+        <ns1:Choice Requires="wps">
+          <ns0:drawing>
+            <ns3:anchor distT="0" distB="0" distL="114300" distR="114300" simplePos="0" relativeHeight="251650048" behindDoc="0" locked="0" layoutInCell="1" allowOverlap="1" ns4:anchorId="003E73B6" ns4:editId="76E9C323">
+              <ns3:simplePos x="0" y="0"/>
+              <ns3:positionH relativeFrom="page">
+                <ns3:posOffset>1429385</ns3:posOffset>
+              </ns3:positionH>
+              <ns3:positionV relativeFrom="page">
+                <ns3:posOffset>10132695</ns3:posOffset>
+              </ns3:positionV>
+              <ns3:extent cx="800100" cy="342900"/>
+              <ns3:effectExtent l="0" t="0" r="0" b="0"/>
+              <ns3:wrapThrough wrapText="bothSides">
+                <ns3:wrapPolygon edited="0">
+                  <ns3:start x="1029" y="0"/>
+                  <ns3:lineTo x="1029" y="20400"/>
+                  <ns3:lineTo x="20057" y="20400"/>
+                  <ns3:lineTo x="20057" y="0"/>
+                  <ns3:lineTo x="1029" y="0"/>
+                </ns3:wrapPolygon>
+              </ns3:wrapThrough>
+              <ns3:docPr id="3" name="Text Box 10"/>
+              <ns3:cNvGraphicFramePr>
+                <ns5:graphicFrameLocks/>
+              </ns3:cNvGraphicFramePr>
+              <ns5:graphic>
+                <ns5:graphicData uri="http://schemas.microsoft.com/office/word/2010/wordprocessingShape">
+                  <ns6:wsp>
+                    <ns6:cNvSpPr txBox="1">
+                      <ns5:spLocks/>
+                    </ns6:cNvSpPr>
+                    <ns6:spPr>
+                      <ns5:xfrm>
+                        <ns5:off x="0" y="0"/>
+                        <ns5:ext cx="800100" cy="342900"/>
+                      </ns5:xfrm>
+                      <ns5:prstGeom prst="rect">
+                        <ns5:avLst/>
+                      </ns5:prstGeom>
+                      <ns5:noFill/>
+                      <ns5:ln>
+                        <ns5:noFill/>
+                      </ns5:ln>
+                      <ns5:effectLst/>
+                      <ns5:extLst>
+                        <ns5:ext uri="{C572A759-6A51-4108-AA02-DFA0A04FC94B}">
+                          <ns7:wrappingTextBoxFlag/>
+                        </ns5:ext>
+                      </ns5:extLst>
+                    </ns6:spPr>
+                    <ns6:txbx>
+                      <ns0:txbxContent>
+                        <ns0:p ns2:paraId="23F13C87" ns2:textId="77777777" ns0:rsidR="008C47A6" ns0:rsidRPr="00C954D2" ns0:rsidRDefault="00000000" ns0:rsidP="00E74375">
+                          <ns0:pPr>
+                            <ns0:rPr>
+                              <ns0:sz ns0:val="14"/>
+                              <ns0:szCs ns0:val="12"/>
+                              <ns0:lang ns0:val="es-ES_tradnl"/>
+                            </ns0:rPr>
+                          </ns0:pPr>
+                          <ns0:r ns0:rsidRPr="00C954D2">
+                            <ns0:rPr>
+                              <ns0:sz ns0:val="14"/>
+                              <ns0:szCs ns0:val="12"/>
+                              <ns0:lang ns0:val="es-ES_tradnl"/>
+                            </ns0:rPr>
+                            <ns0:t>952 04 10 47</ns0:t>
+                          </ns0:r>
+                        </ns0:p>
+                        <ns0:p ns2:paraId="78ABD258" ns2:textId="77777777" ns0:rsidR="008C47A6" ns0:rsidRPr="00C954D2" ns0:rsidRDefault="00000000" ns0:rsidP="00E74375">
+                          <ns0:pPr>
+                            <ns0:rPr>
+                              <ns0:sz ns0:val="14"/>
+                              <ns0:szCs ns0:val="14"/>
+                              <ns0:lang ns0:val="es-ES_tradnl"/>
+                            </ns0:rPr>
+                          </ns0:pPr>
+                          <ns0:r ns0:rsidRPr="00C954D2">
+                            <ns0:rPr>
+                              <ns0:sz ns0:val="14"/>
+                              <ns0:szCs ns0:val="14"/>
+                              <ns0:lang ns0:val="es-ES_tradnl"/>
+                            </ns0:rPr>
+                            <ns0:t>952 34 41 00</ns0:t>
+                          </ns0:r>
+                        </ns0:p>
+                      </ns0:txbxContent>
+                    </ns6:txbx>
+                    <ns6:bodyPr rot="0" spcFirstLastPara="0" vertOverflow="overflow" horzOverflow="overflow" vert="horz" wrap="square" lIns="91440" tIns="45720" rIns="91440" bIns="45720" numCol="1" spcCol="0" rtlCol="0" fromWordArt="0" anchor="t" anchorCtr="0" forceAA="0" compatLnSpc="1">
+                      <ns5:prstTxWarp prst="textNoShape">
+                        <ns5:avLst/>
+                      </ns5:prstTxWarp>
+                      <ns5:noAutofit/>
+                    </ns6:bodyPr>
+                  </ns6:wsp>
+                </ns5:graphicData>
+              </ns5:graphic>
+              <ns4:sizeRelH relativeFrom="margin">
+                <ns4:pctWidth>0</ns4:pctWidth>
+              </ns4:sizeRelH>
+              <ns4:sizeRelV relativeFrom="margin">
+                <ns4:pctHeight>0</ns4:pctHeight>
+              </ns4:sizeRelV>
+            </ns3:anchor>
+          </ns0:drawing>
+        </ns1:Choice>
+        <ns1:Fallback>
+          <ns0:pict>
+            <ns8:shape ns2:anchorId="003E73B6" id="_x0000_s1028" type="#_x0000_t202" style="position:absolute;left:0;text-align:left;margin-left:112.55pt;margin-top:797.85pt;width:63pt;height:27pt;z-index:251650048;visibility:visible;mso-wrap-style:square;mso-width-percent:0;mso-height-percent:0;mso-wrap-distance-left:9pt;mso-wrap-distance-top:0;mso-wrap-distance-right:9pt;mso-wrap-distance-bottom:0;mso-position-horizontal:absolute;mso-position-horizontal-relative:page;mso-position-vertical:absolute;mso-position-vertical-relative:page;mso-width-percent:0;mso-height-percent:0;mso-width-relative:margin;mso-height-relative:margin;v-text-anchor:top" ns9:gfxdata="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" filled="f" stroked="f">
+              <ns8:textbox>
+                <ns0:txbxContent>
+                  <ns0:p ns2:paraId="23F13C87" ns2:textId="77777777" ns0:rsidR="008C47A6" ns0:rsidRPr="00C954D2" ns0:rsidRDefault="00000000" ns0:rsidP="00E74375">
+                    <ns0:pPr>
+                      <ns0:rPr>
+                        <ns0:sz ns0:val="14"/>
+                        <ns0:szCs ns0:val="12"/>
+                        <ns0:lang ns0:val="es-ES_tradnl"/>
+                      </ns0:rPr>
+                    </ns0:pPr>
+                    <ns0:r ns0:rsidRPr="00C954D2">
+                      <ns0:rPr>
+                        <ns0:sz ns0:val="14"/>
+                        <ns0:szCs ns0:val="12"/>
+                        <ns0:lang ns0:val="es-ES_tradnl"/>
+                      </ns0:rPr>
+                      <ns0:t>952 04 10 47</ns0:t>
+                    </ns0:r>
+                  </ns0:p>
+                  <ns0:p ns2:paraId="78ABD258" ns2:textId="77777777" ns0:rsidR="008C47A6" ns0:rsidRPr="00C954D2" ns0:rsidRDefault="00000000" ns0:rsidP="00E74375">
+                    <ns0:pPr>
+                      <ns0:rPr>
+                        <ns0:sz ns0:val="14"/>
+                        <ns0:szCs ns0:val="14"/>
+                        <ns0:lang ns0:val="es-ES_tradnl"/>
+                      </ns0:rPr>
+                    </ns0:pPr>
+                    <ns0:r ns0:rsidRPr="00C954D2">
+                      <ns0:rPr>
+                        <ns0:sz ns0:val="14"/>
+                        <ns0:szCs ns0:val="14"/>
+                        <ns0:lang ns0:val="es-ES_tradnl"/>
+                      </ns0:rPr>
+                      <ns0:t>952 34 41 00</ns0:t>
+                    </ns0:r>
+                  </ns0:p>
+                </ns0:txbxContent>
+              </ns8:textbox>
+              <ns10:wrap type="through" anchorx="page" anchory="page"/>
+            </ns8:shape>
+          </ns0:pict>
+        </ns1:Fallback>
+      </ns1:AlternateContent>
+    </ns0:r>
+    <ns0:r>
+      <ns0:rPr>
+        <ns0:noProof/>
+      </ns0:rPr>
+      <ns1:AlternateContent>
+        <ns1:Choice Requires="wps">
+          <ns0:drawing>
+            <ns3:anchor distT="0" distB="0" distL="114300" distR="114300" simplePos="0" relativeHeight="251656192" behindDoc="0" locked="0" layoutInCell="1" allowOverlap="1" ns4:anchorId="00F01480" ns4:editId="154F1AE4">
+              <ns3:simplePos x="0" y="0"/>
+              <ns3:positionH relativeFrom="page">
+                <ns3:posOffset>2686685</ns3:posOffset>
+              </ns3:positionH>
+              <ns3:positionV relativeFrom="page">
+                <ns3:posOffset>10132695</ns3:posOffset>
+              </ns3:positionV>
+              <ns3:extent cx="1371600" cy="342900"/>
+              <ns3:effectExtent l="0" t="0" r="0" b="0"/>
+              <ns3:wrapThrough wrapText="bothSides">
+                <ns3:wrapPolygon edited="0">
+                  <ns3:start x="600" y="0"/>
+                  <ns3:lineTo x="600" y="20400"/>
+                  <ns3:lineTo x="20700" y="20400"/>
+                  <ns3:lineTo x="20700" y="0"/>
+                  <ns3:lineTo x="600" y="0"/>
+                </ns3:wrapPolygon>
+              </ns3:wrapThrough>
+              <ns3:docPr id="23" name="Text Box 10"/>
+              <ns3:cNvGraphicFramePr>
+                <ns5:graphicFrameLocks/>
+              </ns3:cNvGraphicFramePr>
+              <ns5:graphic>
+                <ns5:graphicData uri="http://schemas.microsoft.com/office/word/2010/wordprocessingShape">
+                  <ns6:wsp>
+                    <ns6:cNvSpPr txBox="1">
+                      <ns5:spLocks/>
+                    </ns6:cNvSpPr>
+                    <ns6:spPr>
+                      <ns5:xfrm>
+                        <ns5:off x="0" y="0"/>
+                        <ns5:ext cx="1371600" cy="342900"/>
+                      </ns5:xfrm>
+                      <ns5:prstGeom prst="rect">
+                        <ns5:avLst/>
+                      </ns5:prstGeom>
+                      <ns5:noFill/>
+                      <ns5:ln>
+                        <ns5:noFill/>
+                      </ns5:ln>
+                      <ns5:effectLst/>
+                      <ns5:extLst>
+                        <ns5:ext uri="{C572A759-6A51-4108-AA02-DFA0A04FC94B}">
+                          <ns7:wrappingTextBoxFlag/>
+                        </ns5:ext>
+                      </ns5:extLst>
+                    </ns6:spPr>
+                    <ns6:txbx>
+                      <ns0:txbxContent>
+                        <ns0:p ns2:paraId="1B10B988" ns2:textId="77777777" ns0:rsidR="008C47A6" ns0:rsidRPr="00C954D2" ns0:rsidRDefault="00000000" ns0:rsidP="00E74375">
+                          <ns0:pPr>
+                            <ns0:rPr>
+                              <ns0:sz ns0:val="14"/>
+                              <ns0:szCs ns0:val="14"/>
+                              <ns0:lang ns0:val="es-ES_tradnl"/>
+                            </ns0:rPr>
+                          </ns0:pPr>
+                          <ns0:r ns0:rsidRPr="00C954D2">
+                            <ns0:rPr>
+                              <ns0:sz ns0:val="14"/>
+                              <ns0:szCs ns0:val="14"/>
+                              <ns0:lang ns0:val="es-ES_tradnl"/>
+                            </ns0:rPr>
+                            <ns0:t>edp@edp-sl.com</ns0:t>
+                          </ns0:r>
+                        </ns0:p>
+                        <ns0:p ns2:paraId="6BAA68C0" ns2:textId="77777777" ns0:rsidR="008C47A6" ns0:rsidRPr="00C954D2" ns0:rsidRDefault="00000000" ns0:rsidP="00E74375">
+                          <ns0:pPr>
+                            <ns0:rPr>
+                              <ns0:color ns0:val="0070C0"/>
+                              <ns0:sz ns0:val="14"/>
+                              <ns0:szCs ns0:val="14"/>
+                              <ns0:lang ns0:val="es-ES_tradnl"/>
+                            </ns0:rPr>
+                          </ns0:pPr>
+                          <ns0:r ns0:rsidRPr="00C954D2">
+                            <ns0:rPr>
+                              <ns0:color ns0:val="0070C0"/>
+                              <ns0:sz ns0:val="14"/>
+                              <ns0:szCs ns0:val="14"/>
+                              <ns0:lang ns0:val="es-ES_tradnl"/>
+                            </ns0:rPr>
+                            <ns0:t>www.edp-sl.com</ns0:t>
+                          </ns0:r>
+                        </ns0:p>
+                      </ns0:txbxContent>
+                    </ns6:txbx>
+                    <ns6:bodyPr rot="0" spcFirstLastPara="0" vertOverflow="overflow" horzOverflow="overflow" vert="horz" wrap="square" lIns="91440" tIns="45720" rIns="91440" bIns="45720" numCol="1" spcCol="0" rtlCol="0" fromWordArt="0" anchor="t" anchorCtr="0" forceAA="0" compatLnSpc="1">
+                      <ns5:prstTxWarp prst="textNoShape">
+                        <ns5:avLst/>
+                      </ns5:prstTxWarp>
+                      <ns5:noAutofit/>
+                    </ns6:bodyPr>
+                  </ns6:wsp>
+                </ns5:graphicData>
+              </ns5:graphic>
+              <ns4:sizeRelH relativeFrom="margin">
+                <ns4:pctWidth>0</ns4:pctWidth>
+              </ns4:sizeRelH>
+              <ns4:sizeRelV relativeFrom="margin">
+                <ns4:pctHeight>0</ns4:pctHeight>
+              </ns4:sizeRelV>
+            </ns3:anchor>
+          </ns0:drawing>
+        </ns1:Choice>
+        <ns1:Fallback>
+          <ns0:pict>
+            <ns8:shape ns2:anchorId="00F01480" id="_x0000_s1029" type="#_x0000_t202" style="position:absolute;left:0;text-align:left;margin-left:211.55pt;margin-top:797.85pt;width:108pt;height:27pt;z-index:251656192;visibility:visible;mso-wrap-style:square;mso-width-percent:0;mso-height-percent:0;mso-wrap-distance-left:9pt;mso-wrap-distance-top:0;mso-wrap-distance-right:9pt;mso-wrap-distance-bottom:0;mso-position-horizontal:absolute;mso-position-horizontal-relative:page;mso-position-vertical:absolute;mso-position-vertical-relative:page;mso-width-percent:0;mso-height-percent:0;mso-width-relative:margin;mso-height-relative:margin;v-text-anchor:top" ns9:gfxdata="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" filled="f" stroked="f">
+              <ns8:textbox>
+                <ns0:txbxContent>
+                  <ns0:p ns2:paraId="1B10B988" ns2:textId="77777777" ns0:rsidR="008C47A6" ns0:rsidRPr="00C954D2" ns0:rsidRDefault="00000000" ns0:rsidP="00E74375">
+                    <ns0:pPr>
+                      <ns0:rPr>
+                        <ns0:sz ns0:val="14"/>
+                        <ns0:szCs ns0:val="14"/>
+                        <ns0:lang ns0:val="es-ES_tradnl"/>
+                      </ns0:rPr>
+                    </ns0:pPr>
+                    <ns0:r ns0:rsidRPr="00C954D2">
+                      <ns0:rPr>
+                        <ns0:sz ns0:val="14"/>
+                        <ns0:szCs ns0:val="14"/>
+                        <ns0:lang ns0:val="es-ES_tradnl"/>
+                      </ns0:rPr>
+                      <ns0:t>edp@edp-sl.com</ns0:t>
+                    </ns0:r>
+                  </ns0:p>
+                  <ns0:p ns2:paraId="6BAA68C0" ns2:textId="77777777" ns0:rsidR="008C47A6" ns0:rsidRPr="00C954D2" ns0:rsidRDefault="00000000" ns0:rsidP="00E74375">
+                    <ns0:pPr>
+                      <ns0:rPr>
+                        <ns0:color ns0:val="0070C0"/>
+                        <ns0:sz ns0:val="14"/>
+                        <ns0:szCs ns0:val="14"/>
+                        <ns0:lang ns0:val="es-ES_tradnl"/>
+                      </ns0:rPr>
+                    </ns0:pPr>
+                    <ns0:r ns0:rsidRPr="00C954D2">
+                      <ns0:rPr>
+                        <ns0:color ns0:val="0070C0"/>
+                        <ns0:sz ns0:val="14"/>
+                        <ns0:szCs ns0:val="14"/>
+                        <ns0:lang ns0:val="es-ES_tradnl"/>
+                      </ns0:rPr>
+                      <ns0:t>www.edp-sl.com</ns0:t>
+                    </ns0:r>
+                  </ns0:p>
+                </ns0:txbxContent>
+              </ns8:textbox>
+              <ns10:wrap type="through" anchorx="page" anchory="page"/>
+            </ns8:shape>
+          </ns0:pict>
+        </ns1:Fallback>
+      </ns1:AlternateContent>
+    </ns0:r>
+    <ns0:r>
+      <ns0:rPr>
+        <ns0:noProof/>
+      </ns0:rPr>
+      <ns1:AlternateContent>
+        <ns1:Choice Requires="wps">
+          <ns0:drawing>
+            <ns3:anchor distT="0" distB="0" distL="114300" distR="114300" simplePos="0" relativeHeight="251662336" behindDoc="0" locked="0" layoutInCell="1" allowOverlap="1" ns4:anchorId="16C74CA3" ns4:editId="76D3C3D8">
+              <ns3:simplePos x="0" y="0"/>
+              <ns3:positionH relativeFrom="column">
+                <ns3:posOffset>2971800</ns3:posOffset>
+              </ns3:positionH>
+              <ns3:positionV relativeFrom="paragraph">
+                <ns3:posOffset>226695</ns3:posOffset>
+              </ns3:positionV>
+              <ns3:extent cx="0" cy="457200"/>
+              <ns3:effectExtent l="0" t="0" r="38100" b="19050"/>
+              <ns3:wrapNone/>
+              <ns3:docPr id="28" name="Conector recto 28"/>
+              <ns3:cNvGraphicFramePr/>
+              <ns5:graphic>
+                <ns5:graphicData uri="http://schemas.microsoft.com/office/word/2010/wordprocessingShape">
+                  <ns6:wsp>
+                    <ns6:cNvCnPr/>
+                    <ns6:spPr>
+                      <ns5:xfrm>
+                        <ns5:off x="0" y="0"/>
+                        <ns5:ext cx="0" cy="457200"/>
+                      </ns5:xfrm>
+                      <ns5:prstGeom prst="line">
+                        <ns5:avLst/>
+                      </ns5:prstGeom>
+                      <ns5:noFill/>
+                      <ns5:ln w="6350" cap="flat" cmpd="sng" algn="ctr">
+                        <ns5:solidFill>
+                          <ns5:sysClr val="windowText" lastClr="000000"/>
+                        </ns5:solidFill>
+                        <ns5:prstDash val="solid"/>
+                        <ns5:miter lim="800000"/>
+                      </ns5:ln>
+                      <ns5:effectLst/>
+                    </ns6:spPr>
+                    <ns6:bodyPr/>
+                  </ns6:wsp>
+                </ns5:graphicData>
+              </ns5:graphic>
+            </ns3:anchor>
+          </ns0:drawing>
+        </ns1:Choice>
+        <ns1:Fallback>
+          <ns0:pict>
+            <ns8:line ns2:anchorId="3B8E2307" id="Conector recto 28" ns9:spid="_x0000_s1026" style="position:absolute;z-index:251668480;visibility:visible;mso-wrap-style:square;mso-wrap-distance-left:9pt;mso-wrap-distance-top:0;mso-wrap-distance-right:9pt;mso-wrap-distance-bottom:0;mso-position-horizontal:absolute;mso-position-horizontal-relative:text;mso-position-vertical:absolute;mso-position-vertical-relative:text" from="234pt,17.85pt" to="234pt,53.85pt" ns9:gfxdata="UEsDBBQABgAIAAAAIQC2gziS/gAAAOEBAAATAAAAW0NvbnRlbnRfVHlwZXNdLnhtbJSRQU7DMBBF 90jcwfIWJU67QAgl6YK0S0CoHGBkTxKLZGx5TGhvj5O2G0SRWNoz/78nu9wcxkFMGNg6quQqL6RA 0s5Y6ir5vt9lD1JwBDIwOMJKHpHlpr69KfdHjyxSmriSfYz+USnWPY7AufNIadK6MEJMx9ApD/oD OlTrorhX2lFEilmcO2RdNtjC5xDF9pCuTyYBB5bi6bQ4syoJ3g9WQ0ymaiLzg5KdCXlKLjvcW893 SUOqXwnz5DrgnHtJTxOsQfEKIT7DmDSUCaxw7Rqn8787ZsmRM9e2VmPeBN4uqYvTtW7jvijg9N/y JsXecLq0q+WD6m8AAAD//wMAUEsDBBQABgAIAAAAIQA4/SH/1gAAAJQBAAALAAAAX3JlbHMvLnJl bHOkkMFqwzAMhu+DvYPRfXGawxijTi+j0GvpHsDYimMaW0Yy2fr2M4PBMnrbUb/Q94l/f/hMi1qR JVI2sOt6UJgd+ZiDgffL8ekFlFSbvV0oo4EbChzGx4f9GRdb25HMsYhqlCwG5lrLq9biZkxWOiqY 22YiTra2kYMu1l1tQD30/bPm3wwYN0x18gb45AdQl1tp5j/sFB2T0FQ7R0nTNEV3j6o9feQzro1i OWA14Fm+Q8a1a8+Bvu/d/dMb2JY5uiPbhG/ktn4cqGU/er3pcvwCAAD//wMAUEsDBBQABgAIAAAA IQB2XM8xrwEAAFgDAAAOAAAAZHJzL2Uyb0RvYy54bWysU01vEzEQvSPxHyzfidNCS7WK00OjckFQ ifIDpv7YteQveUw2+feMvSENcEPswWvPeN7Oe/N2c38Inu1NQZei5FerNWcmqqRdHCX//vz47o4z rBA1+BSN5EeD/H779s1mzoO5TlPy2hRGIBGHOUs+1ZoHIVBNJgCuUjaRkjaVAJWOZRS6wEzowYvr 9fpWzKnoXJIyiBTdLUm+7fjWGlW/WoumMi859Vb7Wvr60lax3cAwFsiTU6c24B+6COAiffQMtYMK 7Edxf0EFp0rCZOtKpSCStU6ZzoHYXK3/YPNtgmw6FxIH81km/H+w6sv+IT4VkmHOOGB+Ko3FwZbQ 3tQfO3SxjmexzKEytQQVRT/cfKQ5NB3Fa10uWD+ZFFjbSO5dbDRggP1nrMvVX1daOKZH530fhY9s lvz2/Q0NSwEZwnqotA1ZS45x5Az8SE5TtXRETN7pVt1w8IgPvrA90LDJIzrNz9QtZx6wUoIo9OfU 7G+lrZ0d4LQU99TijeAqGdS7IPndZbWP7YumW+xE6lXBtntJ+tiFFe1E4+sKnazW/HF5pv3lD7H9 CQAA//8DAFBLAwQUAAYACAAAACEAsPHN7N4AAAAKAQAADwAAAGRycy9kb3ducmV2LnhtbEyPTU/D MAyG70j8h8hI3FgChXXqmk5oaAduo4DEMWvcj9E4VZNu5d9jxAGOth+9ft58M7tenHAMnScNtwsF AqnytqNGw9vr7mYFIkRD1vSeUMMXBtgUlxe5yaw/0wueytgIDqGQGQ1tjEMmZahadCYs/IDEt9qP zkQex0ba0Zw53PXyTqmldKYj/tCaAbctVp/l5DRM+22tul0yHz+SUk7P6f79qW60vr6aH9cgIs7x D4YffVaHgp0OfiIbRK/hfrniLlFD8pCCYOB3cWBSpSnIIpf/KxTfAAAA//8DAFBLAQItABQABgAI AAAAIQC2gziS/gAAAOEBAAATAAAAAAAAAAAAAAAAAAAAAABbQ29udGVudF9UeXBlc10ueG1sUEsB Ai0AFAAGAAgAAAAhADj9If/WAAAAlAEAAAsAAAAAAAAAAAAAAAAALwEAAF9yZWxzLy5yZWxzUEsB Ai0AFAAGAAgAAAAhAHZczzGvAQAAWAMAAA4AAAAAAAAAAAAAAAAALgIAAGRycy9lMm9Eb2MueG1s UEsBAi0AFAAGAAgAAAAhALDxzezeAAAACgEAAA8AAAAAAAAAAAAAAAAACQQAAGRycy9kb3ducmV2 LnhtbFBLBQYAAAAABAAEAPMAAAAUBQAAAAA= " strokecolor="windowText" strokeweight=".5pt">
+              <ns8:stroke joinstyle="miter"/>
+            </ns8:line>
+          </ns0:pict>
+        </ns1:Fallback>
+      </ns1:AlternateContent>
+    </ns0:r>
+    <ns0:r>
+      <ns0:rPr>
+        <ns0:noProof/>
+      </ns0:rPr>
+      <ns1:AlternateContent>
+        <ns1:Choice Requires="wps">
+          <ns0:drawing>
+            <ns3:anchor distT="0" distB="0" distL="114300" distR="114300" simplePos="0" relativeHeight="251652096" behindDoc="0" locked="0" layoutInCell="1" allowOverlap="1" ns4:anchorId="350D279F" ns4:editId="54B5E171">
+              <ns3:simplePos x="0" y="0"/>
+              <ns3:positionH relativeFrom="column">
+                <ns3:posOffset>228600</ns3:posOffset>
+              </ns3:positionH>
+              <ns3:positionV relativeFrom="paragraph">
+                <ns3:posOffset>112395</ns3:posOffset>
+              </ns3:positionV>
+              <ns3:extent cx="6400800" cy="0"/>
+              <ns3:effectExtent l="0" t="0" r="25400" b="25400"/>
+              <ns3:wrapNone/>
+              <ns3:docPr id="217511060" name="Conector recto 217511060"/>
+              <ns3:cNvGraphicFramePr/>
+              <ns5:graphic>
+                <ns5:graphicData uri="http://schemas.microsoft.com/office/word/2010/wordprocessingShape">
+                  <ns6:wsp>
+                    <ns6:cNvCnPr/>
+                    <ns6:spPr>
+                      <ns5:xfrm>
+                        <ns5:off x="0" y="0"/>
+                        <ns5:ext cx="6400800" cy="0"/>
+                      </ns5:xfrm>
+                      <ns5:prstGeom prst="line">
+                        <ns5:avLst/>
+                      </ns5:prstGeom>
+                      <ns5:noFill/>
+                      <ns5:ln w="6350" cap="flat" cmpd="sng" algn="ctr">
+                        <ns5:solidFill>
+                          <ns5:srgbClr val="5B9BD5"/>
+                        </ns5:solidFill>
+                        <ns5:prstDash val="solid"/>
+                        <ns5:miter lim="800000"/>
+                      </ns5:ln>
+                      <ns5:effectLst/>
+                    </ns6:spPr>
+                    <ns6:bodyPr/>
+                  </ns6:wsp>
+                </ns5:graphicData>
+              </ns5:graphic>
+            </ns3:anchor>
+          </ns0:drawing>
+        </ns1:Choice>
+        <ns1:Fallback>
+          <ns0:pict>
+            <ns8:line ns2:anchorId="256B0012" id="Conector recto 217511060" ns9:spid="_x0000_s1026" style="position:absolute;z-index:251663360;visibility:visible;mso-wrap-style:square;mso-wrap-distance-left:9pt;mso-wrap-distance-top:0;mso-wrap-distance-right:9pt;mso-wrap-distance-bottom:0;mso-position-horizontal:absolute;mso-position-horizontal-relative:text;mso-position-vertical:absolute;mso-position-vertical-relative:text" from="18pt,8.85pt" to="522pt,8.85pt" ns9:gfxdata="UEsDBBQABgAIAAAAIQC2gziS/gAAAOEBAAATAAAAW0NvbnRlbnRfVHlwZXNdLnhtbJSRQU7DMBBF 90jcwfIWJU67QAgl6YK0S0CoHGBkTxKLZGx5TGhvj5O2G0SRWNoz/78nu9wcxkFMGNg6quQqL6RA 0s5Y6ir5vt9lD1JwBDIwOMJKHpHlpr69KfdHjyxSmriSfYz+USnWPY7AufNIadK6MEJMx9ApD/oD OlTrorhX2lFEilmcO2RdNtjC5xDF9pCuTyYBB5bi6bQ4syoJ3g9WQ0ymaiLzg5KdCXlKLjvcW893 SUOqXwnz5DrgnHtJTxOsQfEKIT7DmDSUCaxw7Rqn8787ZsmRM9e2VmPeBN4uqYvTtW7jvijg9N/y JsXecLq0q+WD6m8AAAD//wMAUEsDBBQABgAIAAAAIQA4/SH/1gAAAJQBAAALAAAAX3JlbHMvLnJl bHOkkMFqwzAMhu+DvYPRfXGawxijTi+j0GvpHsDYimMaW0Yy2fr2M4PBMnrbUb/Q94l/f/hMi1qR JVI2sOt6UJgd+ZiDgffL8ekFlFSbvV0oo4EbChzGx4f9GRdb25HMsYhqlCwG5lrLq9biZkxWOiqY 22YiTra2kYMu1l1tQD30/bPm3wwYN0x18gb45AdQl1tp5j/sFB2T0FQ7R0nTNEV3j6o9feQzro1i OWA14Fm+Q8a1a8+Bvu/d/dMb2JY5uiPbhG/ktn4cqGU/er3pcvwCAAD//wMAUEsDBBQABgAIAAAA IQASzCNUqwEAAEUDAAAOAAAAZHJzL2Uyb0RvYy54bWysUk1v2zAMvQ/YfxB0X+x2S9EZcQq0QXsp tgLbfgAjS7YAfYHU4uTfl1LStOtuw3yQKZF65Ht6q5u9d2KnkWwMvbxYtFLooOJgw9jLXz/vP11L QRnCAC4G3cuDJnmz/vhhNadOX8YpukGjYJBA3Zx6OeWcuqYhNWkPtIhJB06aiB4yb3FsBoSZ0b1r Ltv2qpkjDgmj0kR8ujkm5briG6NV/m4M6SxcL3m2XFes67aszXoF3YiQJqtOY8A/TOHBBm56htpA BvEb7V9Q3iqMFE1eqOibaIxVunJgNhftOzY/Jki6cmFxKJ1lov8Hq77t7sITsgxzoo7SExYWe4O+ /Hk+sa9iHc5i6X0Wig+vvrTtdcuaqpdc83oxIeUHHb0oQS+dDYUHdLB7pMzNuPSlpByHeG+dq2/h gpgZ/POyIAM7wjjIHPo09JLCKAW4ka2mMlZEis4O5XbBIRy3dw7FDvi5l7dfbzfL8sLc7Y+y0noD NB3raupoBG8zu9FZ30umxt/ptgsFXVc/nQi8ylWibRwOVcWm7PitatOTr4oZ3u45fuv+9TMAAAD/ /wMAUEsDBBQABgAIAAAAIQAyLg083QAAAAkBAAAPAAAAZHJzL2Rvd25yZXYueG1sTI9BSwMxEIXv gv8hjODNJmptZd1sKYJQQQqtgnrLbsbdxWSyJGm7/nun9KDH+d7jzXvlYvRO7DGmPpCG64kCgdQE 21Or4e316eoeRMqGrHGBUMMPJlhU52elKWw40Ab329wKDqFUGA1dzkMhZWo69CZNwoDE2leI3mQ+ YyttNAcO907eKDWT3vTEHzoz4GOHzfd25zXU6xg/7j7fB7d82aj1mFYhPq+0vrwYlw8gMo75zwzH +lwdKu5Uhx3ZJJyG2xlPyczncxBHXU2nTOoTkVUp/y+ofgEAAP//AwBQSwECLQAUAAYACAAAACEA toM4kv4AAADhAQAAEwAAAAAAAAAAAAAAAAAAAAAAW0NvbnRlbnRfVHlwZXNdLnhtbFBLAQItABQA BgAIAAAAIQA4/SH/1gAAAJQBAAALAAAAAAAAAAAAAAAAAC8BAABfcmVscy8ucmVsc1BLAQItABQA BgAIAAAAIQASzCNUqwEAAEUDAAAOAAAAAAAAAAAAAAAAAC4CAABkcnMvZTJvRG9jLnhtbFBLAQIt ABQABgAIAAAAIQAyLg083QAAAAkBAAAPAAAAAAAAAAAAAAAAAAUEAABkcnMvZG93bnJldi54bWxQ SwUGAAAAAAQABADzAAAADwUAAAAA " strokecolor="#5b9bd5" strokeweight=".5pt">
+              <ns8:stroke joinstyle="miter"/>
+            </ns8:line>
+          </ns0:pict>
+        </ns1:Fallback>
+      </ns1:AlternateContent>
+    </ns0:r>
+  </ns0:p>
+  <ns0:p ns2:paraId="36D66F2B" ns2:textId="77777777" ns0:rsidR="008C47A6" ns0:rsidRDefault="00000000" ns0:rsidP="00E74375">
+    <ns0:r>
+      <ns0:rPr>
+        <ns0:noProof/>
+      </ns0:rPr>
+      <ns1:AlternateContent>
+        <ns1:Choice Requires="wps">
+          <ns0:drawing>
+            <ns3:anchor distT="0" distB="0" distL="114300" distR="114300" simplePos="0" relativeHeight="251664384" behindDoc="0" locked="0" layoutInCell="1" allowOverlap="1" ns4:anchorId="60968E5B" ns4:editId="0AE01EE4">
+              <ns3:simplePos x="0" y="0"/>
+              <ns3:positionH relativeFrom="page">
+                <ns3:posOffset>5890716</ns3:posOffset>
+              </ns3:positionH>
+              <ns3:positionV relativeFrom="page">
+                <ns3:posOffset>10161905</ns3:posOffset>
+              </ns3:positionV>
+              <ns3:extent cx="1047115" cy="313690"/>
+              <ns3:effectExtent l="0" t="0" r="0" b="0"/>
+              <ns3:wrapThrough wrapText="bothSides">
+                <ns3:wrapPolygon edited="0">
+                  <ns3:start x="786" y="0"/>
+                  <ns3:lineTo x="786" y="19676"/>
+                  <ns3:lineTo x="20434" y="19676"/>
+                  <ns3:lineTo x="20434" y="0"/>
+                  <ns3:lineTo x="786" y="0"/>
+                </ns3:wrapPolygon>
+              </ns3:wrapThrough>
+              <ns3:docPr id="34" name="Text Box 10"/>
+              <ns3:cNvGraphicFramePr>
+                <ns5:graphicFrameLocks/>
+              </ns3:cNvGraphicFramePr>
+              <ns5:graphic>
+                <ns5:graphicData uri="http://schemas.microsoft.com/office/word/2010/wordprocessingShape">
+                  <ns6:wsp>
+                    <ns6:cNvSpPr txBox="1">
+                      <ns5:spLocks/>
+                    </ns6:cNvSpPr>
+                    <ns6:spPr>
+                      <ns5:xfrm>
+                        <ns5:off x="0" y="0"/>
+                        <ns5:ext cx="1047115" cy="313690"/>
+                      </ns5:xfrm>
+                      <ns5:prstGeom prst="rect">
+                        <ns5:avLst/>
+                      </ns5:prstGeom>
+                      <ns5:noFill/>
+                      <ns5:ln>
+                        <ns5:noFill/>
+                      </ns5:ln>
+                      <ns5:effectLst/>
+                      <ns5:extLst>
+                        <ns5:ext uri="{C572A759-6A51-4108-AA02-DFA0A04FC94B}">
+                          <ns7:wrappingTextBoxFlag/>
+                        </ns5:ext>
+                      </ns5:extLst>
+                    </ns6:spPr>
+                    <ns6:txbx>
+                      <ns0:txbxContent>
+                        <ns0:p ns2:paraId="1A04D46D" ns2:textId="77777777" ns0:rsidR="008C47A6" ns0:rsidRPr="00C954D2" ns0:rsidRDefault="00000000" ns0:rsidP="001E1BF6">
+                          <ns0:pPr>
+                            <ns0:jc ns0:val="right"/>
+                            <ns0:rPr>
+                              <ns0:i/>
+                              <ns0:color ns0:val="0070C0"/>
+                              <ns0:sz ns0:val="14"/>
+                              <ns0:szCs ns0:val="14"/>
+                            </ns0:rPr>
+                          </ns0:pPr>
+                          <ns0:r ns0:rsidRPr="00C954D2">
+                            <ns0:rPr>
+                              <ns0:i/>
+                              <ns0:color ns0:val="0070C0"/>
+                              <ns0:sz ns0:val="14"/>
+                              <ns0:szCs ns0:val="14"/>
+                            </ns0:rPr>
+                            <ns0:t xml:space="preserve">Página </ns0:t>
+                          </ns0:r>
+                          <ns0:r ns0:rsidRPr="00C954D2">
+                            <ns0:rPr>
+                              <ns0:i/>
+                              <ns0:color ns0:val="0070C0"/>
+                              <ns0:sz ns0:val="14"/>
+                              <ns0:szCs ns0:val="14"/>
+                            </ns0:rPr>
+                            <ns0:fldChar ns0:fldCharType="begin"/>
+                          </ns0:r>
+                          <ns0:r ns0:rsidRPr="00C954D2">
+                            <ns0:rPr>
+                              <ns0:i/>
+                              <ns0:color ns0:val="0070C0"/>
+                              <ns0:sz ns0:val="14"/>
+                              <ns0:szCs ns0:val="14"/>
+                            </ns0:rPr>
+                            <ns0:instrText>PAGE   \* MERGEFORMAT</ns0:instrText>
+                          </ns0:r>
+                          <ns0:r ns0:rsidRPr="00C954D2">
+                            <ns0:rPr>
+                              <ns0:i/>
+                              <ns0:color ns0:val="0070C0"/>
+                              <ns0:sz ns0:val="14"/>
+                              <ns0:szCs ns0:val="14"/>
+                            </ns0:rPr>
+                            <ns0:fldChar ns0:fldCharType="separate"/>
+                          </ns0:r>
+                          <ns0:r ns0:rsidRPr="00C954D2">
+                            <ns0:rPr>
+                              <ns0:i/>
+                              <ns0:noProof/>
+                              <ns0:color ns0:val="0070C0"/>
+                              <ns0:sz ns0:val="14"/>
+                              <ns0:szCs ns0:val="14"/>
+                            </ns0:rPr>
+                            <ns0:t>19</ns0:t>
+                          </ns0:r>
+                          <ns0:r ns0:rsidRPr="00C954D2">
+                            <ns0:rPr>
+                              <ns0:i/>
+                              <ns0:color ns0:val="0070C0"/>
+                              <ns0:sz ns0:val="14"/>
+                              <ns0:szCs ns0:val="14"/>
+                            </ns0:rPr>
+                            <ns0:fldChar ns0:fldCharType="end"/>
+                          </ns0:r>
+                        </ns0:p>
+                        <ns0:p ns2:paraId="4656104C" ns2:textId="77777777" ns0:rsidR="008C47A6" ns0:rsidRPr="00C954D2" ns0:rsidRDefault="00000000" ns0:rsidP="001E1BF6">
+                          <ns0:pPr>
+                            <ns0:jc ns0:val="right"/>
+                            <ns0:rPr>
+                              <ns0:i/>
+                              <ns0:color ns0:val="0070C0"/>
+                              <ns0:sz ns0:val="14"/>
+                              <ns0:szCs ns0:val="14"/>
+                            </ns0:rPr>
+                          </ns0:pPr>
+                          <ns0:r ns0:rsidRPr="00C954D2">
+                            <ns0:rPr>
+                              <ns0:i/>
+                              <ns0:color ns0:val="0070C0"/>
+                              <ns0:sz ns0:val="14"/>
+                              <ns0:szCs ns0:val="14"/>
+                            </ns0:rPr>
+                            <ns0:t>5</ns0:t>
+                          </ns0:r>
+                          <ns0:r>
+                            <ns0:rPr>
+                              <ns0:i/>
+                              <ns0:color ns0:val="0070C0"/>
+                              <ns0:sz ns0:val="14"/>
+                              <ns0:szCs ns0:val="14"/>
+                            </ns0:rPr>
+                            <ns0:t>35.2.1</ns0:t>
+                          </ns0:r>
+                        </ns0:p>
+                      </ns0:txbxContent>
+                    </ns6:txbx>
+                    <ns6:bodyPr rot="0" spcFirstLastPara="0" vertOverflow="overflow" horzOverflow="overflow" vert="horz" wrap="square" lIns="91440" tIns="45720" rIns="91440" bIns="45720" numCol="1" spcCol="0" rtlCol="0" fromWordArt="0" anchor="ctr" anchorCtr="0" forceAA="0" compatLnSpc="1">
+                      <ns5:prstTxWarp prst="textNoShape">
+                        <ns5:avLst/>
+                      </ns5:prstTxWarp>
+                      <ns5:noAutofit/>
+                    </ns6:bodyPr>
+                  </ns6:wsp>
+                </ns5:graphicData>
+              </ns5:graphic>
+              <ns4:sizeRelH relativeFrom="margin">
+                <ns4:pctWidth>0</ns4:pctWidth>
+              </ns4:sizeRelH>
+              <ns4:sizeRelV relativeFrom="margin">
+                <ns4:pctHeight>0</ns4:pctHeight>
+              </ns4:sizeRelV>
+            </ns3:anchor>
+          </ns0:drawing>
+        </ns1:Choice>
+        <ns1:Fallback>
+          <ns0:pict>
+            <ns8:shape ns2:anchorId="60968E5B" id="_x0000_s1030" type="#_x0000_t202" style="position:absolute;left:0;text-align:left;margin-left:463.85pt;margin-top:800.15pt;width:82.45pt;height:24.7pt;z-index:251664384;visibility:visible;mso-wrap-style:square;mso-width-percent:0;mso-height-percent:0;mso-wrap-distance-left:9pt;mso-wrap-distance-top:0;mso-wrap-distance-right:9pt;mso-wrap-distance-bottom:0;mso-position-horizontal:absolute;mso-position-horizontal-relative:page;mso-position-vertical:absolute;mso-position-vertical-relative:page;mso-width-percent:0;mso-height-percent:0;mso-width-relative:margin;mso-height-relative:margin;v-text-anchor:middle" ns9:gfxdata="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" filled="f" stroked="f">
+              <ns8:textbox>
+                <ns0:txbxContent>
+                  <ns0:p ns2:paraId="1A04D46D" ns2:textId="77777777" ns0:rsidR="008C47A6" ns0:rsidRPr="00C954D2" ns0:rsidRDefault="00000000" ns0:rsidP="001E1BF6">
+                    <ns0:pPr>
+                      <ns0:jc ns0:val="right"/>
+                      <ns0:rPr>
+                        <ns0:i/>
+                        <ns0:color ns0:val="0070C0"/>
+                        <ns0:sz ns0:val="14"/>
+                        <ns0:szCs ns0:val="14"/>
+                      </ns0:rPr>
+                    </ns0:pPr>
+                    <ns0:r ns0:rsidRPr="00C954D2">
+                      <ns0:rPr>
+                        <ns0:i/>
+                        <ns0:color ns0:val="0070C0"/>
+                        <ns0:sz ns0:val="14"/>
+                        <ns0:szCs ns0:val="14"/>
+                      </ns0:rPr>
+                      <ns0:t xml:space="preserve">Página </ns0:t>
+                    </ns0:r>
+                    <ns0:r ns0:rsidRPr="00C954D2">
+                      <ns0:rPr>
+                        <ns0:i/>
+                        <ns0:color ns0:val="0070C0"/>
+                        <ns0:sz ns0:val="14"/>
+                        <ns0:szCs ns0:val="14"/>
+                      </ns0:rPr>
+                      <ns0:fldChar ns0:fldCharType="begin"/>
+                    </ns0:r>
+                    <ns0:r ns0:rsidRPr="00C954D2">
+                      <ns0:rPr>
+                        <ns0:i/>
+                        <ns0:color ns0:val="0070C0"/>
+                        <ns0:sz ns0:val="14"/>
+                        <ns0:szCs ns0:val="14"/>
+                      </ns0:rPr>
+                      <ns0:instrText>PAGE   \* MERGEFORMAT</ns0:instrText>
+                    </ns0:r>
+                    <ns0:r ns0:rsidRPr="00C954D2">
+                      <ns0:rPr>
+                        <ns0:i/>
+                        <ns0:color ns0:val="0070C0"/>
+                        <ns0:sz ns0:val="14"/>
+                        <ns0:szCs ns0:val="14"/>
+                      </ns0:rPr>
+                      <ns0:fldChar ns0:fldCharType="separate"/>
+                    </ns0:r>
+                    <ns0:r ns0:rsidRPr="00C954D2">
+                      <ns0:rPr>
+                        <ns0:i/>
+                        <ns0:noProof/>
+                        <ns0:color ns0:val="0070C0"/>
+                        <ns0:sz ns0:val="14"/>
+                        <ns0:szCs ns0:val="14"/>
+                      </ns0:rPr>
+                      <ns0:t>19</ns0:t>
+                    </ns0:r>
+                    <ns0:r ns0:rsidRPr="00C954D2">
+                      <ns0:rPr>
+                        <ns0:i/>
+                        <ns0:color ns0:val="0070C0"/>
+                        <ns0:sz ns0:val="14"/>
+                        <ns0:szCs ns0:val="14"/>
+                      </ns0:rPr>
+                      <ns0:fldChar ns0:fldCharType="end"/>
+                    </ns0:r>
+                  </ns0:p>
+                  <ns0:p ns2:paraId="4656104C" ns2:textId="77777777" ns0:rsidR="008C47A6" ns0:rsidRPr="00C954D2" ns0:rsidRDefault="00000000" ns0:rsidP="001E1BF6">
+                    <ns0:pPr>
+                      <ns0:jc ns0:val="right"/>
+                      <ns0:rPr>
+                        <ns0:i/>
+                        <ns0:color ns0:val="0070C0"/>
+                        <ns0:sz ns0:val="14"/>
+                        <ns0:szCs ns0:val="14"/>
+                      </ns0:rPr>
+                    </ns0:pPr>
+                    <ns0:r ns0:rsidRPr="00C954D2">
+                      <ns0:rPr>
+                        <ns0:i/>
+                        <ns0:color ns0:val="0070C0"/>
+                        <ns0:sz ns0:val="14"/>
+                        <ns0:szCs ns0:val="14"/>
+                      </ns0:rPr>
+                      <ns0:t>5</ns0:t>
+                    </ns0:r>
+                    <ns0:r>
+                      <ns0:rPr>
+                        <ns0:i/>
+                        <ns0:color ns0:val="0070C0"/>
+                        <ns0:sz ns0:val="14"/>
+                        <ns0:szCs ns0:val="14"/>
+                      </ns0:rPr>
+                      <ns0:t>35.2.1</ns0:t>
+                    </ns0:r>
+                  </ns0:p>
+                </ns0:txbxContent>
+              </ns8:textbox>
+              <ns10:wrap type="through" anchorx="page" anchory="page"/>
+            </ns8:shape>
+          </ns0:pict>
+        </ns1:Fallback>
+      </ns1:AlternateContent>
+    </ns0:r>
+    <ns0:r>
+      <ns0:rPr>
+        <ns0:noProof/>
+      </ns0:rPr>
+      <ns1:AlternateContent>
+        <ns1:Choice Requires="wps">
+          <ns0:drawing>
+            <ns3:anchor distT="0" distB="0" distL="114300" distR="114300" simplePos="0" relativeHeight="251658240" behindDoc="0" locked="0" layoutInCell="1" allowOverlap="1" ns4:anchorId="530DBE89" ns4:editId="51535FF7">
+              <ns3:simplePos x="0" y="0"/>
+              <ns3:positionH relativeFrom="column">
+                <ns3:posOffset>1562100</ns3:posOffset>
+              </ns3:positionH>
+              <ns3:positionV relativeFrom="paragraph">
+                <ns3:posOffset>51435</ns3:posOffset>
+              </ns3:positionV>
+              <ns3:extent cx="0" cy="457200"/>
+              <ns3:effectExtent l="0" t="0" r="38100" b="19050"/>
+              <ns3:wrapNone/>
+              <ns3:docPr id="30" name="Conector recto 30"/>
+              <ns3:cNvGraphicFramePr/>
+              <ns5:graphic>
+                <ns5:graphicData uri="http://schemas.microsoft.com/office/word/2010/wordprocessingShape">
+                  <ns6:wsp>
+                    <ns6:cNvCnPr/>
+                    <ns6:spPr>
+                      <ns5:xfrm>
+                        <ns5:off x="0" y="0"/>
+                        <ns5:ext cx="0" cy="457200"/>
+                      </ns5:xfrm>
+                      <ns5:prstGeom prst="line">
+                        <ns5:avLst/>
+                      </ns5:prstGeom>
+                      <ns5:noFill/>
+                      <ns5:ln w="6350" cap="flat" cmpd="sng" algn="ctr">
+                        <ns5:solidFill>
+                          <ns5:sysClr val="windowText" lastClr="000000"/>
+                        </ns5:solidFill>
+                        <ns5:prstDash val="solid"/>
+                        <ns5:miter lim="800000"/>
+                      </ns5:ln>
+                      <ns5:effectLst/>
+                    </ns6:spPr>
+                    <ns6:bodyPr/>
+                  </ns6:wsp>
+                </ns5:graphicData>
+              </ns5:graphic>
+            </ns3:anchor>
+          </ns0:drawing>
+        </ns1:Choice>
+        <ns1:Fallback>
+          <ns0:pict>
+            <ns8:line ns2:anchorId="29C75443" id="Conector recto 30" ns9:spid="_x0000_s1026" style="position:absolute;z-index:251666432;visibility:visible;mso-wrap-style:square;mso-wrap-distance-left:9pt;mso-wrap-distance-top:0;mso-wrap-distance-right:9pt;mso-wrap-distance-bottom:0;mso-position-horizontal:absolute;mso-position-horizontal-relative:text;mso-position-vertical:absolute;mso-position-vertical-relative:text" from="123pt,4.05pt" to="123pt,40.05pt" ns9:gfxdata="UEsDBBQABgAIAAAAIQC2gziS/gAAAOEBAAATAAAAW0NvbnRlbnRfVHlwZXNdLnhtbJSRQU7DMBBF 90jcwfIWJU67QAgl6YK0S0CoHGBkTxKLZGx5TGhvj5O2G0SRWNoz/78nu9wcxkFMGNg6quQqL6RA 0s5Y6ir5vt9lD1JwBDIwOMJKHpHlpr69KfdHjyxSmriSfYz+USnWPY7AufNIadK6MEJMx9ApD/oD OlTrorhX2lFEilmcO2RdNtjC5xDF9pCuTyYBB5bi6bQ4syoJ3g9WQ0ymaiLzg5KdCXlKLjvcW893 SUOqXwnz5DrgnHtJTxOsQfEKIT7DmDSUCaxw7Rqn8787ZsmRM9e2VmPeBN4uqYvTtW7jvijg9N/y JsXecLq0q+WD6m8AAAD//wMAUEsDBBQABgAIAAAAIQA4/SH/1gAAAJQBAAALAAAAX3JlbHMvLnJl bHOkkMFqwzAMhu+DvYPRfXGawxijTi+j0GvpHsDYimMaW0Yy2fr2M4PBMnrbUb/Q94l/f/hMi1qR JVI2sOt6UJgd+ZiDgffL8ekFlFSbvV0oo4EbChzGx4f9GRdb25HMsYhqlCwG5lrLq9biZkxWOiqY 22YiTra2kYMu1l1tQD30/bPm3wwYN0x18gb45AdQl1tp5j/sFB2T0FQ7R0nTNEV3j6o9feQzro1i OWA14Fm+Q8a1a8+Bvu/d/dMb2JY5uiPbhG/ktn4cqGU/er3pcvwCAAD//wMAUEsDBBQABgAIAAAA IQB2XM8xrwEAAFgDAAAOAAAAZHJzL2Uyb0RvYy54bWysU01vEzEQvSPxHyzfidNCS7WK00OjckFQ ifIDpv7YteQveUw2+feMvSENcEPswWvPeN7Oe/N2c38Inu1NQZei5FerNWcmqqRdHCX//vz47o4z rBA1+BSN5EeD/H779s1mzoO5TlPy2hRGIBGHOUs+1ZoHIVBNJgCuUjaRkjaVAJWOZRS6wEzowYvr 9fpWzKnoXJIyiBTdLUm+7fjWGlW/WoumMi859Vb7Wvr60lax3cAwFsiTU6c24B+6COAiffQMtYMK 7Edxf0EFp0rCZOtKpSCStU6ZzoHYXK3/YPNtgmw6FxIH81km/H+w6sv+IT4VkmHOOGB+Ko3FwZbQ 3tQfO3SxjmexzKEytQQVRT/cfKQ5NB3Fa10uWD+ZFFjbSO5dbDRggP1nrMvVX1daOKZH530fhY9s lvz2/Q0NSwEZwnqotA1ZS45x5Az8SE5TtXRETN7pVt1w8IgPvrA90LDJIzrNz9QtZx6wUoIo9OfU 7G+lrZ0d4LQU99TijeAqGdS7IPndZbWP7YumW+xE6lXBtntJ+tiFFe1E4+sKnazW/HF5pv3lD7H9 CQAA//8DAFBLAwQUAAYACAAAACEA3Ghnn9wAAAAIAQAADwAAAGRycy9kb3ducmV2LnhtbEyPy07D MBBF90j9B2sqsaN2WlSqEKeqWnXBrgSQWLrx5AHxOIqdNvw9g1jA8uiO7pybbSfXiQsOofWkIVko EEilty3VGl5fjncbECEasqbzhBq+MMA2n91kJrX+Ss94KWItuIRCajQ0MfaplKFs0Jmw8D0SZ5Uf nImMQy3tYK5c7jq5VGotnWmJPzSmx32D5WcxOg3jaV+p9riaPt5XhRyfHk5vh6rW+nY+7R5BRJzi 3zH86LM65Ox09iPZIDoNy/s1b4kaNgkIzn/5zKwSkHkm/w/IvwEAAP//AwBQSwECLQAUAAYACAAA ACEAtoM4kv4AAADhAQAAEwAAAAAAAAAAAAAAAAAAAAAAW0NvbnRlbnRfVHlwZXNdLnhtbFBLAQIt ABQABgAIAAAAIQA4/SH/1gAAAJQBAAALAAAAAAAAAAAAAAAAAC8BAABfcmVscy8ucmVsc1BLAQIt ABQABgAIAAAAIQB2XM8xrwEAAFgDAAAOAAAAAAAAAAAAAAAAAC4CAABkcnMvZTJvRG9jLnhtbFBL AQItABQABgAIAAAAIQDcaGef3AAAAAgBAAAPAAAAAAAAAAAAAAAAAAkEAABkcnMvZG93bnJldi54 bWxQSwUGAAAAAAQABADzAAAAEgUAAAAA " strokecolor="windowText" strokeweight=".5pt">
+              <ns8:stroke joinstyle="miter"/>
+            </ns8:line>
+          </ns0:pict>
+        </ns1:Fallback>
+      </ns1:AlternateContent>
+    </ns0:r>
+    <ns0:r>
+      <ns0:rPr>
+        <ns0:noProof/>
+      </ns0:rPr>
+      <ns1:AlternateContent>
+        <ns1:Choice Requires="wps">
+          <ns0:drawing>
+            <ns3:anchor distT="0" distB="0" distL="114300" distR="114300" simplePos="0" relativeHeight="251654144" behindDoc="0" locked="0" layoutInCell="1" allowOverlap="1" ns4:anchorId="06956A8A" ns4:editId="2D24E183">
+              <ns3:simplePos x="0" y="0"/>
+              <ns3:positionH relativeFrom="column">
+                <ns3:posOffset>304800</ns3:posOffset>
+              </ns3:positionH>
+              <ns3:positionV relativeFrom="paragraph">
+                <ns3:posOffset>51435</ns3:posOffset>
+              </ns3:positionV>
+              <ns3:extent cx="0" cy="457200"/>
+              <ns3:effectExtent l="0" t="0" r="38100" b="19050"/>
+              <ns3:wrapNone/>
+              <ns3:docPr id="31" name="Conector recto 31"/>
+              <ns3:cNvGraphicFramePr/>
+              <ns5:graphic>
+                <ns5:graphicData uri="http://schemas.microsoft.com/office/word/2010/wordprocessingShape">
+                  <ns6:wsp>
+                    <ns6:cNvCnPr/>
+                    <ns6:spPr>
+                      <ns5:xfrm>
+                        <ns5:off x="0" y="0"/>
+                        <ns5:ext cx="0" cy="457200"/>
+                      </ns5:xfrm>
+                      <ns5:prstGeom prst="line">
+                        <ns5:avLst/>
+                      </ns5:prstGeom>
+                      <ns5:noFill/>
+                      <ns5:ln w="6350" cap="flat" cmpd="sng" algn="ctr">
+                        <ns5:solidFill>
+                          <ns5:sysClr val="windowText" lastClr="000000"/>
+                        </ns5:solidFill>
+                        <ns5:prstDash val="solid"/>
+                        <ns5:miter lim="800000"/>
+                      </ns5:ln>
+                      <ns5:effectLst/>
+                    </ns6:spPr>
+                    <ns6:bodyPr/>
+                  </ns6:wsp>
+                </ns5:graphicData>
+              </ns5:graphic>
+            </ns3:anchor>
+          </ns0:drawing>
+        </ns1:Choice>
+        <ns1:Fallback>
+          <ns0:pict>
+            <ns8:line ns2:anchorId="26AC4FCA" id="Conector recto 31" ns9:spid="_x0000_s1026" style="position:absolute;z-index:251664384;visibility:visible;mso-wrap-style:square;mso-wrap-distance-left:9pt;mso-wrap-distance-top:0;mso-wrap-distance-right:9pt;mso-wrap-distance-bottom:0;mso-position-horizontal:absolute;mso-position-horizontal-relative:text;mso-position-vertical:absolute;mso-position-vertical-relative:text" from="24pt,4.05pt" to="24pt,40.05pt" ns9:gfxdata="UEsDBBQABgAIAAAAIQC2gziS/gAAAOEBAAATAAAAW0NvbnRlbnRfVHlwZXNdLnhtbJSRQU7DMBBF 90jcwfIWJU67QAgl6YK0S0CoHGBkTxKLZGx5TGhvj5O2G0SRWNoz/78nu9wcxkFMGNg6quQqL6RA 0s5Y6ir5vt9lD1JwBDIwOMJKHpHlpr69KfdHjyxSmriSfYz+USnWPY7AufNIadK6MEJMx9ApD/oD OlTrorhX2lFEilmcO2RdNtjC5xDF9pCuTyYBB5bi6bQ4syoJ3g9WQ0ymaiLzg5KdCXlKLjvcW893 SUOqXwnz5DrgnHtJTxOsQfEKIT7DmDSUCaxw7Rqn8787ZsmRM9e2VmPeBN4uqYvTtW7jvijg9N/y JsXecLq0q+WD6m8AAAD//wMAUEsDBBQABgAIAAAAIQA4/SH/1gAAAJQBAAALAAAAX3JlbHMvLnJl bHOkkMFqwzAMhu+DvYPRfXGawxijTi+j0GvpHsDYimMaW0Yy2fr2M4PBMnrbUb/Q94l/f/hMi1qR JVI2sOt6UJgd+ZiDgffL8ekFlFSbvV0oo4EbChzGx4f9GRdb25HMsYhqlCwG5lrLq9biZkxWOiqY 22YiTra2kYMu1l1tQD30/bPm3wwYN0x18gb45AdQl1tp5j/sFB2T0FQ7R0nTNEV3j6o9feQzro1i OWA14Fm+Q8a1a8+Bvu/d/dMb2JY5uiPbhG/ktn4cqGU/er3pcvwCAAD//wMAUEsDBBQABgAIAAAA IQB2XM8xrwEAAFgDAAAOAAAAZHJzL2Uyb0RvYy54bWysU01vEzEQvSPxHyzfidNCS7WK00OjckFQ ifIDpv7YteQveUw2+feMvSENcEPswWvPeN7Oe/N2c38Inu1NQZei5FerNWcmqqRdHCX//vz47o4z rBA1+BSN5EeD/H779s1mzoO5TlPy2hRGIBGHOUs+1ZoHIVBNJgCuUjaRkjaVAJWOZRS6wEzowYvr 9fpWzKnoXJIyiBTdLUm+7fjWGlW/WoumMi859Vb7Wvr60lax3cAwFsiTU6c24B+6COAiffQMtYMK 7Edxf0EFp0rCZOtKpSCStU6ZzoHYXK3/YPNtgmw6FxIH81km/H+w6sv+IT4VkmHOOGB+Ko3FwZbQ 3tQfO3SxjmexzKEytQQVRT/cfKQ5NB3Fa10uWD+ZFFjbSO5dbDRggP1nrMvVX1daOKZH530fhY9s lvz2/Q0NSwEZwnqotA1ZS45x5Az8SE5TtXRETN7pVt1w8IgPvrA90LDJIzrNz9QtZx6wUoIo9OfU 7G+lrZ0d4LQU99TijeAqGdS7IPndZbWP7YumW+xE6lXBtntJ+tiFFe1E4+sKnazW/HF5pv3lD7H9 CQAA//8DAFBLAwQUAAYACAAAACEAHxfvLNoAAAAGAQAADwAAAGRycy9kb3ducmV2LnhtbEyPy07D MBBF90j9B2sqsaN2WgRRiFNVRV2wKwEklm48eUA8jmKnDX/PwAaWR3d075l8O7tenHEMnScNyUqB QKq87ajR8PpyuElBhGjImt4TavjCANticZWbzPoLPeO5jI3gEgqZ0dDGOGRShqpFZ8LKD0ic1X50 JjKOjbSjuXC56+VaqTvpTEe80JoB9y1Wn+XkNEzHfa26w2b+eN+Ucnq6P7491o3W18t59wAi4hz/ juFHn9WhYKeTn8gG0Wu4TfmVqCFNQHD8iydGlYAscvlfv/gGAAD//wMAUEsBAi0AFAAGAAgAAAAh ALaDOJL+AAAA4QEAABMAAAAAAAAAAAAAAAAAAAAAAFtDb250ZW50X1R5cGVzXS54bWxQSwECLQAU AAYACAAAACEAOP0h/9YAAACUAQAACwAAAAAAAAAAAAAAAAAvAQAAX3JlbHMvLnJlbHNQSwECLQAU AAYACAAAACEAdlzPMa8BAABYAwAADgAAAAAAAAAAAAAAAAAuAgAAZHJzL2Uyb0RvYy54bWxQSwEC LQAUAAYACAAAACEAHxfvLNoAAAAGAQAADwAAAAAAAAAAAAAAAAAJBAAAZHJzL2Rvd25yZXYueG1s UEsFBgAAAAAEAAQA8wAAABAFAAAAAA== " strokecolor="windowText" strokeweight=".5pt">
+              <ns8:stroke joinstyle="miter"/>
+            </ns8:line>
+          </ns0:pict>
+        </ns1:Fallback>
+      </ns1:AlternateContent>
+    </ns0:r>
+  </ns0:p>
+</ns0:ftr>
 </file>
 
 <file path=word/footer2.xml><?xml version="1.0" encoding="utf-8"?>
-<w:ftr xmlns:wpc="http://schemas.microsoft.com/office/word/2010/wordprocessingCanvas" xmlns:cx="http://schemas.microsoft.com/office/drawing/2014/chartex" xmlns:cx1="http://schemas.microsoft.com/office/drawing/2015/9/8/chartex" xmlns:cx2="http://schemas.microsoft.com/office/drawing/2015/10/21/chartex" xmlns:cx3="http://schemas.microsoft.com/office/drawing/2016/5/9/chartex" xmlns:cx4="http://schemas.microsoft.com/office/drawing/2016/5/10/chartex" xmlns:cx5="http://schemas.microsoft.com/office/drawing/2016/5/11/chartex" xmlns:cx6="http://schemas.microsoft.com/office/drawing/2016/5/12/chartex" xmlns:cx7="http://schemas.microsoft.com/office/drawing/2016/5/13/chartex" xmlns:cx8="http://schemas.microsoft.com/office/drawing/2016/5/14/chartex" xmlns:mc="http://schemas.openxmlformats.org/markup-compatibility/2006" xmlns:aink="http://schemas.microsoft.com/office/drawing/2016/ink" xmlns:am3d="http://schemas.microsoft.com/office/drawing/2017/model3d" xmlns:o="urn:schemas-microsoft-com:office:office" xmlns:oel="http://schemas.microsoft.com/office/2019/extlst" xmlns:r="http://schemas.openxmlformats.org/officeDocument/2006/relationships" xmlns:m="http://schemas.openxmlformats.org/officeDocument/2006/math" xmlns:v="urn:schemas-microsoft-com:vml" xmlns:wp14="http://schemas.microsoft.com/office/word/2010/wordprocessingDrawing" xmlns:wp="http://schemas.openxmlformats.org/drawingml/2006/wordprocessingDrawing" xmlns:w10="urn:schemas-microsoft-com:office:word" xmlns:w="http://schemas.openxmlformats.org/wordprocessingml/2006/main" xmlns:w14="http://schemas.microsoft.com/office/word/2010/wordml" xmlns:w15="http://schemas.microsoft.com/office/word/2012/wordml" xmlns:w16cex="http://schemas.microsoft.com/office/word/2018/wordml/cex" xmlns:w16cid="http://schemas.microsoft.com/office/word/2016/wordml/cid" xmlns:w16="http://schemas.microsoft.com/office/word/2018/wordml" xmlns:w16du="http://schemas.microsoft.com/office/word/2023/wordml/word16du" xmlns:w16sdtdh="http://schemas.microsoft.com/office/word/2020/wordml/sdtdatahash" xmlns:w16sdtfl="http://schemas.microsoft.com/office/word/2024/wordml/sdtformatlock" xmlns:w16se="http://schemas.microsoft.com/office/word/2015/wordml/symex" xmlns:wpg="http://schemas.microsoft.com/office/word/2010/wordprocessingGroup" xmlns:wpi="http://schemas.microsoft.com/office/word/2010/wordprocessingInk" xmlns:wne="http://schemas.microsoft.com/office/word/2006/wordml" xmlns:wps="http://schemas.microsoft.com/office/word/2010/wordprocessingShape" mc:Ignorable="w14 w15 w16se w16cid w16 w16cex w16sdtdh w16sdtfl w16du wp14">
-  <w:p>
-    <w:r>
-      <w:rPr>
-        <w:noProof/>
-      </w:rPr>
-      <mc:AlternateContent>
-        <mc:Choice Requires="wps">
-          <w:drawing>
-            <wp:anchor distT="0" distB="0" distL="114300" distR="114300" simplePos="0" relativeHeight="251661312" behindDoc="0" locked="0" layoutInCell="1" allowOverlap="1" wp14:anchorId="32FBE6F8" wp14:editId="03361862">
-              <wp:simplePos x="0" y="0"/>
-              <wp:positionH relativeFrom="page">
-                <wp:posOffset>4058285</wp:posOffset>
-              </wp:positionH>
-              <wp:positionV relativeFrom="page">
-                <wp:posOffset>10132695</wp:posOffset>
-              </wp:positionV>
-              <wp:extent cx="1714500" cy="342900"/>
-              <wp:effectExtent l="0" t="0" r="0" b="0"/>
-              <wp:wrapThrough wrapText="bothSides">
-                <wp:wrapPolygon edited="0">
-                  <wp:start x="480" y="0"/>
-                  <wp:lineTo x="480" y="20400"/>
-                  <wp:lineTo x="20880" y="20400"/>
-                  <wp:lineTo x="20880" y="0"/>
-                  <wp:lineTo x="480" y="0"/>
-                </wp:wrapPolygon>
-              </wp:wrapThrough>
-              <wp:docPr id="1001260262" name="Text Box 10"/>
-              <wp:cNvGraphicFramePr>
-                <a:graphicFrameLocks xmlns:a="http://schemas.openxmlformats.org/drawingml/2006/main"/>
-              </wp:cNvGraphicFramePr>
-              <a:graphic xmlns:a="http://schemas.openxmlformats.org/drawingml/2006/main">
-                <a:graphicData uri="http://schemas.microsoft.com/office/word/2010/wordprocessingShape">
-                  <wps:wsp>
-                    <wps:cNvSpPr txBox="1">
-                      <a:spLocks/>
-                    </wps:cNvSpPr>
-                    <wps:spPr>
-                      <a:xfrm>
-                        <a:off x="0" y="0"/>
-                        <a:ext cx="1714500" cy="342900"/>
-                      </a:xfrm>
-                      <a:prstGeom prst="rect">
-                        <a:avLst/>
-                      </a:prstGeom>
-                      <a:noFill/>
-                      <a:ln>
-                        <a:noFill/>
-                      </a:ln>
-                      <a:effectLst/>
-                      <a:extLst>
-                        <a:ext uri="{C572A759-6A51-4108-AA02-DFA0A04FC94B}">
-                          <ma14:wrappingTextBoxFlag xmlns:ma14="http://schemas.microsoft.com/office/mac/drawingml/2011/main" xmlns:w="http://schemas.openxmlformats.org/wordprocessingml/2006/main" xmlns:w10="urn:schemas-microsoft-com:office:word" xmlns:v="urn:schemas-microsoft-com:vml" xmlns:o="urn:schemas-microsoft-com:office:office" xmlns:mv="urn:schemas-microsoft-com:mac:vml" xmlns:mo="http://schemas.microsoft.com/office/mac/office/2008/main" xmlns=""/>
-                        </a:ext>
-                      </a:extLst>
-                    </wps:spPr>
-                    <wps:txbx>
-                      <w:txbxContent>
-                        <w:p>
-                          <w:pPr>
-                            <w:rPr>
-                              <w:sz w:val="14"/>
-                              <w:szCs w:val="14"/>
-                              <w:lang w:val="es-ES_tradnl"/>
-                            </w:rPr>
-                          </w:pPr>
-                          <w:r>
-                            <w:rPr>
-                              <w:sz w:val="14"/>
-                              <w:szCs w:val="14"/>
-                              <w:lang w:val="es-ES_tradnl"/>
-                            </w:rPr>
-                            <w:t>Avda. de la Aurora, 55, entreplanta</w:t>
-                          </w:r>
-                        </w:p>
-                        <w:p>
-                          <w:pPr>
-                            <w:rPr>
-                              <w:sz w:val="14"/>
-                              <w:szCs w:val="14"/>
-                              <w:lang w:val="es-ES_tradnl"/>
-                            </w:rPr>
-                          </w:pPr>
-                          <w:r>
-                            <w:rPr>
-                              <w:sz w:val="14"/>
-                              <w:szCs w:val="14"/>
-                              <w:lang w:val="es-ES_tradnl"/>
-                            </w:rPr>
-                            <w:t>29006 Málaga (España)</w:t>
-                          </w:r>
-                        </w:p>
-                      </w:txbxContent>
-                    </wps:txbx>
-                    <wps:bodyPr rot="0" spcFirstLastPara="0" vertOverflow="overflow" horzOverflow="overflow" vert="horz" wrap="square" lIns="91440" tIns="45720" rIns="91440" bIns="45720" numCol="1" spcCol="0" rtlCol="0" fromWordArt="0" anchor="t" anchorCtr="0" forceAA="0" compatLnSpc="1">
-                      <a:prstTxWarp prst="textNoShape">
-                        <a:avLst/>
-                      </a:prstTxWarp>
-                      <a:noAutofit/>
-                    </wps:bodyPr>
-                  </wps:wsp>
-                </a:graphicData>
-              </a:graphic>
-              <wp14:sizeRelH relativeFrom="margin">
-                <wp14:pctWidth>0</wp14:pctWidth>
-              </wp14:sizeRelH>
-              <wp14:sizeRelV relativeFrom="margin">
-                <wp14:pctHeight>0</wp14:pctHeight>
-              </wp14:sizeRelV>
-            </wp:anchor>
-          </w:drawing>
-        </mc:Choice>
-        <mc:Fallback>
-          <w:pict>
-            <v:shapetype w14:anchorId="32FBE6F8" id="_x0000_t202" coordsize="21600,21600" o:spt="202" path="m,l,21600r21600,l21600,xe">
-              <v:stroke joinstyle="miter"/>
-              <v:path gradientshapeok="t" o:connecttype="rect"/>
-            </v:shapetype>
-            <v:shape id="_x0000_s1032" type="#_x0000_t202" style="position:absolute;left:0;text-align:left;margin-left:319.55pt;margin-top:797.85pt;width:135pt;height:27pt;z-index:251661312;visibility:visible;mso-wrap-style:square;mso-width-percent:0;mso-height-percent:0;mso-wrap-distance-left:9pt;mso-wrap-distance-top:0;mso-wrap-distance-right:9pt;mso-wrap-distance-bottom:0;mso-position-horizontal:absolute;mso-position-horizontal-relative:page;mso-position-vertical:absolute;mso-position-vertical-relative:page;mso-width-percent:0;mso-height-percent:0;mso-width-relative:margin;mso-height-relative:margin;v-text-anchor:top" o:gfxdata="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" filled="f" stroked="f">
-              <v:textbox>
-                <w:txbxContent>
-                  <w:p>
-                    <w:pPr>
-                      <w:rPr>
-                        <w:sz w:val="14"/>
-                        <w:szCs w:val="14"/>
-                        <w:lang w:val="es-ES_tradnl"/>
-                      </w:rPr>
-                    </w:pPr>
-                    <w:r>
-                      <w:rPr>
-                        <w:sz w:val="14"/>
-                        <w:szCs w:val="14"/>
-                        <w:lang w:val="es-ES_tradnl"/>
-                      </w:rPr>
-                      <w:t>Avda. de la Aurora, 55, entreplanta</w:t>
-                    </w:r>
-                  </w:p>
-                  <w:p>
-                    <w:pPr>
-                      <w:rPr>
-                        <w:sz w:val="14"/>
-                        <w:szCs w:val="14"/>
-                        <w:lang w:val="es-ES_tradnl"/>
-                      </w:rPr>
-                    </w:pPr>
-                    <w:r>
-                      <w:rPr>
-                        <w:sz w:val="14"/>
-                        <w:szCs w:val="14"/>
-                        <w:lang w:val="es-ES_tradnl"/>
-                      </w:rPr>
-                      <w:t>29006 Málaga (España)</w:t>
-                    </w:r>
-                  </w:p>
-                </w:txbxContent>
-              </v:textbox>
-              <w10:wrap type="through" anchorx="page" anchory="page"/>
-            </v:shape>
-          </w:pict>
-        </mc:Fallback>
-      </mc:AlternateContent>
-    </w:r>
-    <w:r>
-      <w:rPr>
-        <w:noProof/>
-      </w:rPr>
-      <mc:AlternateContent>
-        <mc:Choice Requires="wps">
-          <w:drawing>
-            <wp:anchor distT="0" distB="0" distL="114300" distR="114300" simplePos="0" relativeHeight="251651072" behindDoc="0" locked="0" layoutInCell="1" allowOverlap="1" wp14:anchorId="003E73B6" wp14:editId="76E9C323">
-              <wp:simplePos x="0" y="0"/>
-              <wp:positionH relativeFrom="page">
-                <wp:posOffset>1429385</wp:posOffset>
-              </wp:positionH>
-              <wp:positionV relativeFrom="page">
-                <wp:posOffset>10132695</wp:posOffset>
-              </wp:positionV>
-              <wp:extent cx="800100" cy="342900"/>
-              <wp:effectExtent l="0" t="0" r="0" b="0"/>
-              <wp:wrapThrough wrapText="bothSides">
-                <wp:wrapPolygon edited="0">
-                  <wp:start x="1029" y="0"/>
-                  <wp:lineTo x="1029" y="20400"/>
-                  <wp:lineTo x="20057" y="20400"/>
-                  <wp:lineTo x="20057" y="0"/>
-                  <wp:lineTo x="1029" y="0"/>
-                </wp:wrapPolygon>
-              </wp:wrapThrough>
-              <wp:docPr id="1027357469" name="Text Box 10"/>
-              <wp:cNvGraphicFramePr>
-                <a:graphicFrameLocks xmlns:a="http://schemas.openxmlformats.org/drawingml/2006/main"/>
-              </wp:cNvGraphicFramePr>
-              <a:graphic xmlns:a="http://schemas.openxmlformats.org/drawingml/2006/main">
-                <a:graphicData uri="http://schemas.microsoft.com/office/word/2010/wordprocessingShape">
-                  <wps:wsp>
-                    <wps:cNvSpPr txBox="1">
-                      <a:spLocks/>
-                    </wps:cNvSpPr>
-                    <wps:spPr>
-                      <a:xfrm>
-                        <a:off x="0" y="0"/>
-                        <a:ext cx="800100" cy="342900"/>
-                      </a:xfrm>
-                      <a:prstGeom prst="rect">
-                        <a:avLst/>
-                      </a:prstGeom>
-                      <a:noFill/>
-                      <a:ln>
-                        <a:noFill/>
-                      </a:ln>
-                      <a:effectLst/>
-                      <a:extLst>
-                        <a:ext uri="{C572A759-6A51-4108-AA02-DFA0A04FC94B}">
-                          <ma14:wrappingTextBoxFlag xmlns:ma14="http://schemas.microsoft.com/office/mac/drawingml/2011/main" xmlns:w="http://schemas.openxmlformats.org/wordprocessingml/2006/main" xmlns:w10="urn:schemas-microsoft-com:office:word" xmlns:v="urn:schemas-microsoft-com:vml" xmlns:o="urn:schemas-microsoft-com:office:office" xmlns:mv="urn:schemas-microsoft-com:mac:vml" xmlns:mo="http://schemas.microsoft.com/office/mac/office/2008/main" xmlns=""/>
-                        </a:ext>
-                      </a:extLst>
-                    </wps:spPr>
-                    <wps:txbx>
-                      <w:txbxContent>
-                        <w:p>
-                          <w:pPr>
-                            <w:rPr>
-                              <w:sz w:val="14"/>
-                              <w:szCs w:val="12"/>
-                              <w:lang w:val="es-ES_tradnl"/>
-                            </w:rPr>
-                          </w:pPr>
-                          <w:r>
-                            <w:rPr>
-                              <w:sz w:val="14"/>
-                              <w:szCs w:val="12"/>
-                              <w:lang w:val="es-ES_tradnl"/>
-                            </w:rPr>
-                            <w:t>952 04 10 47</w:t>
-                          </w:r>
-                        </w:p>
-                        <w:p>
-                          <w:pPr>
-                            <w:rPr>
-                              <w:sz w:val="14"/>
-                              <w:szCs w:val="14"/>
-                              <w:lang w:val="es-ES_tradnl"/>
-                            </w:rPr>
-                          </w:pPr>
-                          <w:r>
-                            <w:rPr>
-                              <w:sz w:val="14"/>
-                              <w:szCs w:val="14"/>
-                              <w:lang w:val="es-ES_tradnl"/>
-                            </w:rPr>
-                            <w:t>952 34 41 00</w:t>
-                          </w:r>
-                        </w:p>
-                      </w:txbxContent>
-                    </wps:txbx>
-                    <wps:bodyPr rot="0" spcFirstLastPara="0" vertOverflow="overflow" horzOverflow="overflow" vert="horz" wrap="square" lIns="91440" tIns="45720" rIns="91440" bIns="45720" numCol="1" spcCol="0" rtlCol="0" fromWordArt="0" anchor="t" anchorCtr="0" forceAA="0" compatLnSpc="1">
-                      <a:prstTxWarp prst="textNoShape">
-                        <a:avLst/>
-                      </a:prstTxWarp>
-                      <a:noAutofit/>
-                    </wps:bodyPr>
-                  </wps:wsp>
-                </a:graphicData>
-              </a:graphic>
-              <wp14:sizeRelH relativeFrom="margin">
-                <wp14:pctWidth>0</wp14:pctWidth>
-              </wp14:sizeRelH>
-              <wp14:sizeRelV relativeFrom="margin">
-                <wp14:pctHeight>0</wp14:pctHeight>
-              </wp14:sizeRelV>
-            </wp:anchor>
-          </w:drawing>
-        </mc:Choice>
-        <mc:Fallback>
-          <w:pict>
-            <v:shape w14:anchorId="003E73B6" id="_x0000_s1033" type="#_x0000_t202" style="position:absolute;left:0;text-align:left;margin-left:112.55pt;margin-top:797.85pt;width:63pt;height:27pt;z-index:251651072;visibility:visible;mso-wrap-style:square;mso-width-percent:0;mso-height-percent:0;mso-wrap-distance-left:9pt;mso-wrap-distance-top:0;mso-wrap-distance-right:9pt;mso-wrap-distance-bottom:0;mso-position-horizontal:absolute;mso-position-horizontal-relative:page;mso-position-vertical:absolute;mso-position-vertical-relative:page;mso-width-percent:0;mso-height-percent:0;mso-width-relative:margin;mso-height-relative:margin;v-text-anchor:top" o:gfxdata="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" filled="f" stroked="f">
-              <v:textbox>
-                <w:txbxContent>
-                  <w:p>
-                    <w:pPr>
-                      <w:rPr>
-                        <w:sz w:val="14"/>
-                        <w:szCs w:val="12"/>
-                        <w:lang w:val="es-ES_tradnl"/>
-                      </w:rPr>
-                    </w:pPr>
-                    <w:r>
-                      <w:rPr>
-                        <w:sz w:val="14"/>
-                        <w:szCs w:val="12"/>
-                        <w:lang w:val="es-ES_tradnl"/>
-                      </w:rPr>
-                      <w:t>952 04 10 47</w:t>
-                    </w:r>
-                  </w:p>
-                  <w:p>
-                    <w:pPr>
-                      <w:rPr>
-                        <w:sz w:val="14"/>
-                        <w:szCs w:val="14"/>
-                        <w:lang w:val="es-ES_tradnl"/>
-                      </w:rPr>
-                    </w:pPr>
-                    <w:r>
-                      <w:rPr>
-                        <w:sz w:val="14"/>
-                        <w:szCs w:val="14"/>
-                        <w:lang w:val="es-ES_tradnl"/>
-                      </w:rPr>
-                      <w:t>952 34 41 00</w:t>
-                    </w:r>
-                  </w:p>
-                </w:txbxContent>
-              </v:textbox>
-              <w10:wrap type="through" anchorx="page" anchory="page"/>
-            </v:shape>
-          </w:pict>
-        </mc:Fallback>
-      </mc:AlternateContent>
-    </w:r>
-    <w:r>
-      <w:rPr>
-        <w:noProof/>
-      </w:rPr>
-      <mc:AlternateContent>
-        <mc:Choice Requires="wps">
-          <w:drawing>
-            <wp:anchor distT="0" distB="0" distL="114300" distR="114300" simplePos="0" relativeHeight="251657216" behindDoc="0" locked="0" layoutInCell="1" allowOverlap="1" wp14:anchorId="00F01480" wp14:editId="154F1AE4">
-              <wp:simplePos x="0" y="0"/>
-              <wp:positionH relativeFrom="page">
-                <wp:posOffset>2686685</wp:posOffset>
-              </wp:positionH>
-              <wp:positionV relativeFrom="page">
-                <wp:posOffset>10132695</wp:posOffset>
-              </wp:positionV>
-              <wp:extent cx="1371600" cy="342900"/>
-              <wp:effectExtent l="0" t="0" r="0" b="0"/>
-              <wp:wrapThrough wrapText="bothSides">
-                <wp:wrapPolygon edited="0">
-                  <wp:start x="600" y="0"/>
-                  <wp:lineTo x="600" y="20400"/>
-                  <wp:lineTo x="20700" y="20400"/>
-                  <wp:lineTo x="20700" y="0"/>
-                  <wp:lineTo x="600" y="0"/>
-                </wp:wrapPolygon>
-              </wp:wrapThrough>
-              <wp:docPr id="1609113100" name="Text Box 10"/>
-              <wp:cNvGraphicFramePr>
-                <a:graphicFrameLocks xmlns:a="http://schemas.openxmlformats.org/drawingml/2006/main"/>
-              </wp:cNvGraphicFramePr>
-              <a:graphic xmlns:a="http://schemas.openxmlformats.org/drawingml/2006/main">
-                <a:graphicData uri="http://schemas.microsoft.com/office/word/2010/wordprocessingShape">
-                  <wps:wsp>
-                    <wps:cNvSpPr txBox="1">
-                      <a:spLocks/>
-                    </wps:cNvSpPr>
-                    <wps:spPr>
-                      <a:xfrm>
-                        <a:off x="0" y="0"/>
-                        <a:ext cx="1371600" cy="342900"/>
-                      </a:xfrm>
-                      <a:prstGeom prst="rect">
-                        <a:avLst/>
-                      </a:prstGeom>
-                      <a:noFill/>
-                      <a:ln>
-                        <a:noFill/>
-                      </a:ln>
-                      <a:effectLst/>
-                      <a:extLst>
-                        <a:ext uri="{C572A759-6A51-4108-AA02-DFA0A04FC94B}">
-                          <ma14:wrappingTextBoxFlag xmlns:ma14="http://schemas.microsoft.com/office/mac/drawingml/2011/main" xmlns:w="http://schemas.openxmlformats.org/wordprocessingml/2006/main" xmlns:w10="urn:schemas-microsoft-com:office:word" xmlns:v="urn:schemas-microsoft-com:vml" xmlns:o="urn:schemas-microsoft-com:office:office" xmlns:mv="urn:schemas-microsoft-com:mac:vml" xmlns:mo="http://schemas.microsoft.com/office/mac/office/2008/main" xmlns=""/>
-                        </a:ext>
-                      </a:extLst>
-                    </wps:spPr>
-                    <wps:txbx>
-                      <w:txbxContent>
-                        <w:p>
-                          <w:pPr>
-                            <w:rPr>
-                              <w:sz w:val="14"/>
-                              <w:szCs w:val="14"/>
-                              <w:lang w:val="es-ES_tradnl"/>
-                            </w:rPr>
-                          </w:pPr>
-                          <w:r>
-                            <w:rPr>
-                              <w:sz w:val="14"/>
-                              <w:szCs w:val="14"/>
-                              <w:lang w:val="es-ES_tradnl"/>
-                            </w:rPr>
-                            <w:t>edp@edp-sl.com</w:t>
-                          </w:r>
-                        </w:p>
-                        <w:p>
-                          <w:pPr>
-                            <w:rPr>
-                              <w:color w:val="0070C0"/>
-                              <w:sz w:val="14"/>
-                              <w:szCs w:val="14"/>
-                              <w:lang w:val="es-ES_tradnl"/>
-                            </w:rPr>
-                          </w:pPr>
-                          <w:r>
-                            <w:rPr>
-                              <w:color w:val="0070C0"/>
-                              <w:sz w:val="14"/>
-                              <w:szCs w:val="14"/>
-                              <w:lang w:val="es-ES_tradnl"/>
-                            </w:rPr>
-                            <w:t>www.edp-sl.com</w:t>
-                          </w:r>
-                        </w:p>
-                      </w:txbxContent>
-                    </wps:txbx>
-                    <wps:bodyPr rot="0" spcFirstLastPara="0" vertOverflow="overflow" horzOverflow="overflow" vert="horz" wrap="square" lIns="91440" tIns="45720" rIns="91440" bIns="45720" numCol="1" spcCol="0" rtlCol="0" fromWordArt="0" anchor="t" anchorCtr="0" forceAA="0" compatLnSpc="1">
-                      <a:prstTxWarp prst="textNoShape">
-                        <a:avLst/>
-                      </a:prstTxWarp>
-                      <a:noAutofit/>
-                    </wps:bodyPr>
-                  </wps:wsp>
-                </a:graphicData>
-              </a:graphic>
-              <wp14:sizeRelH relativeFrom="margin">
-                <wp14:pctWidth>0</wp14:pctWidth>
-              </wp14:sizeRelH>
-              <wp14:sizeRelV relativeFrom="margin">
-                <wp14:pctHeight>0</wp14:pctHeight>
-              </wp14:sizeRelV>
-            </wp:anchor>
-          </w:drawing>
-        </mc:Choice>
-        <mc:Fallback>
-          <w:pict>
-            <v:shape w14:anchorId="00F01480" id="_x0000_s1034" type="#_x0000_t202" style="position:absolute;left:0;text-align:left;margin-left:211.55pt;margin-top:797.85pt;width:108pt;height:27pt;z-index:251657216;visibility:visible;mso-wrap-style:square;mso-width-percent:0;mso-height-percent:0;mso-wrap-distance-left:9pt;mso-wrap-distance-top:0;mso-wrap-distance-right:9pt;mso-wrap-distance-bottom:0;mso-position-horizontal:absolute;mso-position-horizontal-relative:page;mso-position-vertical:absolute;mso-position-vertical-relative:page;mso-width-percent:0;mso-height-percent:0;mso-width-relative:margin;mso-height-relative:margin;v-text-anchor:top" o:gfxdata="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" filled="f" stroked="f">
-              <v:textbox>
-                <w:txbxContent>
-                  <w:p>
-                    <w:pPr>
-                      <w:rPr>
-                        <w:sz w:val="14"/>
-                        <w:szCs w:val="14"/>
-                        <w:lang w:val="es-ES_tradnl"/>
-                      </w:rPr>
-                    </w:pPr>
-                    <w:r>
-                      <w:rPr>
-                        <w:sz w:val="14"/>
-                        <w:szCs w:val="14"/>
-                        <w:lang w:val="es-ES_tradnl"/>
-                      </w:rPr>
-                      <w:t>edp@edp-sl.com</w:t>
-                    </w:r>
-                  </w:p>
-                  <w:p>
-                    <w:pPr>
-                      <w:rPr>
-                        <w:color w:val="0070C0"/>
-                        <w:sz w:val="14"/>
-                        <w:szCs w:val="14"/>
-                        <w:lang w:val="es-ES_tradnl"/>
-                      </w:rPr>
-                    </w:pPr>
-                    <w:r>
-                      <w:rPr>
-                        <w:color w:val="0070C0"/>
-                        <w:sz w:val="14"/>
-                        <w:szCs w:val="14"/>
-                        <w:lang w:val="es-ES_tradnl"/>
-                      </w:rPr>
-                      <w:t>www.edp-sl.com</w:t>
-                    </w:r>
-                  </w:p>
-                </w:txbxContent>
-              </v:textbox>
-              <w10:wrap type="through" anchorx="page" anchory="page"/>
-            </v:shape>
-          </w:pict>
-        </mc:Fallback>
-      </mc:AlternateContent>
-    </w:r>
-    <w:r>
-      <w:rPr>
-        <w:noProof/>
-      </w:rPr>
-      <mc:AlternateContent>
-        <mc:Choice Requires="wps">
-          <w:drawing>
-            <wp:anchor distT="0" distB="0" distL="114300" distR="114300" simplePos="0" relativeHeight="251663360" behindDoc="0" locked="0" layoutInCell="1" allowOverlap="1" wp14:anchorId="16C74CA3" wp14:editId="76D3C3D8">
-              <wp:simplePos x="0" y="0"/>
-              <wp:positionH relativeFrom="column">
-                <wp:posOffset>2971800</wp:posOffset>
-              </wp:positionH>
-              <wp:positionV relativeFrom="paragraph">
-                <wp:posOffset>226695</wp:posOffset>
-              </wp:positionV>
-              <wp:extent cx="0" cy="457200"/>
-              <wp:effectExtent l="0" t="0" r="38100" b="19050"/>
-              <wp:wrapNone/>
-              <wp:docPr id="1039025773" name="Conector recto 1039025773"/>
-              <wp:cNvGraphicFramePr/>
-              <a:graphic xmlns:a="http://schemas.openxmlformats.org/drawingml/2006/main">
-                <a:graphicData uri="http://schemas.microsoft.com/office/word/2010/wordprocessingShape">
-                  <wps:wsp>
-                    <wps:cNvCnPr/>
-                    <wps:spPr>
-                      <a:xfrm>
-                        <a:off x="0" y="0"/>
-                        <a:ext cx="0" cy="457200"/>
-                      </a:xfrm>
-                      <a:prstGeom prst="line">
-                        <a:avLst/>
-                      </a:prstGeom>
-                      <a:noFill/>
-                      <a:ln w="6350" cap="flat" cmpd="sng" algn="ctr">
-                        <a:solidFill>
-                          <a:sysClr val="windowText" lastClr="000000"/>
-                        </a:solidFill>
-                        <a:prstDash val="solid"/>
-                        <a:miter lim="800000"/>
-                      </a:ln>
-                      <a:effectLst/>
-                    </wps:spPr>
-                    <wps:bodyPr/>
-                  </wps:wsp>
-                </a:graphicData>
-              </a:graphic>
-            </wp:anchor>
-          </w:drawing>
-        </mc:Choice>
-        <mc:Fallback>
-          <w:pict>
-            <v:line w14:anchorId="3B8E2307" id="Conector recto 28" o:spid="_x0000_s1026" style="position:absolute;z-index:251668480;visibility:visible;mso-wrap-style:square;mso-wrap-distance-left:9pt;mso-wrap-distance-top:0;mso-wrap-distance-right:9pt;mso-wrap-distance-bottom:0;mso-position-horizontal:absolute;mso-position-horizontal-relative:text;mso-position-vertical:absolute;mso-position-vertical-relative:text" from="234pt,17.85pt" to="234pt,53.85pt" o:gfxdata="UEsDBBQABgAIAAAAIQC2gziS/gAAAOEBAAATAAAAW0NvbnRlbnRfVHlwZXNdLnhtbJSRQU7DMBBF 90jcwfIWJU67QAgl6YK0S0CoHGBkTxKLZGx5TGhvj5O2G0SRWNoz/78nu9wcxkFMGNg6quQqL6RA 0s5Y6ir5vt9lD1JwBDIwOMJKHpHlpr69KfdHjyxSmriSfYz+USnWPY7AufNIadK6MEJMx9ApD/oD OlTrorhX2lFEilmcO2RdNtjC5xDF9pCuTyYBB5bi6bQ4syoJ3g9WQ0ymaiLzg5KdCXlKLjvcW893 SUOqXwnz5DrgnHtJTxOsQfEKIT7DmDSUCaxw7Rqn8787ZsmRM9e2VmPeBN4uqYvTtW7jvijg9N/y JsXecLq0q+WD6m8AAAD//wMAUEsDBBQABgAIAAAAIQA4/SH/1gAAAJQBAAALAAAAX3JlbHMvLnJl bHOkkMFqwzAMhu+DvYPRfXGawxijTi+j0GvpHsDYimMaW0Yy2fr2M4PBMnrbUb/Q94l/f/hMi1qR JVI2sOt6UJgd+ZiDgffL8ekFlFSbvV0oo4EbChzGx4f9GRdb25HMsYhqlCwG5lrLq9biZkxWOiqY 22YiTra2kYMu1l1tQD30/bPm3wwYN0x18gb45AdQl1tp5j/sFB2T0FQ7R0nTNEV3j6o9feQzro1i OWA14Fm+Q8a1a8+Bvu/d/dMb2JY5uiPbhG/ktn4cqGU/er3pcvwCAAD//wMAUEsDBBQABgAIAAAA IQB2XM8xrwEAAFgDAAAOAAAAZHJzL2Uyb0RvYy54bWysU01vEzEQvSPxHyzfidNCS7WK00OjckFQ ifIDpv7YteQveUw2+feMvSENcEPswWvPeN7Oe/N2c38Inu1NQZei5FerNWcmqqRdHCX//vz47o4z rBA1+BSN5EeD/H779s1mzoO5TlPy2hRGIBGHOUs+1ZoHIVBNJgCuUjaRkjaVAJWOZRS6wEzowYvr 9fpWzKnoXJIyiBTdLUm+7fjWGlW/WoumMi859Vb7Wvr60lax3cAwFsiTU6c24B+6COAiffQMtYMK 7Edxf0EFp0rCZOtKpSCStU6ZzoHYXK3/YPNtgmw6FxIH81km/H+w6sv+IT4VkmHOOGB+Ko3FwZbQ 3tQfO3SxjmexzKEytQQVRT/cfKQ5NB3Fa10uWD+ZFFjbSO5dbDRggP1nrMvVX1daOKZH530fhY9s lvz2/Q0NSwEZwnqotA1ZS45x5Az8SE5TtXRETN7pVt1w8IgPvrA90LDJIzrNz9QtZx6wUoIo9OfU 7G+lrZ0d4LQU99TijeAqGdS7IPndZbWP7YumW+xE6lXBtntJ+tiFFe1E4+sKnazW/HF5pv3lD7H9 CQAA//8DAFBLAwQUAAYACAAAACEAsPHN7N4AAAAKAQAADwAAAGRycy9kb3ducmV2LnhtbEyPTU/D MAyG70j8h8hI3FgChXXqmk5oaAduo4DEMWvcj9E4VZNu5d9jxAGOth+9ft58M7tenHAMnScNtwsF AqnytqNGw9vr7mYFIkRD1vSeUMMXBtgUlxe5yaw/0wueytgIDqGQGQ1tjEMmZahadCYs/IDEt9qP zkQex0ba0Zw53PXyTqmldKYj/tCaAbctVp/l5DRM+22tul0yHz+SUk7P6f79qW60vr6aH9cgIs7x D4YffVaHgp0OfiIbRK/hfrniLlFD8pCCYOB3cWBSpSnIIpf/KxTfAAAA//8DAFBLAQItABQABgAI AAAAIQC2gziS/gAAAOEBAAATAAAAAAAAAAAAAAAAAAAAAABbQ29udGVudF9UeXBlc10ueG1sUEsB Ai0AFAAGAAgAAAAhADj9If/WAAAAlAEAAAsAAAAAAAAAAAAAAAAALwEAAF9yZWxzLy5yZWxzUEsB Ai0AFAAGAAgAAAAhAHZczzGvAQAAWAMAAA4AAAAAAAAAAAAAAAAALgIAAGRycy9lMm9Eb2MueG1s UEsBAi0AFAAGAAgAAAAhALDxzezeAAAACgEAAA8AAAAAAAAAAAAAAAAACQQAAGRycy9kb3ducmV2 LnhtbFBLBQYAAAAABAAEAPMAAAAUBQAAAAA= " strokecolor="windowText" strokeweight=".5pt">
-              <v:stroke joinstyle="miter"/>
-            </v:line>
-          </w:pict>
-        </mc:Fallback>
-      </mc:AlternateContent>
-    </w:r>
-    <w:r>
-      <w:rPr>
-        <w:noProof/>
-      </w:rPr>
-      <mc:AlternateContent>
-        <mc:Choice Requires="wps">
-          <w:drawing>
-            <wp:anchor distT="0" distB="0" distL="114300" distR="114300" simplePos="0" relativeHeight="251653120" behindDoc="0" locked="0" layoutInCell="1" allowOverlap="1" wp14:anchorId="350D279F" wp14:editId="54B5E171">
-              <wp:simplePos x="0" y="0"/>
-              <wp:positionH relativeFrom="column">
-                <wp:posOffset>228600</wp:posOffset>
-              </wp:positionH>
-              <wp:positionV relativeFrom="paragraph">
-                <wp:posOffset>112395</wp:posOffset>
-              </wp:positionV>
-              <wp:extent cx="6400800" cy="0"/>
-              <wp:effectExtent l="0" t="0" r="25400" b="25400"/>
-              <wp:wrapNone/>
-              <wp:docPr id="1493930639" name="Conector recto 1493930639"/>
-              <wp:cNvGraphicFramePr/>
-              <a:graphic xmlns:a="http://schemas.openxmlformats.org/drawingml/2006/main">
-                <a:graphicData uri="http://schemas.microsoft.com/office/word/2010/wordprocessingShape">
-                  <wps:wsp>
-                    <wps:cNvCnPr/>
-                    <wps:spPr>
-                      <a:xfrm>
-                        <a:off x="0" y="0"/>
-                        <a:ext cx="6400800" cy="0"/>
-                      </a:xfrm>
-                      <a:prstGeom prst="line">
-                        <a:avLst/>
-                      </a:prstGeom>
-                      <a:noFill/>
-                      <a:ln w="6350" cap="flat" cmpd="sng" algn="ctr">
-                        <a:solidFill>
-                          <a:srgbClr val="5B9BD5"/>
-                        </a:solidFill>
-                        <a:prstDash val="solid"/>
-                        <a:miter lim="800000"/>
-                      </a:ln>
-                      <a:effectLst/>
-                    </wps:spPr>
-                    <wps:bodyPr/>
-                  </wps:wsp>
-                </a:graphicData>
-              </a:graphic>
-            </wp:anchor>
-          </w:drawing>
-        </mc:Choice>
-        <mc:Fallback>
-          <w:pict>
-            <v:line w14:anchorId="256B0012" id="Conector recto 217511060" o:spid="_x0000_s1026" style="position:absolute;z-index:251663360;visibility:visible;mso-wrap-style:square;mso-wrap-distance-left:9pt;mso-wrap-distance-top:0;mso-wrap-distance-right:9pt;mso-wrap-distance-bottom:0;mso-position-horizontal:absolute;mso-position-horizontal-relative:text;mso-position-vertical:absolute;mso-position-vertical-relative:text" from="18pt,8.85pt" to="522pt,8.85pt" o:gfxdata="UEsDBBQABgAIAAAAIQC2gziS/gAAAOEBAAATAAAAW0NvbnRlbnRfVHlwZXNdLnhtbJSRQU7DMBBF 90jcwfIWJU67QAgl6YK0S0CoHGBkTxKLZGx5TGhvj5O2G0SRWNoz/78nu9wcxkFMGNg6quQqL6RA 0s5Y6ir5vt9lD1JwBDIwOMJKHpHlpr69KfdHjyxSmriSfYz+USnWPY7AufNIadK6MEJMx9ApD/oD OlTrorhX2lFEilmcO2RdNtjC5xDF9pCuTyYBB5bi6bQ4syoJ3g9WQ0ymaiLzg5KdCXlKLjvcW893 SUOqXwnz5DrgnHtJTxOsQfEKIT7DmDSUCaxw7Rqn8787ZsmRM9e2VmPeBN4uqYvTtW7jvijg9N/y JsXecLq0q+WD6m8AAAD//wMAUEsDBBQABgAIAAAAIQA4/SH/1gAAAJQBAAALAAAAX3JlbHMvLnJl bHOkkMFqwzAMhu+DvYPRfXGawxijTi+j0GvpHsDYimMaW0Yy2fr2M4PBMnrbUb/Q94l/f/hMi1qR JVI2sOt6UJgd+ZiDgffL8ekFlFSbvV0oo4EbChzGx4f9GRdb25HMsYhqlCwG5lrLq9biZkxWOiqY 22YiTra2kYMu1l1tQD30/bPm3wwYN0x18gb45AdQl1tp5j/sFB2T0FQ7R0nTNEV3j6o9feQzro1i OWA14Fm+Q8a1a8+Bvu/d/dMb2JY5uiPbhG/ktn4cqGU/er3pcvwCAAD//wMAUEsDBBQABgAIAAAA IQASzCNUqwEAAEUDAAAOAAAAZHJzL2Uyb0RvYy54bWysUk1v2zAMvQ/YfxB0X+x2S9EZcQq0QXsp tgLbfgAjS7YAfYHU4uTfl1LStOtuw3yQKZF65Ht6q5u9d2KnkWwMvbxYtFLooOJgw9jLXz/vP11L QRnCAC4G3cuDJnmz/vhhNadOX8YpukGjYJBA3Zx6OeWcuqYhNWkPtIhJB06aiB4yb3FsBoSZ0b1r Ltv2qpkjDgmj0kR8ujkm5briG6NV/m4M6SxcL3m2XFes67aszXoF3YiQJqtOY8A/TOHBBm56htpA BvEb7V9Q3iqMFE1eqOibaIxVunJgNhftOzY/Jki6cmFxKJ1lov8Hq77t7sITsgxzoo7SExYWe4O+ /Hk+sa9iHc5i6X0Wig+vvrTtdcuaqpdc83oxIeUHHb0oQS+dDYUHdLB7pMzNuPSlpByHeG+dq2/h gpgZ/POyIAM7wjjIHPo09JLCKAW4ka2mMlZEis4O5XbBIRy3dw7FDvi5l7dfbzfL8sLc7Y+y0noD NB3raupoBG8zu9FZ30umxt/ptgsFXVc/nQi8ylWibRwOVcWm7PitatOTr4oZ3u45fuv+9TMAAAD/ /wMAUEsDBBQABgAIAAAAIQAyLg083QAAAAkBAAAPAAAAZHJzL2Rvd25yZXYueG1sTI9BSwMxEIXv gv8hjODNJmptZd1sKYJQQQqtgnrLbsbdxWSyJGm7/nun9KDH+d7jzXvlYvRO7DGmPpCG64kCgdQE 21Or4e316eoeRMqGrHGBUMMPJlhU52elKWw40Ab329wKDqFUGA1dzkMhZWo69CZNwoDE2leI3mQ+ YyttNAcO907eKDWT3vTEHzoz4GOHzfd25zXU6xg/7j7fB7d82aj1mFYhPq+0vrwYlw8gMo75zwzH +lwdKu5Uhx3ZJJyG2xlPyczncxBHXU2nTOoTkVUp/y+ofgEAAP//AwBQSwECLQAUAAYACAAAACEA toM4kv4AAADhAQAAEwAAAAAAAAAAAAAAAAAAAAAAW0NvbnRlbnRfVHlwZXNdLnhtbFBLAQItABQA BgAIAAAAIQA4/SH/1gAAAJQBAAALAAAAAAAAAAAAAAAAAC8BAABfcmVscy8ucmVsc1BLAQItABQA BgAIAAAAIQASzCNUqwEAAEUDAAAOAAAAAAAAAAAAAAAAAC4CAABkcnMvZTJvRG9jLnhtbFBLAQIt ABQABgAIAAAAIQAyLg083QAAAAkBAAAPAAAAAAAAAAAAAAAAAAUEAABkcnMvZG93bnJldi54bWxQ SwUGAAAAAAQABADzAAAADwUAAAAA " strokecolor="#5b9bd5" strokeweight=".5pt">
-              <v:stroke joinstyle="miter"/>
-            </v:line>
-          </w:pict>
-        </mc:Fallback>
-      </mc:AlternateContent>
-    </w:r>
-  </w:p>
-  <w:p>
-    <w:r>
-      <w:rPr>
-        <w:noProof/>
-      </w:rPr>
-      <mc:AlternateContent>
-        <mc:Choice Requires="wps">
-          <w:drawing>
-            <wp:anchor distT="0" distB="0" distL="114300" distR="114300" simplePos="0" relativeHeight="251665408" behindDoc="0" locked="0" layoutInCell="1" allowOverlap="1" wp14:anchorId="60968E5B" wp14:editId="0AE01EE4">
-              <wp:simplePos x="0" y="0"/>
-              <wp:positionH relativeFrom="page">
-                <wp:posOffset>5890716</wp:posOffset>
-              </wp:positionH>
-              <wp:positionV relativeFrom="page">
-                <wp:posOffset>10161905</wp:posOffset>
-              </wp:positionV>
-              <wp:extent cx="1047115" cy="313690"/>
-              <wp:effectExtent l="0" t="0" r="0" b="0"/>
-              <wp:wrapThrough wrapText="bothSides">
-                <wp:wrapPolygon edited="0">
-                  <wp:start x="786" y="0"/>
-                  <wp:lineTo x="786" y="19676"/>
-                  <wp:lineTo x="20434" y="19676"/>
-                  <wp:lineTo x="20434" y="0"/>
-                  <wp:lineTo x="786" y="0"/>
-                </wp:wrapPolygon>
-              </wp:wrapThrough>
-              <wp:docPr id="15988398" name="Text Box 10"/>
-              <wp:cNvGraphicFramePr>
-                <a:graphicFrameLocks xmlns:a="http://schemas.openxmlformats.org/drawingml/2006/main"/>
-              </wp:cNvGraphicFramePr>
-              <a:graphic xmlns:a="http://schemas.openxmlformats.org/drawingml/2006/main">
-                <a:graphicData uri="http://schemas.microsoft.com/office/word/2010/wordprocessingShape">
-                  <wps:wsp>
-                    <wps:cNvSpPr txBox="1">
-                      <a:spLocks/>
-                    </wps:cNvSpPr>
-                    <wps:spPr>
-                      <a:xfrm>
-                        <a:off x="0" y="0"/>
-                        <a:ext cx="1047115" cy="313690"/>
-                      </a:xfrm>
-                      <a:prstGeom prst="rect">
-                        <a:avLst/>
-                      </a:prstGeom>
-                      <a:noFill/>
-                      <a:ln>
-                        <a:noFill/>
-                      </a:ln>
-                      <a:effectLst/>
-                      <a:extLst>
-                        <a:ext uri="{C572A759-6A51-4108-AA02-DFA0A04FC94B}">
-                          <ma14:wrappingTextBoxFlag xmlns:ma14="http://schemas.microsoft.com/office/mac/drawingml/2011/main" xmlns:w="http://schemas.openxmlformats.org/wordprocessingml/2006/main" xmlns:w10="urn:schemas-microsoft-com:office:word" xmlns:v="urn:schemas-microsoft-com:vml" xmlns:o="urn:schemas-microsoft-com:office:office" xmlns:mv="urn:schemas-microsoft-com:mac:vml" xmlns:mo="http://schemas.microsoft.com/office/mac/office/2008/main" xmlns=""/>
-                        </a:ext>
-                      </a:extLst>
-                    </wps:spPr>
-                    <wps:txbx>
-                      <w:txbxContent>
-                        <w:p>
-                          <w:pPr>
-                            <w:jc w:val="right"/>
-                            <w:rPr>
-                              <w:i/>
-                              <w:color w:val="0070C0"/>
-                              <w:sz w:val="14"/>
-                              <w:szCs w:val="14"/>
-                            </w:rPr>
-                          </w:pPr>
-                          <w:r>
-                            <w:rPr>
-                              <w:i/>
-                              <w:color w:val="0070C0"/>
-                              <w:sz w:val="14"/>
-                              <w:szCs w:val="14"/>
-                            </w:rPr>
-                            <w:t xml:space="preserve">Página </w:t>
-                          </w:r>
-                          <w:r>
-                            <w:rPr>
-                              <w:i/>
-                              <w:color w:val="0070C0"/>
-                              <w:sz w:val="14"/>
-                              <w:szCs w:val="14"/>
-                            </w:rPr>
-                            <w:fldChar w:fldCharType="begin"/>
-                          </w:r>
-                          <w:r>
-                            <w:rPr>
-                              <w:i/>
-                              <w:color w:val="0070C0"/>
-                              <w:sz w:val="14"/>
-                              <w:szCs w:val="14"/>
-                            </w:rPr>
-                            <w:instrText>PAGE   \* MERGEFORMAT</w:instrText>
-                          </w:r>
-                          <w:r>
-                            <w:rPr>
-                              <w:i/>
-                              <w:color w:val="0070C0"/>
-                              <w:sz w:val="14"/>
-                              <w:szCs w:val="14"/>
-                            </w:rPr>
-                            <w:fldChar w:fldCharType="separate"/>
-                          </w:r>
-                          <w:r>
-                            <w:rPr>
-                              <w:i/>
-                              <w:noProof/>
-                              <w:color w:val="0070C0"/>
-                              <w:sz w:val="14"/>
-                              <w:szCs w:val="14"/>
-                            </w:rPr>
-                            <w:t>19</w:t>
-                          </w:r>
-                          <w:r>
-                            <w:rPr>
-                              <w:i/>
-                              <w:color w:val="0070C0"/>
-                              <w:sz w:val="14"/>
-                              <w:szCs w:val="14"/>
-                            </w:rPr>
-                            <w:fldChar w:fldCharType="end"/>
-                          </w:r>
-                        </w:p>
-                        <w:p>
-                          <w:pPr>
-                            <w:jc w:val="right"/>
-                            <w:rPr>
-                              <w:i/>
-                              <w:color w:val="0070C0"/>
-                              <w:sz w:val="14"/>
-                              <w:szCs w:val="14"/>
-                            </w:rPr>
-                          </w:pPr>
-                          <w:r>
-                            <w:rPr>
-                              <w:i/>
-                              <w:color w:val="0070C0"/>
-                              <w:sz w:val="14"/>
-                              <w:szCs w:val="14"/>
-                            </w:rPr>
-                            <w:t>5</w:t>
-                          </w:r>
-                          <w:r>
-                            <w:rPr>
-                              <w:i/>
-                              <w:color w:val="0070C0"/>
-                              <w:sz w:val="14"/>
-                              <w:szCs w:val="14"/>
-                            </w:rPr>
-                            <w:t>35.2.2</w:t>
-                          </w:r>
-                        </w:p>
-                      </w:txbxContent>
-                    </wps:txbx>
-                    <wps:bodyPr rot="0" spcFirstLastPara="0" vertOverflow="overflow" horzOverflow="overflow" vert="horz" wrap="square" lIns="91440" tIns="45720" rIns="91440" bIns="45720" numCol="1" spcCol="0" rtlCol="0" fromWordArt="0" anchor="ctr" anchorCtr="0" forceAA="0" compatLnSpc="1">
-                      <a:prstTxWarp prst="textNoShape">
-                        <a:avLst/>
-                      </a:prstTxWarp>
-                      <a:noAutofit/>
-                    </wps:bodyPr>
-                  </wps:wsp>
-                </a:graphicData>
-              </a:graphic>
-              <wp14:sizeRelH relativeFrom="margin">
-                <wp14:pctWidth>0</wp14:pctWidth>
-              </wp14:sizeRelH>
-              <wp14:sizeRelV relativeFrom="margin">
-                <wp14:pctHeight>0</wp14:pctHeight>
-              </wp14:sizeRelV>
-            </wp:anchor>
-          </w:drawing>
-        </mc:Choice>
-        <mc:Fallback>
-          <w:pict>
-            <v:shape w14:anchorId="60968E5B" id="_x0000_s1035" type="#_x0000_t202" style="position:absolute;left:0;text-align:left;margin-left:463.85pt;margin-top:800.15pt;width:82.45pt;height:24.7pt;z-index:251665408;visibility:visible;mso-wrap-style:square;mso-width-percent:0;mso-height-percent:0;mso-wrap-distance-left:9pt;mso-wrap-distance-top:0;mso-wrap-distance-right:9pt;mso-wrap-distance-bottom:0;mso-position-horizontal:absolute;mso-position-horizontal-relative:page;mso-position-vertical:absolute;mso-position-vertical-relative:page;mso-width-percent:0;mso-height-percent:0;mso-width-relative:margin;mso-height-relative:margin;v-text-anchor:middle" o:gfxdata="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" filled="f" stroked="f">
-              <v:textbox>
-                <w:txbxContent>
-                  <w:p>
-                    <w:pPr>
-                      <w:jc w:val="right"/>
-                      <w:rPr>
-                        <w:i/>
-                        <w:color w:val="0070C0"/>
-                        <w:sz w:val="14"/>
-                        <w:szCs w:val="14"/>
-                      </w:rPr>
-                    </w:pPr>
-                    <w:r>
-                      <w:rPr>
-                        <w:i/>
-                        <w:color w:val="0070C0"/>
-                        <w:sz w:val="14"/>
-                        <w:szCs w:val="14"/>
-                      </w:rPr>
-                      <w:t xml:space="preserve">Página </w:t>
-                    </w:r>
-                    <w:r>
-                      <w:rPr>
-                        <w:i/>
-                        <w:color w:val="0070C0"/>
-                        <w:sz w:val="14"/>
-                        <w:szCs w:val="14"/>
-                      </w:rPr>
-                      <w:fldChar w:fldCharType="begin"/>
-                    </w:r>
-                    <w:r>
-                      <w:rPr>
-                        <w:i/>
-                        <w:color w:val="0070C0"/>
-                        <w:sz w:val="14"/>
-                        <w:szCs w:val="14"/>
-                      </w:rPr>
-                      <w:instrText>PAGE   \* MERGEFORMAT</w:instrText>
-                    </w:r>
-                    <w:r>
-                      <w:rPr>
-                        <w:i/>
-                        <w:color w:val="0070C0"/>
-                        <w:sz w:val="14"/>
-                        <w:szCs w:val="14"/>
-                      </w:rPr>
-                      <w:fldChar w:fldCharType="separate"/>
-                    </w:r>
-                    <w:r>
-                      <w:rPr>
-                        <w:i/>
-                        <w:noProof/>
-                        <w:color w:val="0070C0"/>
-                        <w:sz w:val="14"/>
-                        <w:szCs w:val="14"/>
-                      </w:rPr>
-                      <w:t>19</w:t>
-                    </w:r>
-                    <w:r>
-                      <w:rPr>
-                        <w:i/>
-                        <w:color w:val="0070C0"/>
-                        <w:sz w:val="14"/>
-                        <w:szCs w:val="14"/>
-                      </w:rPr>
-                      <w:fldChar w:fldCharType="end"/>
-                    </w:r>
-                  </w:p>
-                  <w:p>
-                    <w:pPr>
-                      <w:jc w:val="right"/>
-                      <w:rPr>
-                        <w:i/>
-                        <w:color w:val="0070C0"/>
-                        <w:sz w:val="14"/>
-                        <w:szCs w:val="14"/>
-                      </w:rPr>
-                    </w:pPr>
-                    <w:r>
-                      <w:rPr>
-                        <w:i/>
-                        <w:color w:val="0070C0"/>
-                        <w:sz w:val="14"/>
-                        <w:szCs w:val="14"/>
-                      </w:rPr>
-                      <w:t>5</w:t>
-                    </w:r>
-                    <w:r>
-                      <w:rPr>
-                        <w:i/>
-                        <w:color w:val="0070C0"/>
-                        <w:sz w:val="14"/>
-                        <w:szCs w:val="14"/>
-                      </w:rPr>
-                      <w:t>35.2.2</w:t>
-                    </w:r>
-                  </w:p>
-                </w:txbxContent>
-              </v:textbox>
-              <w10:wrap type="through" anchorx="page" anchory="page"/>
-            </v:shape>
-          </w:pict>
-        </mc:Fallback>
-      </mc:AlternateContent>
-    </w:r>
-    <w:r>
-      <w:rPr>
-        <w:noProof/>
-      </w:rPr>
-      <mc:AlternateContent>
-        <mc:Choice Requires="wps">
-          <w:drawing>
-            <wp:anchor distT="0" distB="0" distL="114300" distR="114300" simplePos="0" relativeHeight="251659264" behindDoc="0" locked="0" layoutInCell="1" allowOverlap="1" wp14:anchorId="530DBE89" wp14:editId="51535FF7">
-              <wp:simplePos x="0" y="0"/>
-              <wp:positionH relativeFrom="column">
-                <wp:posOffset>1562100</wp:posOffset>
-              </wp:positionH>
-              <wp:positionV relativeFrom="paragraph">
-                <wp:posOffset>51435</wp:posOffset>
-              </wp:positionV>
-              <wp:extent cx="0" cy="457200"/>
-              <wp:effectExtent l="0" t="0" r="38100" b="19050"/>
-              <wp:wrapNone/>
-              <wp:docPr id="1978811866" name="Conector recto 1978811866"/>
-              <wp:cNvGraphicFramePr/>
-              <a:graphic xmlns:a="http://schemas.openxmlformats.org/drawingml/2006/main">
-                <a:graphicData uri="http://schemas.microsoft.com/office/word/2010/wordprocessingShape">
-                  <wps:wsp>
-                    <wps:cNvCnPr/>
-                    <wps:spPr>
-                      <a:xfrm>
-                        <a:off x="0" y="0"/>
-                        <a:ext cx="0" cy="457200"/>
-                      </a:xfrm>
-                      <a:prstGeom prst="line">
-                        <a:avLst/>
-                      </a:prstGeom>
-                      <a:noFill/>
-                      <a:ln w="6350" cap="flat" cmpd="sng" algn="ctr">
-                        <a:solidFill>
-                          <a:sysClr val="windowText" lastClr="000000"/>
-                        </a:solidFill>
-                        <a:prstDash val="solid"/>
-                        <a:miter lim="800000"/>
-                      </a:ln>
-                      <a:effectLst/>
-                    </wps:spPr>
-                    <wps:bodyPr/>
-                  </wps:wsp>
-                </a:graphicData>
-              </a:graphic>
-            </wp:anchor>
-          </w:drawing>
-        </mc:Choice>
-        <mc:Fallback>
-          <w:pict>
-            <v:line w14:anchorId="29C75443" id="Conector recto 30" o:spid="_x0000_s1026" style="position:absolute;z-index:251666432;visibility:visible;mso-wrap-style:square;mso-wrap-distance-left:9pt;mso-wrap-distance-top:0;mso-wrap-distance-right:9pt;mso-wrap-distance-bottom:0;mso-position-horizontal:absolute;mso-position-horizontal-relative:text;mso-position-vertical:absolute;mso-position-vertical-relative:text" from="123pt,4.05pt" to="123pt,40.05pt" o:gfxdata="UEsDBBQABgAIAAAAIQC2gziS/gAAAOEBAAATAAAAW0NvbnRlbnRfVHlwZXNdLnhtbJSRQU7DMBBF 90jcwfIWJU67QAgl6YK0S0CoHGBkTxKLZGx5TGhvj5O2G0SRWNoz/78nu9wcxkFMGNg6quQqL6RA 0s5Y6ir5vt9lD1JwBDIwOMJKHpHlpr69KfdHjyxSmriSfYz+USnWPY7AufNIadK6MEJMx9ApD/oD OlTrorhX2lFEilmcO2RdNtjC5xDF9pCuTyYBB5bi6bQ4syoJ3g9WQ0ymaiLzg5KdCXlKLjvcW893 SUOqXwnz5DrgnHtJTxOsQfEKIT7DmDSUCaxw7Rqn8787ZsmRM9e2VmPeBN4uqYvTtW7jvijg9N/y JsXecLq0q+WD6m8AAAD//wMAUEsDBBQABgAIAAAAIQA4/SH/1gAAAJQBAAALAAAAX3JlbHMvLnJl bHOkkMFqwzAMhu+DvYPRfXGawxijTi+j0GvpHsDYimMaW0Yy2fr2M4PBMnrbUb/Q94l/f/hMi1qR JVI2sOt6UJgd+ZiDgffL8ekFlFSbvV0oo4EbChzGx4f9GRdb25HMsYhqlCwG5lrLq9biZkxWOiqY 22YiTra2kYMu1l1tQD30/bPm3wwYN0x18gb45AdQl1tp5j/sFB2T0FQ7R0nTNEV3j6o9feQzro1i OWA14Fm+Q8a1a8+Bvu/d/dMb2JY5uiPbhG/ktn4cqGU/er3pcvwCAAD//wMAUEsDBBQABgAIAAAA IQB2XM8xrwEAAFgDAAAOAAAAZHJzL2Uyb0RvYy54bWysU01vEzEQvSPxHyzfidNCS7WK00OjckFQ ifIDpv7YteQveUw2+feMvSENcEPswWvPeN7Oe/N2c38Inu1NQZei5FerNWcmqqRdHCX//vz47o4z rBA1+BSN5EeD/H779s1mzoO5TlPy2hRGIBGHOUs+1ZoHIVBNJgCuUjaRkjaVAJWOZRS6wEzowYvr 9fpWzKnoXJIyiBTdLUm+7fjWGlW/WoumMi859Vb7Wvr60lax3cAwFsiTU6c24B+6COAiffQMtYMK 7Edxf0EFp0rCZOtKpSCStU6ZzoHYXK3/YPNtgmw6FxIH81km/H+w6sv+IT4VkmHOOGB+Ko3FwZbQ 3tQfO3SxjmexzKEytQQVRT/cfKQ5NB3Fa10uWD+ZFFjbSO5dbDRggP1nrMvVX1daOKZH530fhY9s lvz2/Q0NSwEZwnqotA1ZS45x5Az8SE5TtXRETN7pVt1w8IgPvrA90LDJIzrNz9QtZx6wUoIo9OfU 7G+lrZ0d4LQU99TijeAqGdS7IPndZbWP7YumW+xE6lXBtntJ+tiFFe1E4+sKnazW/HF5pv3lD7H9 CQAA//8DAFBLAwQUAAYACAAAACEA3Ghnn9wAAAAIAQAADwAAAGRycy9kb3ducmV2LnhtbEyPy07D MBBF90j9B2sqsaN2WlSqEKeqWnXBrgSQWLrx5AHxOIqdNvw9g1jA8uiO7pybbSfXiQsOofWkIVko EEilty3VGl5fjncbECEasqbzhBq+MMA2n91kJrX+Ss94KWItuIRCajQ0MfaplKFs0Jmw8D0SZ5Uf nImMQy3tYK5c7jq5VGotnWmJPzSmx32D5WcxOg3jaV+p9riaPt5XhRyfHk5vh6rW+nY+7R5BRJzi 3zH86LM65Ox09iPZIDoNy/s1b4kaNgkIzn/5zKwSkHkm/w/IvwEAAP//AwBQSwECLQAUAAYACAAA ACEAtoM4kv4AAADhAQAAEwAAAAAAAAAAAAAAAAAAAAAAW0NvbnRlbnRfVHlwZXNdLnhtbFBLAQIt ABQABgAIAAAAIQA4/SH/1gAAAJQBAAALAAAAAAAAAAAAAAAAAC8BAABfcmVscy8ucmVsc1BLAQIt ABQABgAIAAAAIQB2XM8xrwEAAFgDAAAOAAAAAAAAAAAAAAAAAC4CAABkcnMvZTJvRG9jLnhtbFBL AQItABQABgAIAAAAIQDcaGef3AAAAAgBAAAPAAAAAAAAAAAAAAAAAAkEAABkcnMvZG93bnJldi54 bWxQSwUGAAAAAAQABADzAAAAEgUAAAAA " strokecolor="windowText" strokeweight=".5pt">
-              <v:stroke joinstyle="miter"/>
-            </v:line>
-          </w:pict>
-        </mc:Fallback>
-      </mc:AlternateContent>
-    </w:r>
-    <w:r>
-      <w:rPr>
-        <w:noProof/>
-      </w:rPr>
-      <mc:AlternateContent>
-        <mc:Choice Requires="wps">
-          <w:drawing>
-            <wp:anchor distT="0" distB="0" distL="114300" distR="114300" simplePos="0" relativeHeight="251655168" behindDoc="0" locked="0" layoutInCell="1" allowOverlap="1" wp14:anchorId="06956A8A" wp14:editId="2D24E183">
-              <wp:simplePos x="0" y="0"/>
-              <wp:positionH relativeFrom="column">
-                <wp:posOffset>304800</wp:posOffset>
-              </wp:positionH>
-              <wp:positionV relativeFrom="paragraph">
-                <wp:posOffset>51435</wp:posOffset>
-              </wp:positionV>
-              <wp:extent cx="0" cy="457200"/>
-              <wp:effectExtent l="0" t="0" r="38100" b="19050"/>
-              <wp:wrapNone/>
-              <wp:docPr id="1989076238" name="Conector recto 1989076238"/>
-              <wp:cNvGraphicFramePr/>
-              <a:graphic xmlns:a="http://schemas.openxmlformats.org/drawingml/2006/main">
-                <a:graphicData uri="http://schemas.microsoft.com/office/word/2010/wordprocessingShape">
-                  <wps:wsp>
-                    <wps:cNvCnPr/>
-                    <wps:spPr>
-                      <a:xfrm>
-                        <a:off x="0" y="0"/>
-                        <a:ext cx="0" cy="457200"/>
-                      </a:xfrm>
-                      <a:prstGeom prst="line">
-                        <a:avLst/>
-                      </a:prstGeom>
-                      <a:noFill/>
-                      <a:ln w="6350" cap="flat" cmpd="sng" algn="ctr">
-                        <a:solidFill>
-                          <a:sysClr val="windowText" lastClr="000000"/>
-                        </a:solidFill>
-                        <a:prstDash val="solid"/>
-                        <a:miter lim="800000"/>
-                      </a:ln>
-                      <a:effectLst/>
-                    </wps:spPr>
-                    <wps:bodyPr/>
-                  </wps:wsp>
-                </a:graphicData>
-              </a:graphic>
-            </wp:anchor>
-          </w:drawing>
-        </mc:Choice>
-        <mc:Fallback>
-          <w:pict>
-            <v:line w14:anchorId="26AC4FCA" id="Conector recto 31" o:spid="_x0000_s1026" style="position:absolute;z-index:251664384;visibility:visible;mso-wrap-style:square;mso-wrap-distance-left:9pt;mso-wrap-distance-top:0;mso-wrap-distance-right:9pt;mso-wrap-distance-bottom:0;mso-position-horizontal:absolute;mso-position-horizontal-relative:text;mso-position-vertical:absolute;mso-position-vertical-relative:text" from="24pt,4.05pt" to="24pt,40.05pt" o:gfxdata="UEsDBBQABgAIAAAAIQC2gziS/gAAAOEBAAATAAAAW0NvbnRlbnRfVHlwZXNdLnhtbJSRQU7DMBBF 90jcwfIWJU67QAgl6YK0S0CoHGBkTxKLZGx5TGhvj5O2G0SRWNoz/78nu9wcxkFMGNg6quQqL6RA 0s5Y6ir5vt9lD1JwBDIwOMJKHpHlpr69KfdHjyxSmriSfYz+USnWPY7AufNIadK6MEJMx9ApD/oD OlTrorhX2lFEilmcO2RdNtjC5xDF9pCuTyYBB5bi6bQ4syoJ3g9WQ0ymaiLzg5KdCXlKLjvcW893 SUOqXwnz5DrgnHtJTxOsQfEKIT7DmDSUCaxw7Rqn8787ZsmRM9e2VmPeBN4uqYvTtW7jvijg9N/y JsXecLq0q+WD6m8AAAD//wMAUEsDBBQABgAIAAAAIQA4/SH/1gAAAJQBAAALAAAAX3JlbHMvLnJl bHOkkMFqwzAMhu+DvYPRfXGawxijTi+j0GvpHsDYimMaW0Yy2fr2M4PBMnrbUb/Q94l/f/hMi1qR JVI2sOt6UJgd+ZiDgffL8ekFlFSbvV0oo4EbChzGx4f9GRdb25HMsYhqlCwG5lrLq9biZkxWOiqY 22YiTra2kYMu1l1tQD30/bPm3wwYN0x18gb45AdQl1tp5j/sFB2T0FQ7R0nTNEV3j6o9feQzro1i OWA14Fm+Q8a1a8+Bvu/d/dMb2JY5uiPbhG/ktn4cqGU/er3pcvwCAAD//wMAUEsDBBQABgAIAAAA IQB2XM8xrwEAAFgDAAAOAAAAZHJzL2Uyb0RvYy54bWysU01vEzEQvSPxHyzfidNCS7WK00OjckFQ ifIDpv7YteQveUw2+feMvSENcEPswWvPeN7Oe/N2c38Inu1NQZei5FerNWcmqqRdHCX//vz47o4z rBA1+BSN5EeD/H779s1mzoO5TlPy2hRGIBGHOUs+1ZoHIVBNJgCuUjaRkjaVAJWOZRS6wEzowYvr 9fpWzKnoXJIyiBTdLUm+7fjWGlW/WoumMi859Vb7Wvr60lax3cAwFsiTU6c24B+6COAiffQMtYMK 7Edxf0EFp0rCZOtKpSCStU6ZzoHYXK3/YPNtgmw6FxIH81km/H+w6sv+IT4VkmHOOGB+Ko3FwZbQ 3tQfO3SxjmexzKEytQQVRT/cfKQ5NB3Fa10uWD+ZFFjbSO5dbDRggP1nrMvVX1daOKZH530fhY9s lvz2/Q0NSwEZwnqotA1ZS45x5Az8SE5TtXRETN7pVt1w8IgPvrA90LDJIzrNz9QtZx6wUoIo9OfU 7G+lrZ0d4LQU99TijeAqGdS7IPndZbWP7YumW+xE6lXBtntJ+tiFFe1E4+sKnazW/HF5pv3lD7H9 CQAA//8DAFBLAwQUAAYACAAAACEAHxfvLNoAAAAGAQAADwAAAGRycy9kb3ducmV2LnhtbEyPy07D MBBF90j9B2sqsaN2WgRRiFNVRV2wKwEklm48eUA8jmKnDX/PwAaWR3d075l8O7tenHEMnScNyUqB QKq87ajR8PpyuElBhGjImt4TavjCANticZWbzPoLPeO5jI3gEgqZ0dDGOGRShqpFZ8LKD0ic1X50 JjKOjbSjuXC56+VaqTvpTEe80JoB9y1Wn+XkNEzHfa26w2b+eN+Ucnq6P7491o3W18t59wAi4hz/ juFHn9WhYKeTn8gG0Wu4TfmVqCFNQHD8iydGlYAscvlfv/gGAAD//wMAUEsBAi0AFAAGAAgAAAAh ALaDOJL+AAAA4QEAABMAAAAAAAAAAAAAAAAAAAAAAFtDb250ZW50X1R5cGVzXS54bWxQSwECLQAU AAYACAAAACEAOP0h/9YAAACUAQAACwAAAAAAAAAAAAAAAAAvAQAAX3JlbHMvLnJlbHNQSwECLQAU AAYACAAAACEAdlzPMa8BAABYAwAADgAAAAAAAAAAAAAAAAAuAgAAZHJzL2Uyb0RvYy54bWxQSwEC LQAUAAYACAAAACEAHxfvLNoAAAAGAQAADwAAAAAAAAAAAAAAAAAJBAAAZHJzL2Rvd25yZXYueG1s UEsFBgAAAAAEAAQA8wAAABAFAAAAAA== " strokecolor="windowText" strokeweight=".5pt">
-              <v:stroke joinstyle="miter"/>
-            </v:line>
-          </w:pict>
-        </mc:Fallback>
-      </mc:AlternateContent>
-    </w:r>
-  </w:p>
-</w:ftr>
+<ns0:ftr xmlns:ns0="http://schemas.openxmlformats.org/wordprocessingml/2006/main" xmlns:ns1="http://schemas.openxmlformats.org/markup-compatibility/2006" xmlns:ns10="urn:schemas-microsoft-com:office:word" xmlns:ns2="http://schemas.microsoft.com/office/word/2010/wordml" xmlns:ns3="http://schemas.openxmlformats.org/drawingml/2006/wordprocessingDrawing" xmlns:ns4="http://schemas.microsoft.com/office/word/2010/wordprocessingDrawing" xmlns:ns5="http://schemas.openxmlformats.org/drawingml/2006/main" xmlns:ns6="http://schemas.microsoft.com/office/word/2010/wordprocessingShape" xmlns:ns7="http://schemas.microsoft.com/office/mac/drawingml/2011/main" xmlns:ns8="urn:schemas-microsoft-com:vml" xmlns:ns9="urn:schemas-microsoft-com:office:office" ns1:Ignorable="w14 w15 w16se w16cid w16 w16cex w16sdtdh w16sdtfl w16du wp14">
+  <ns0:p ns2:paraId="03101AA3" ns2:textId="77777777" ns0:rsidR="008C47A6" ns0:rsidRDefault="00000000" ns0:rsidP="00E74375">
+    <ns0:r>
+      <ns0:rPr>
+        <ns0:noProof/>
+      </ns0:rPr>
+      <ns1:AlternateContent>
+        <ns1:Choice Requires="wps">
+          <ns0:drawing>
+            <ns3:anchor distT="0" distB="0" distL="114300" distR="114300" simplePos="0" relativeHeight="251661312" behindDoc="0" locked="0" layoutInCell="1" allowOverlap="1" ns4:anchorId="32FBE6F8" ns4:editId="03361862">
+              <ns3:simplePos x="0" y="0"/>
+              <ns3:positionH relativeFrom="page">
+                <ns3:posOffset>4058285</ns3:posOffset>
+              </ns3:positionH>
+              <ns3:positionV relativeFrom="page">
+                <ns3:posOffset>10132695</ns3:posOffset>
+              </ns3:positionV>
+              <ns3:extent cx="1714500" cy="342900"/>
+              <ns3:effectExtent l="0" t="0" r="0" b="0"/>
+              <ns3:wrapThrough wrapText="bothSides">
+                <ns3:wrapPolygon edited="0">
+                  <ns3:start x="480" y="0"/>
+                  <ns3:lineTo x="480" y="20400"/>
+                  <ns3:lineTo x="20880" y="20400"/>
+                  <ns3:lineTo x="20880" y="0"/>
+                  <ns3:lineTo x="480" y="0"/>
+                </ns3:wrapPolygon>
+              </ns3:wrapThrough>
+              <ns3:docPr id="1001260262" name="Text Box 10"/>
+              <ns3:cNvGraphicFramePr>
+                <ns5:graphicFrameLocks/>
+              </ns3:cNvGraphicFramePr>
+              <ns5:graphic>
+                <ns5:graphicData uri="http://schemas.microsoft.com/office/word/2010/wordprocessingShape">
+                  <ns6:wsp>
+                    <ns6:cNvSpPr txBox="1">
+                      <ns5:spLocks/>
+                    </ns6:cNvSpPr>
+                    <ns6:spPr>
+                      <ns5:xfrm>
+                        <ns5:off x="0" y="0"/>
+                        <ns5:ext cx="1714500" cy="342900"/>
+                      </ns5:xfrm>
+                      <ns5:prstGeom prst="rect">
+                        <ns5:avLst/>
+                      </ns5:prstGeom>
+                      <ns5:noFill/>
+                      <ns5:ln>
+                        <ns5:noFill/>
+                      </ns5:ln>
+                      <ns5:effectLst/>
+                      <ns5:extLst>
+                        <ns5:ext uri="{C572A759-6A51-4108-AA02-DFA0A04FC94B}">
+                          <ns7:wrappingTextBoxFlag/>
+                        </ns5:ext>
+                      </ns5:extLst>
+                    </ns6:spPr>
+                    <ns6:txbx>
+                      <ns0:txbxContent>
+                        <ns0:p ns2:paraId="3D0CA117" ns2:textId="77777777" ns0:rsidR="008C47A6" ns0:rsidRPr="00C954D2" ns0:rsidRDefault="00000000" ns0:rsidP="00E74375">
+                          <ns0:pPr>
+                            <ns0:rPr>
+                              <ns0:sz ns0:val="14"/>
+                              <ns0:szCs ns0:val="14"/>
+                              <ns0:lang ns0:val="es-ES_tradnl"/>
+                            </ns0:rPr>
+                          </ns0:pPr>
+                          <ns0:r ns0:rsidRPr="00C954D2">
+                            <ns0:rPr>
+                              <ns0:sz ns0:val="14"/>
+                              <ns0:szCs ns0:val="14"/>
+                              <ns0:lang ns0:val="es-ES_tradnl"/>
+                            </ns0:rPr>
+                            <ns0:t>Avda. de la Aurora, 55, entreplanta</ns0:t>
+                          </ns0:r>
+                        </ns0:p>
+                        <ns0:p ns2:paraId="288CCDB1" ns2:textId="77777777" ns0:rsidR="008C47A6" ns0:rsidRPr="00C954D2" ns0:rsidRDefault="00000000" ns0:rsidP="00E74375">
+                          <ns0:pPr>
+                            <ns0:rPr>
+                              <ns0:sz ns0:val="14"/>
+                              <ns0:szCs ns0:val="14"/>
+                              <ns0:lang ns0:val="es-ES_tradnl"/>
+                            </ns0:rPr>
+                          </ns0:pPr>
+                          <ns0:r ns0:rsidRPr="00C954D2">
+                            <ns0:rPr>
+                              <ns0:sz ns0:val="14"/>
+                              <ns0:szCs ns0:val="14"/>
+                              <ns0:lang ns0:val="es-ES_tradnl"/>
+                            </ns0:rPr>
+                            <ns0:t>29006 Málaga (España)</ns0:t>
+                          </ns0:r>
+                        </ns0:p>
+                      </ns0:txbxContent>
+                    </ns6:txbx>
+                    <ns6:bodyPr rot="0" spcFirstLastPara="0" vertOverflow="overflow" horzOverflow="overflow" vert="horz" wrap="square" lIns="91440" tIns="45720" rIns="91440" bIns="45720" numCol="1" spcCol="0" rtlCol="0" fromWordArt="0" anchor="t" anchorCtr="0" forceAA="0" compatLnSpc="1">
+                      <ns5:prstTxWarp prst="textNoShape">
+                        <ns5:avLst/>
+                      </ns5:prstTxWarp>
+                      <ns5:noAutofit/>
+                    </ns6:bodyPr>
+                  </ns6:wsp>
+                </ns5:graphicData>
+              </ns5:graphic>
+              <ns4:sizeRelH relativeFrom="margin">
+                <ns4:pctWidth>0</ns4:pctWidth>
+              </ns4:sizeRelH>
+              <ns4:sizeRelV relativeFrom="margin">
+                <ns4:pctHeight>0</ns4:pctHeight>
+              </ns4:sizeRelV>
+            </ns3:anchor>
+          </ns0:drawing>
+        </ns1:Choice>
+        <ns1:Fallback>
+          <ns0:pict>
+            <ns8:shapetype ns2:anchorId="32FBE6F8" id="_x0000_t202" coordsize="21600,21600" ns9:spt="202" path="m,l,21600r21600,l21600,xe">
+              <ns8:stroke joinstyle="miter"/>
+              <ns8:path gradientshapeok="t" ns9:connecttype="rect"/>
+            </ns8:shapetype>
+            <ns8:shape id="_x0000_s1032" type="#_x0000_t202" style="position:absolute;left:0;text-align:left;margin-left:319.55pt;margin-top:797.85pt;width:135pt;height:27pt;z-index:251661312;visibility:visible;mso-wrap-style:square;mso-width-percent:0;mso-height-percent:0;mso-wrap-distance-left:9pt;mso-wrap-distance-top:0;mso-wrap-distance-right:9pt;mso-wrap-distance-bottom:0;mso-position-horizontal:absolute;mso-position-horizontal-relative:page;mso-position-vertical:absolute;mso-position-vertical-relative:page;mso-width-percent:0;mso-height-percent:0;mso-width-relative:margin;mso-height-relative:margin;v-text-anchor:top" ns9:gfxdata="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" filled="f" stroked="f">
+              <ns8:textbox>
+                <ns0:txbxContent>
+                  <ns0:p ns2:paraId="3D0CA117" ns2:textId="77777777" ns0:rsidR="008C47A6" ns0:rsidRPr="00C954D2" ns0:rsidRDefault="00000000" ns0:rsidP="00E74375">
+                    <ns0:pPr>
+                      <ns0:rPr>
+                        <ns0:sz ns0:val="14"/>
+                        <ns0:szCs ns0:val="14"/>
+                        <ns0:lang ns0:val="es-ES_tradnl"/>
+                      </ns0:rPr>
+                    </ns0:pPr>
+                    <ns0:r ns0:rsidRPr="00C954D2">
+                      <ns0:rPr>
+                        <ns0:sz ns0:val="14"/>
+                        <ns0:szCs ns0:val="14"/>
+                        <ns0:lang ns0:val="es-ES_tradnl"/>
+                      </ns0:rPr>
+                      <ns0:t>Avda. de la Aurora, 55, entreplanta</ns0:t>
+                    </ns0:r>
+                  </ns0:p>
+                  <ns0:p ns2:paraId="288CCDB1" ns2:textId="77777777" ns0:rsidR="008C47A6" ns0:rsidRPr="00C954D2" ns0:rsidRDefault="00000000" ns0:rsidP="00E74375">
+                    <ns0:pPr>
+                      <ns0:rPr>
+                        <ns0:sz ns0:val="14"/>
+                        <ns0:szCs ns0:val="14"/>
+                        <ns0:lang ns0:val="es-ES_tradnl"/>
+                      </ns0:rPr>
+                    </ns0:pPr>
+                    <ns0:r ns0:rsidRPr="00C954D2">
+                      <ns0:rPr>
+                        <ns0:sz ns0:val="14"/>
+                        <ns0:szCs ns0:val="14"/>
+                        <ns0:lang ns0:val="es-ES_tradnl"/>
+                      </ns0:rPr>
+                      <ns0:t>29006 Málaga (España)</ns0:t>
+                    </ns0:r>
+                  </ns0:p>
+                </ns0:txbxContent>
+              </ns8:textbox>
+              <ns10:wrap type="through" anchorx="page" anchory="page"/>
+            </ns8:shape>
+          </ns0:pict>
+        </ns1:Fallback>
+      </ns1:AlternateContent>
+    </ns0:r>
+    <ns0:r>
+      <ns0:rPr>
+        <ns0:noProof/>
+      </ns0:rPr>
+      <ns1:AlternateContent>
+        <ns1:Choice Requires="wps">
+          <ns0:drawing>
+            <ns3:anchor distT="0" distB="0" distL="114300" distR="114300" simplePos="0" relativeHeight="251651072" behindDoc="0" locked="0" layoutInCell="1" allowOverlap="1" ns4:anchorId="003E73B6" ns4:editId="76E9C323">
+              <ns3:simplePos x="0" y="0"/>
+              <ns3:positionH relativeFrom="page">
+                <ns3:posOffset>1429385</ns3:posOffset>
+              </ns3:positionH>
+              <ns3:positionV relativeFrom="page">
+                <ns3:posOffset>10132695</ns3:posOffset>
+              </ns3:positionV>
+              <ns3:extent cx="800100" cy="342900"/>
+              <ns3:effectExtent l="0" t="0" r="0" b="0"/>
+              <ns3:wrapThrough wrapText="bothSides">
+                <ns3:wrapPolygon edited="0">
+                  <ns3:start x="1029" y="0"/>
+                  <ns3:lineTo x="1029" y="20400"/>
+                  <ns3:lineTo x="20057" y="20400"/>
+                  <ns3:lineTo x="20057" y="0"/>
+                  <ns3:lineTo x="1029" y="0"/>
+                </ns3:wrapPolygon>
+              </ns3:wrapThrough>
+              <ns3:docPr id="1027357469" name="Text Box 10"/>
+              <ns3:cNvGraphicFramePr>
+                <ns5:graphicFrameLocks/>
+              </ns3:cNvGraphicFramePr>
+              <ns5:graphic>
+                <ns5:graphicData uri="http://schemas.microsoft.com/office/word/2010/wordprocessingShape">
+                  <ns6:wsp>
+                    <ns6:cNvSpPr txBox="1">
+                      <ns5:spLocks/>
+                    </ns6:cNvSpPr>
+                    <ns6:spPr>
+                      <ns5:xfrm>
+                        <ns5:off x="0" y="0"/>
+                        <ns5:ext cx="800100" cy="342900"/>
+                      </ns5:xfrm>
+                      <ns5:prstGeom prst="rect">
+                        <ns5:avLst/>
+                      </ns5:prstGeom>
+                      <ns5:noFill/>
+                      <ns5:ln>
+                        <ns5:noFill/>
+                      </ns5:ln>
+                      <ns5:effectLst/>
+                      <ns5:extLst>
+                        <ns5:ext uri="{C572A759-6A51-4108-AA02-DFA0A04FC94B}">
+                          <ns7:wrappingTextBoxFlag/>
+                        </ns5:ext>
+                      </ns5:extLst>
+                    </ns6:spPr>
+                    <ns6:txbx>
+                      <ns0:txbxContent>
+                        <ns0:p ns2:paraId="0BB74093" ns2:textId="77777777" ns0:rsidR="008C47A6" ns0:rsidRPr="00C954D2" ns0:rsidRDefault="00000000" ns0:rsidP="00E74375">
+                          <ns0:pPr>
+                            <ns0:rPr>
+                              <ns0:sz ns0:val="14"/>
+                              <ns0:szCs ns0:val="12"/>
+                              <ns0:lang ns0:val="es-ES_tradnl"/>
+                            </ns0:rPr>
+                          </ns0:pPr>
+                          <ns0:r ns0:rsidRPr="00C954D2">
+                            <ns0:rPr>
+                              <ns0:sz ns0:val="14"/>
+                              <ns0:szCs ns0:val="12"/>
+                              <ns0:lang ns0:val="es-ES_tradnl"/>
+                            </ns0:rPr>
+                            <ns0:t>952 04 10 47</ns0:t>
+                          </ns0:r>
+                        </ns0:p>
+                        <ns0:p ns2:paraId="103505BF" ns2:textId="77777777" ns0:rsidR="008C47A6" ns0:rsidRPr="00C954D2" ns0:rsidRDefault="00000000" ns0:rsidP="00E74375">
+                          <ns0:pPr>
+                            <ns0:rPr>
+                              <ns0:sz ns0:val="14"/>
+                              <ns0:szCs ns0:val="14"/>
+                              <ns0:lang ns0:val="es-ES_tradnl"/>
+                            </ns0:rPr>
+                          </ns0:pPr>
+                          <ns0:r ns0:rsidRPr="00C954D2">
+                            <ns0:rPr>
+                              <ns0:sz ns0:val="14"/>
+                              <ns0:szCs ns0:val="14"/>
+                              <ns0:lang ns0:val="es-ES_tradnl"/>
+                            </ns0:rPr>
+                            <ns0:t>952 34 41 00</ns0:t>
+                          </ns0:r>
+                        </ns0:p>
+                      </ns0:txbxContent>
+                    </ns6:txbx>
+                    <ns6:bodyPr rot="0" spcFirstLastPara="0" vertOverflow="overflow" horzOverflow="overflow" vert="horz" wrap="square" lIns="91440" tIns="45720" rIns="91440" bIns="45720" numCol="1" spcCol="0" rtlCol="0" fromWordArt="0" anchor="t" anchorCtr="0" forceAA="0" compatLnSpc="1">
+                      <ns5:prstTxWarp prst="textNoShape">
+                        <ns5:avLst/>
+                      </ns5:prstTxWarp>
+                      <ns5:noAutofit/>
+                    </ns6:bodyPr>
+                  </ns6:wsp>
+                </ns5:graphicData>
+              </ns5:graphic>
+              <ns4:sizeRelH relativeFrom="margin">
+                <ns4:pctWidth>0</ns4:pctWidth>
+              </ns4:sizeRelH>
+              <ns4:sizeRelV relativeFrom="margin">
+                <ns4:pctHeight>0</ns4:pctHeight>
+              </ns4:sizeRelV>
+            </ns3:anchor>
+          </ns0:drawing>
+        </ns1:Choice>
+        <ns1:Fallback>
+          <ns0:pict>
+            <ns8:shape ns2:anchorId="003E73B6" id="_x0000_s1033" type="#_x0000_t202" style="position:absolute;left:0;text-align:left;margin-left:112.55pt;margin-top:797.85pt;width:63pt;height:27pt;z-index:251651072;visibility:visible;mso-wrap-style:square;mso-width-percent:0;mso-height-percent:0;mso-wrap-distance-left:9pt;mso-wrap-distance-top:0;mso-wrap-distance-right:9pt;mso-wrap-distance-bottom:0;mso-position-horizontal:absolute;mso-position-horizontal-relative:page;mso-position-vertical:absolute;mso-position-vertical-relative:page;mso-width-percent:0;mso-height-percent:0;mso-width-relative:margin;mso-height-relative:margin;v-text-anchor:top" ns9:gfxdata="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" filled="f" stroked="f">
+              <ns8:textbox>
+                <ns0:txbxContent>
+                  <ns0:p ns2:paraId="0BB74093" ns2:textId="77777777" ns0:rsidR="008C47A6" ns0:rsidRPr="00C954D2" ns0:rsidRDefault="00000000" ns0:rsidP="00E74375">
+                    <ns0:pPr>
+                      <ns0:rPr>
+                        <ns0:sz ns0:val="14"/>
+                        <ns0:szCs ns0:val="12"/>
+                        <ns0:lang ns0:val="es-ES_tradnl"/>
+                      </ns0:rPr>
+                    </ns0:pPr>
+                    <ns0:r ns0:rsidRPr="00C954D2">
+                      <ns0:rPr>
+                        <ns0:sz ns0:val="14"/>
+                        <ns0:szCs ns0:val="12"/>
+                        <ns0:lang ns0:val="es-ES_tradnl"/>
+                      </ns0:rPr>
+                      <ns0:t>952 04 10 47</ns0:t>
+                    </ns0:r>
+                  </ns0:p>
+                  <ns0:p ns2:paraId="103505BF" ns2:textId="77777777" ns0:rsidR="008C47A6" ns0:rsidRPr="00C954D2" ns0:rsidRDefault="00000000" ns0:rsidP="00E74375">
+                    <ns0:pPr>
+                      <ns0:rPr>
+                        <ns0:sz ns0:val="14"/>
+                        <ns0:szCs ns0:val="14"/>
+                        <ns0:lang ns0:val="es-ES_tradnl"/>
+                      </ns0:rPr>
+                    </ns0:pPr>
+                    <ns0:r ns0:rsidRPr="00C954D2">
+                      <ns0:rPr>
+                        <ns0:sz ns0:val="14"/>
+                        <ns0:szCs ns0:val="14"/>
+                        <ns0:lang ns0:val="es-ES_tradnl"/>
+                      </ns0:rPr>
+                      <ns0:t>952 34 41 00</ns0:t>
+                    </ns0:r>
+                  </ns0:p>
+                </ns0:txbxContent>
+              </ns8:textbox>
+              <ns10:wrap type="through" anchorx="page" anchory="page"/>
+            </ns8:shape>
+          </ns0:pict>
+        </ns1:Fallback>
+      </ns1:AlternateContent>
+    </ns0:r>
+    <ns0:r>
+      <ns0:rPr>
+        <ns0:noProof/>
+      </ns0:rPr>
+      <ns1:AlternateContent>
+        <ns1:Choice Requires="wps">
+          <ns0:drawing>
+            <ns3:anchor distT="0" distB="0" distL="114300" distR="114300" simplePos="0" relativeHeight="251657216" behindDoc="0" locked="0" layoutInCell="1" allowOverlap="1" ns4:anchorId="00F01480" ns4:editId="154F1AE4">
+              <ns3:simplePos x="0" y="0"/>
+              <ns3:positionH relativeFrom="page">
+                <ns3:posOffset>2686685</ns3:posOffset>
+              </ns3:positionH>
+              <ns3:positionV relativeFrom="page">
+                <ns3:posOffset>10132695</ns3:posOffset>
+              </ns3:positionV>
+              <ns3:extent cx="1371600" cy="342900"/>
+              <ns3:effectExtent l="0" t="0" r="0" b="0"/>
+              <ns3:wrapThrough wrapText="bothSides">
+                <ns3:wrapPolygon edited="0">
+                  <ns3:start x="600" y="0"/>
+                  <ns3:lineTo x="600" y="20400"/>
+                  <ns3:lineTo x="20700" y="20400"/>
+                  <ns3:lineTo x="20700" y="0"/>
+                  <ns3:lineTo x="600" y="0"/>
+                </ns3:wrapPolygon>
+              </ns3:wrapThrough>
+              <ns3:docPr id="1609113100" name="Text Box 10"/>
+              <ns3:cNvGraphicFramePr>
+                <ns5:graphicFrameLocks/>
+              </ns3:cNvGraphicFramePr>
+              <ns5:graphic>
+                <ns5:graphicData uri="http://schemas.microsoft.com/office/word/2010/wordprocessingShape">
+                  <ns6:wsp>
+                    <ns6:cNvSpPr txBox="1">
+                      <ns5:spLocks/>
+                    </ns6:cNvSpPr>
+                    <ns6:spPr>
+                      <ns5:xfrm>
+                        <ns5:off x="0" y="0"/>
+                        <ns5:ext cx="1371600" cy="342900"/>
+                      </ns5:xfrm>
+                      <ns5:prstGeom prst="rect">
+                        <ns5:avLst/>
+                      </ns5:prstGeom>
+                      <ns5:noFill/>
+                      <ns5:ln>
+                        <ns5:noFill/>
+                      </ns5:ln>
+                      <ns5:effectLst/>
+                      <ns5:extLst>
+                        <ns5:ext uri="{C572A759-6A51-4108-AA02-DFA0A04FC94B}">
+                          <ns7:wrappingTextBoxFlag/>
+                        </ns5:ext>
+                      </ns5:extLst>
+                    </ns6:spPr>
+                    <ns6:txbx>
+                      <ns0:txbxContent>
+                        <ns0:p ns2:paraId="35669EAE" ns2:textId="77777777" ns0:rsidR="008C47A6" ns0:rsidRPr="00C954D2" ns0:rsidRDefault="00000000" ns0:rsidP="00E74375">
+                          <ns0:pPr>
+                            <ns0:rPr>
+                              <ns0:sz ns0:val="14"/>
+                              <ns0:szCs ns0:val="14"/>
+                              <ns0:lang ns0:val="es-ES_tradnl"/>
+                            </ns0:rPr>
+                          </ns0:pPr>
+                          <ns0:r ns0:rsidRPr="00C954D2">
+                            <ns0:rPr>
+                              <ns0:sz ns0:val="14"/>
+                              <ns0:szCs ns0:val="14"/>
+                              <ns0:lang ns0:val="es-ES_tradnl"/>
+                            </ns0:rPr>
+                            <ns0:t>edp@edp-sl.com</ns0:t>
+                          </ns0:r>
+                        </ns0:p>
+                        <ns0:p ns2:paraId="3CE25765" ns2:textId="77777777" ns0:rsidR="008C47A6" ns0:rsidRPr="00C954D2" ns0:rsidRDefault="00000000" ns0:rsidP="00E74375">
+                          <ns0:pPr>
+                            <ns0:rPr>
+                              <ns0:color ns0:val="0070C0"/>
+                              <ns0:sz ns0:val="14"/>
+                              <ns0:szCs ns0:val="14"/>
+                              <ns0:lang ns0:val="es-ES_tradnl"/>
+                            </ns0:rPr>
+                          </ns0:pPr>
+                          <ns0:r ns0:rsidRPr="00C954D2">
+                            <ns0:rPr>
+                              <ns0:color ns0:val="0070C0"/>
+                              <ns0:sz ns0:val="14"/>
+                              <ns0:szCs ns0:val="14"/>
+                              <ns0:lang ns0:val="es-ES_tradnl"/>
+                            </ns0:rPr>
+                            <ns0:t>www.edp-sl.com</ns0:t>
+                          </ns0:r>
+                        </ns0:p>
+                      </ns0:txbxContent>
+                    </ns6:txbx>
+                    <ns6:bodyPr rot="0" spcFirstLastPara="0" vertOverflow="overflow" horzOverflow="overflow" vert="horz" wrap="square" lIns="91440" tIns="45720" rIns="91440" bIns="45720" numCol="1" spcCol="0" rtlCol="0" fromWordArt="0" anchor="t" anchorCtr="0" forceAA="0" compatLnSpc="1">
+                      <ns5:prstTxWarp prst="textNoShape">
+                        <ns5:avLst/>
+                      </ns5:prstTxWarp>
+                      <ns5:noAutofit/>
+                    </ns6:bodyPr>
+                  </ns6:wsp>
+                </ns5:graphicData>
+              </ns5:graphic>
+              <ns4:sizeRelH relativeFrom="margin">
+                <ns4:pctWidth>0</ns4:pctWidth>
+              </ns4:sizeRelH>
+              <ns4:sizeRelV relativeFrom="margin">
+                <ns4:pctHeight>0</ns4:pctHeight>
+              </ns4:sizeRelV>
+            </ns3:anchor>
+          </ns0:drawing>
+        </ns1:Choice>
+        <ns1:Fallback>
+          <ns0:pict>
+            <ns8:shape ns2:anchorId="00F01480" id="_x0000_s1034" type="#_x0000_t202" style="position:absolute;left:0;text-align:left;margin-left:211.55pt;margin-top:797.85pt;width:108pt;height:27pt;z-index:251657216;visibility:visible;mso-wrap-style:square;mso-width-percent:0;mso-height-percent:0;mso-wrap-distance-left:9pt;mso-wrap-distance-top:0;mso-wrap-distance-right:9pt;mso-wrap-distance-bottom:0;mso-position-horizontal:absolute;mso-position-horizontal-relative:page;mso-position-vertical:absolute;mso-position-vertical-relative:page;mso-width-percent:0;mso-height-percent:0;mso-width-relative:margin;mso-height-relative:margin;v-text-anchor:top" ns9:gfxdata="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" filled="f" stroked="f">
+              <ns8:textbox>
+                <ns0:txbxContent>
+                  <ns0:p ns2:paraId="35669EAE" ns2:textId="77777777" ns0:rsidR="008C47A6" ns0:rsidRPr="00C954D2" ns0:rsidRDefault="00000000" ns0:rsidP="00E74375">
+                    <ns0:pPr>
+                      <ns0:rPr>
+                        <ns0:sz ns0:val="14"/>
+                        <ns0:szCs ns0:val="14"/>
+                        <ns0:lang ns0:val="es-ES_tradnl"/>
+                      </ns0:rPr>
+                    </ns0:pPr>
+                    <ns0:r ns0:rsidRPr="00C954D2">
+                      <ns0:rPr>
+                        <ns0:sz ns0:val="14"/>
+                        <ns0:szCs ns0:val="14"/>
+                        <ns0:lang ns0:val="es-ES_tradnl"/>
+                      </ns0:rPr>
+                      <ns0:t>edp@edp-sl.com</ns0:t>
+                    </ns0:r>
+                  </ns0:p>
+                  <ns0:p ns2:paraId="3CE25765" ns2:textId="77777777" ns0:rsidR="008C47A6" ns0:rsidRPr="00C954D2" ns0:rsidRDefault="00000000" ns0:rsidP="00E74375">
+                    <ns0:pPr>
+                      <ns0:rPr>
+                        <ns0:color ns0:val="0070C0"/>
+                        <ns0:sz ns0:val="14"/>
+                        <ns0:szCs ns0:val="14"/>
+                        <ns0:lang ns0:val="es-ES_tradnl"/>
+                      </ns0:rPr>
+                    </ns0:pPr>
+                    <ns0:r ns0:rsidRPr="00C954D2">
+                      <ns0:rPr>
+                        <ns0:color ns0:val="0070C0"/>
+                        <ns0:sz ns0:val="14"/>
+                        <ns0:szCs ns0:val="14"/>
+                        <ns0:lang ns0:val="es-ES_tradnl"/>
+                      </ns0:rPr>
+                      <ns0:t>www.edp-sl.com</ns0:t>
+                    </ns0:r>
+                  </ns0:p>
+                </ns0:txbxContent>
+              </ns8:textbox>
+              <ns10:wrap type="through" anchorx="page" anchory="page"/>
+            </ns8:shape>
+          </ns0:pict>
+        </ns1:Fallback>
+      </ns1:AlternateContent>
+    </ns0:r>
+    <ns0:r>
+      <ns0:rPr>
+        <ns0:noProof/>
+      </ns0:rPr>
+      <ns1:AlternateContent>
+        <ns1:Choice Requires="wps">
+          <ns0:drawing>
+            <ns3:anchor distT="0" distB="0" distL="114300" distR="114300" simplePos="0" relativeHeight="251663360" behindDoc="0" locked="0" layoutInCell="1" allowOverlap="1" ns4:anchorId="16C74CA3" ns4:editId="76D3C3D8">
+              <ns3:simplePos x="0" y="0"/>
+              <ns3:positionH relativeFrom="column">
+                <ns3:posOffset>2971800</ns3:posOffset>
+              </ns3:positionH>
+              <ns3:positionV relativeFrom="paragraph">
+                <ns3:posOffset>226695</ns3:posOffset>
+              </ns3:positionV>
+              <ns3:extent cx="0" cy="457200"/>
+              <ns3:effectExtent l="0" t="0" r="38100" b="19050"/>
+              <ns3:wrapNone/>
+              <ns3:docPr id="1039025773" name="Conector recto 1039025773"/>
+              <ns3:cNvGraphicFramePr/>
+              <ns5:graphic>
+                <ns5:graphicData uri="http://schemas.microsoft.com/office/word/2010/wordprocessingShape">
+                  <ns6:wsp>
+                    <ns6:cNvCnPr/>
+                    <ns6:spPr>
+                      <ns5:xfrm>
+                        <ns5:off x="0" y="0"/>
+                        <ns5:ext cx="0" cy="457200"/>
+                      </ns5:xfrm>
+                      <ns5:prstGeom prst="line">
+                        <ns5:avLst/>
+                      </ns5:prstGeom>
+                      <ns5:noFill/>
+                      <ns5:ln w="6350" cap="flat" cmpd="sng" algn="ctr">
+                        <ns5:solidFill>
+                          <ns5:sysClr val="windowText" lastClr="000000"/>
+                        </ns5:solidFill>
+                        <ns5:prstDash val="solid"/>
+                        <ns5:miter lim="800000"/>
+                      </ns5:ln>
+                      <ns5:effectLst/>
+                    </ns6:spPr>
+                    <ns6:bodyPr/>
+                  </ns6:wsp>
+                </ns5:graphicData>
+              </ns5:graphic>
+            </ns3:anchor>
+          </ns0:drawing>
+        </ns1:Choice>
+        <ns1:Fallback>
+          <ns0:pict>
+            <ns8:line ns2:anchorId="3B8E2307" id="Conector recto 28" ns9:spid="_x0000_s1026" style="position:absolute;z-index:251668480;visibility:visible;mso-wrap-style:square;mso-wrap-distance-left:9pt;mso-wrap-distance-top:0;mso-wrap-distance-right:9pt;mso-wrap-distance-bottom:0;mso-position-horizontal:absolute;mso-position-horizontal-relative:text;mso-position-vertical:absolute;mso-position-vertical-relative:text" from="234pt,17.85pt" to="234pt,53.85pt" ns9:gfxdata="UEsDBBQABgAIAAAAIQC2gziS/gAAAOEBAAATAAAAW0NvbnRlbnRfVHlwZXNdLnhtbJSRQU7DMBBF 90jcwfIWJU67QAgl6YK0S0CoHGBkTxKLZGx5TGhvj5O2G0SRWNoz/78nu9wcxkFMGNg6quQqL6RA 0s5Y6ir5vt9lD1JwBDIwOMJKHpHlpr69KfdHjyxSmriSfYz+USnWPY7AufNIadK6MEJMx9ApD/oD OlTrorhX2lFEilmcO2RdNtjC5xDF9pCuTyYBB5bi6bQ4syoJ3g9WQ0ymaiLzg5KdCXlKLjvcW893 SUOqXwnz5DrgnHtJTxOsQfEKIT7DmDSUCaxw7Rqn8787ZsmRM9e2VmPeBN4uqYvTtW7jvijg9N/y JsXecLq0q+WD6m8AAAD//wMAUEsDBBQABgAIAAAAIQA4/SH/1gAAAJQBAAALAAAAX3JlbHMvLnJl bHOkkMFqwzAMhu+DvYPRfXGawxijTi+j0GvpHsDYimMaW0Yy2fr2M4PBMnrbUb/Q94l/f/hMi1qR JVI2sOt6UJgd+ZiDgffL8ekFlFSbvV0oo4EbChzGx4f9GRdb25HMsYhqlCwG5lrLq9biZkxWOiqY 22YiTra2kYMu1l1tQD30/bPm3wwYN0x18gb45AdQl1tp5j/sFB2T0FQ7R0nTNEV3j6o9feQzro1i OWA14Fm+Q8a1a8+Bvu/d/dMb2JY5uiPbhG/ktn4cqGU/er3pcvwCAAD//wMAUEsDBBQABgAIAAAA IQB2XM8xrwEAAFgDAAAOAAAAZHJzL2Uyb0RvYy54bWysU01vEzEQvSPxHyzfidNCS7WK00OjckFQ ifIDpv7YteQveUw2+feMvSENcEPswWvPeN7Oe/N2c38Inu1NQZei5FerNWcmqqRdHCX//vz47o4z rBA1+BSN5EeD/H779s1mzoO5TlPy2hRGIBGHOUs+1ZoHIVBNJgCuUjaRkjaVAJWOZRS6wEzowYvr 9fpWzKnoXJIyiBTdLUm+7fjWGlW/WoumMi859Vb7Wvr60lax3cAwFsiTU6c24B+6COAiffQMtYMK 7Edxf0EFp0rCZOtKpSCStU6ZzoHYXK3/YPNtgmw6FxIH81km/H+w6sv+IT4VkmHOOGB+Ko3FwZbQ 3tQfO3SxjmexzKEytQQVRT/cfKQ5NB3Fa10uWD+ZFFjbSO5dbDRggP1nrMvVX1daOKZH530fhY9s lvz2/Q0NSwEZwnqotA1ZS45x5Az8SE5TtXRETN7pVt1w8IgPvrA90LDJIzrNz9QtZx6wUoIo9OfU 7G+lrZ0d4LQU99TijeAqGdS7IPndZbWP7YumW+xE6lXBtntJ+tiFFe1E4+sKnazW/HF5pv3lD7H9 CQAA//8DAFBLAwQUAAYACAAAACEAsPHN7N4AAAAKAQAADwAAAGRycy9kb3ducmV2LnhtbEyPTU/D MAyG70j8h8hI3FgChXXqmk5oaAduo4DEMWvcj9E4VZNu5d9jxAGOth+9ft58M7tenHAMnScNtwsF AqnytqNGw9vr7mYFIkRD1vSeUMMXBtgUlxe5yaw/0wueytgIDqGQGQ1tjEMmZahadCYs/IDEt9qP zkQex0ba0Zw53PXyTqmldKYj/tCaAbctVp/l5DRM+22tul0yHz+SUk7P6f79qW60vr6aH9cgIs7x D4YffVaHgp0OfiIbRK/hfrniLlFD8pCCYOB3cWBSpSnIIpf/KxTfAAAA//8DAFBLAQItABQABgAI AAAAIQC2gziS/gAAAOEBAAATAAAAAAAAAAAAAAAAAAAAAABbQ29udGVudF9UeXBlc10ueG1sUEsB Ai0AFAAGAAgAAAAhADj9If/WAAAAlAEAAAsAAAAAAAAAAAAAAAAALwEAAF9yZWxzLy5yZWxzUEsB Ai0AFAAGAAgAAAAhAHZczzGvAQAAWAMAAA4AAAAAAAAAAAAAAAAALgIAAGRycy9lMm9Eb2MueG1s UEsBAi0AFAAGAAgAAAAhALDxzezeAAAACgEAAA8AAAAAAAAAAAAAAAAACQQAAGRycy9kb3ducmV2 LnhtbFBLBQYAAAAABAAEAPMAAAAUBQAAAAA= " strokecolor="windowText" strokeweight=".5pt">
+              <ns8:stroke joinstyle="miter"/>
+            </ns8:line>
+          </ns0:pict>
+        </ns1:Fallback>
+      </ns1:AlternateContent>
+    </ns0:r>
+    <ns0:r>
+      <ns0:rPr>
+        <ns0:noProof/>
+      </ns0:rPr>
+      <ns1:AlternateContent>
+        <ns1:Choice Requires="wps">
+          <ns0:drawing>
+            <ns3:anchor distT="0" distB="0" distL="114300" distR="114300" simplePos="0" relativeHeight="251653120" behindDoc="0" locked="0" layoutInCell="1" allowOverlap="1" ns4:anchorId="350D279F" ns4:editId="54B5E171">
+              <ns3:simplePos x="0" y="0"/>
+              <ns3:positionH relativeFrom="column">
+                <ns3:posOffset>228600</ns3:posOffset>
+              </ns3:positionH>
+              <ns3:positionV relativeFrom="paragraph">
+                <ns3:posOffset>112395</ns3:posOffset>
+              </ns3:positionV>
+              <ns3:extent cx="6400800" cy="0"/>
+              <ns3:effectExtent l="0" t="0" r="25400" b="25400"/>
+              <ns3:wrapNone/>
+              <ns3:docPr id="1493930639" name="Conector recto 1493930639"/>
+              <ns3:cNvGraphicFramePr/>
+              <ns5:graphic>
+                <ns5:graphicData uri="http://schemas.microsoft.com/office/word/2010/wordprocessingShape">
+                  <ns6:wsp>
+                    <ns6:cNvCnPr/>
+                    <ns6:spPr>
+                      <ns5:xfrm>
+                        <ns5:off x="0" y="0"/>
+                        <ns5:ext cx="6400800" cy="0"/>
+                      </ns5:xfrm>
+                      <ns5:prstGeom prst="line">
+                        <ns5:avLst/>
+                      </ns5:prstGeom>
+                      <ns5:noFill/>
+                      <ns5:ln w="6350" cap="flat" cmpd="sng" algn="ctr">
+                        <ns5:solidFill>
+                          <ns5:srgbClr val="5B9BD5"/>
+                        </ns5:solidFill>
+                        <ns5:prstDash val="solid"/>
+                        <ns5:miter lim="800000"/>
+                      </ns5:ln>
+                      <ns5:effectLst/>
+                    </ns6:spPr>
+                    <ns6:bodyPr/>
+                  </ns6:wsp>
+                </ns5:graphicData>
+              </ns5:graphic>
+            </ns3:anchor>
+          </ns0:drawing>
+        </ns1:Choice>
+        <ns1:Fallback>
+          <ns0:pict>
+            <ns8:line ns2:anchorId="256B0012" id="Conector recto 217511060" ns9:spid="_x0000_s1026" style="position:absolute;z-index:251663360;visibility:visible;mso-wrap-style:square;mso-wrap-distance-left:9pt;mso-wrap-distance-top:0;mso-wrap-distance-right:9pt;mso-wrap-distance-bottom:0;mso-position-horizontal:absolute;mso-position-horizontal-relative:text;mso-position-vertical:absolute;mso-position-vertical-relative:text" from="18pt,8.85pt" to="522pt,8.85pt" ns9:gfxdata="UEsDBBQABgAIAAAAIQC2gziS/gAAAOEBAAATAAAAW0NvbnRlbnRfVHlwZXNdLnhtbJSRQU7DMBBF 90jcwfIWJU67QAgl6YK0S0CoHGBkTxKLZGx5TGhvj5O2G0SRWNoz/78nu9wcxkFMGNg6quQqL6RA 0s5Y6ir5vt9lD1JwBDIwOMJKHpHlpr69KfdHjyxSmriSfYz+USnWPY7AufNIadK6MEJMx9ApD/oD OlTrorhX2lFEilmcO2RdNtjC5xDF9pCuTyYBB5bi6bQ4syoJ3g9WQ0ymaiLzg5KdCXlKLjvcW893 SUOqXwnz5DrgnHtJTxOsQfEKIT7DmDSUCaxw7Rqn8787ZsmRM9e2VmPeBN4uqYvTtW7jvijg9N/y JsXecLq0q+WD6m8AAAD//wMAUEsDBBQABgAIAAAAIQA4/SH/1gAAAJQBAAALAAAAX3JlbHMvLnJl bHOkkMFqwzAMhu+DvYPRfXGawxijTi+j0GvpHsDYimMaW0Yy2fr2M4PBMnrbUb/Q94l/f/hMi1qR JVI2sOt6UJgd+ZiDgffL8ekFlFSbvV0oo4EbChzGx4f9GRdb25HMsYhqlCwG5lrLq9biZkxWOiqY 22YiTra2kYMu1l1tQD30/bPm3wwYN0x18gb45AdQl1tp5j/sFB2T0FQ7R0nTNEV3j6o9feQzro1i OWA14Fm+Q8a1a8+Bvu/d/dMb2JY5uiPbhG/ktn4cqGU/er3pcvwCAAD//wMAUEsDBBQABgAIAAAA IQASzCNUqwEAAEUDAAAOAAAAZHJzL2Uyb0RvYy54bWysUk1v2zAMvQ/YfxB0X+x2S9EZcQq0QXsp tgLbfgAjS7YAfYHU4uTfl1LStOtuw3yQKZF65Ht6q5u9d2KnkWwMvbxYtFLooOJgw9jLXz/vP11L QRnCAC4G3cuDJnmz/vhhNadOX8YpukGjYJBA3Zx6OeWcuqYhNWkPtIhJB06aiB4yb3FsBoSZ0b1r Ltv2qpkjDgmj0kR8ujkm5briG6NV/m4M6SxcL3m2XFes67aszXoF3YiQJqtOY8A/TOHBBm56htpA BvEb7V9Q3iqMFE1eqOibaIxVunJgNhftOzY/Jki6cmFxKJ1lov8Hq77t7sITsgxzoo7SExYWe4O+ /Hk+sa9iHc5i6X0Wig+vvrTtdcuaqpdc83oxIeUHHb0oQS+dDYUHdLB7pMzNuPSlpByHeG+dq2/h gpgZ/POyIAM7wjjIHPo09JLCKAW4ka2mMlZEis4O5XbBIRy3dw7FDvi5l7dfbzfL8sLc7Y+y0noD NB3raupoBG8zu9FZ30umxt/ptgsFXVc/nQi8ylWibRwOVcWm7PitatOTr4oZ3u45fuv+9TMAAAD/ /wMAUEsDBBQABgAIAAAAIQAyLg083QAAAAkBAAAPAAAAZHJzL2Rvd25yZXYueG1sTI9BSwMxEIXv gv8hjODNJmptZd1sKYJQQQqtgnrLbsbdxWSyJGm7/nun9KDH+d7jzXvlYvRO7DGmPpCG64kCgdQE 21Or4e316eoeRMqGrHGBUMMPJlhU52elKWw40Ab329wKDqFUGA1dzkMhZWo69CZNwoDE2leI3mQ+ YyttNAcO907eKDWT3vTEHzoz4GOHzfd25zXU6xg/7j7fB7d82aj1mFYhPq+0vrwYlw8gMo75zwzH +lwdKu5Uhx3ZJJyG2xlPyczncxBHXU2nTOoTkVUp/y+ofgEAAP//AwBQSwECLQAUAAYACAAAACEA toM4kv4AAADhAQAAEwAAAAAAAAAAAAAAAAAAAAAAW0NvbnRlbnRfVHlwZXNdLnhtbFBLAQItABQA BgAIAAAAIQA4/SH/1gAAAJQBAAALAAAAAAAAAAAAAAAAAC8BAABfcmVscy8ucmVsc1BLAQItABQA BgAIAAAAIQASzCNUqwEAAEUDAAAOAAAAAAAAAAAAAAAAAC4CAABkcnMvZTJvRG9jLnhtbFBLAQIt ABQABgAIAAAAIQAyLg083QAAAAkBAAAPAAAAAAAAAAAAAAAAAAUEAABkcnMvZG93bnJldi54bWxQ SwUGAAAAAAQABADzAAAADwUAAAAA " strokecolor="#5b9bd5" strokeweight=".5pt">
+              <ns8:stroke joinstyle="miter"/>
+            </ns8:line>
+          </ns0:pict>
+        </ns1:Fallback>
+      </ns1:AlternateContent>
+    </ns0:r>
+  </ns0:p>
+  <ns0:p ns2:paraId="1BDA9624" ns2:textId="77777777" ns0:rsidR="008C47A6" ns0:rsidRDefault="00000000" ns0:rsidP="00E74375">
+    <ns0:r>
+      <ns0:rPr>
+        <ns0:noProof/>
+      </ns0:rPr>
+      <ns1:AlternateContent>
+        <ns1:Choice Requires="wps">
+          <ns0:drawing>
+            <ns3:anchor distT="0" distB="0" distL="114300" distR="114300" simplePos="0" relativeHeight="251665408" behindDoc="0" locked="0" layoutInCell="1" allowOverlap="1" ns4:anchorId="60968E5B" ns4:editId="0AE01EE4">
+              <ns3:simplePos x="0" y="0"/>
+              <ns3:positionH relativeFrom="page">
+                <ns3:posOffset>5890716</ns3:posOffset>
+              </ns3:positionH>
+              <ns3:positionV relativeFrom="page">
+                <ns3:posOffset>10161905</ns3:posOffset>
+              </ns3:positionV>
+              <ns3:extent cx="1047115" cy="313690"/>
+              <ns3:effectExtent l="0" t="0" r="0" b="0"/>
+              <ns3:wrapThrough wrapText="bothSides">
+                <ns3:wrapPolygon edited="0">
+                  <ns3:start x="786" y="0"/>
+                  <ns3:lineTo x="786" y="19676"/>
+                  <ns3:lineTo x="20434" y="19676"/>
+                  <ns3:lineTo x="20434" y="0"/>
+                  <ns3:lineTo x="786" y="0"/>
+                </ns3:wrapPolygon>
+              </ns3:wrapThrough>
+              <ns3:docPr id="15988398" name="Text Box 10"/>
+              <ns3:cNvGraphicFramePr>
+                <ns5:graphicFrameLocks/>
+              </ns3:cNvGraphicFramePr>
+              <ns5:graphic>
+                <ns5:graphicData uri="http://schemas.microsoft.com/office/word/2010/wordprocessingShape">
+                  <ns6:wsp>
+                    <ns6:cNvSpPr txBox="1">
+                      <ns5:spLocks/>
+                    </ns6:cNvSpPr>
+                    <ns6:spPr>
+                      <ns5:xfrm>
+                        <ns5:off x="0" y="0"/>
+                        <ns5:ext cx="1047115" cy="313690"/>
+                      </ns5:xfrm>
+                      <ns5:prstGeom prst="rect">
+                        <ns5:avLst/>
+                      </ns5:prstGeom>
+                      <ns5:noFill/>
+                      <ns5:ln>
+                        <ns5:noFill/>
+                      </ns5:ln>
+                      <ns5:effectLst/>
+                      <ns5:extLst>
+                        <ns5:ext uri="{C572A759-6A51-4108-AA02-DFA0A04FC94B}">
+                          <ns7:wrappingTextBoxFlag/>
+                        </ns5:ext>
+                      </ns5:extLst>
+                    </ns6:spPr>
+                    <ns6:txbx>
+                      <ns0:txbxContent>
+                        <ns0:p ns2:paraId="6E7F58BD" ns2:textId="77777777" ns0:rsidR="008C47A6" ns0:rsidRPr="00C954D2" ns0:rsidRDefault="00000000" ns0:rsidP="001E1BF6">
+                          <ns0:pPr>
+                            <ns0:jc ns0:val="right"/>
+                            <ns0:rPr>
+                              <ns0:i/>
+                              <ns0:color ns0:val="0070C0"/>
+                              <ns0:sz ns0:val="14"/>
+                              <ns0:szCs ns0:val="14"/>
+                            </ns0:rPr>
+                          </ns0:pPr>
+                          <ns0:r ns0:rsidRPr="00C954D2">
+                            <ns0:rPr>
+                              <ns0:i/>
+                              <ns0:color ns0:val="0070C0"/>
+                              <ns0:sz ns0:val="14"/>
+                              <ns0:szCs ns0:val="14"/>
+                            </ns0:rPr>
+                            <ns0:t xml:space="preserve">Página </ns0:t>
+                          </ns0:r>
+                          <ns0:r ns0:rsidRPr="00C954D2">
+                            <ns0:rPr>
+                              <ns0:i/>
+                              <ns0:color ns0:val="0070C0"/>
+                              <ns0:sz ns0:val="14"/>
+                              <ns0:szCs ns0:val="14"/>
+                            </ns0:rPr>
+                            <ns0:fldChar ns0:fldCharType="begin"/>
+                          </ns0:r>
+                          <ns0:r ns0:rsidRPr="00C954D2">
+                            <ns0:rPr>
+                              <ns0:i/>
+                              <ns0:color ns0:val="0070C0"/>
+                              <ns0:sz ns0:val="14"/>
+                              <ns0:szCs ns0:val="14"/>
+                            </ns0:rPr>
+                            <ns0:instrText>PAGE   \* MERGEFORMAT</ns0:instrText>
+                          </ns0:r>
+                          <ns0:r ns0:rsidRPr="00C954D2">
+                            <ns0:rPr>
+                              <ns0:i/>
+                              <ns0:color ns0:val="0070C0"/>
+                              <ns0:sz ns0:val="14"/>
+                              <ns0:szCs ns0:val="14"/>
+                            </ns0:rPr>
+                            <ns0:fldChar ns0:fldCharType="separate"/>
+                          </ns0:r>
+                          <ns0:r ns0:rsidRPr="00C954D2">
+                            <ns0:rPr>
+                              <ns0:i/>
+                              <ns0:noProof/>
+                              <ns0:color ns0:val="0070C0"/>
+                              <ns0:sz ns0:val="14"/>
+                              <ns0:szCs ns0:val="14"/>
+                            </ns0:rPr>
+                            <ns0:t>19</ns0:t>
+                          </ns0:r>
+                          <ns0:r ns0:rsidRPr="00C954D2">
+                            <ns0:rPr>
+                              <ns0:i/>
+                              <ns0:color ns0:val="0070C0"/>
+                              <ns0:sz ns0:val="14"/>
+                              <ns0:szCs ns0:val="14"/>
+                            </ns0:rPr>
+                            <ns0:fldChar ns0:fldCharType="end"/>
+                          </ns0:r>
+                        </ns0:p>
+                        <ns0:p ns2:paraId="267C2E9E" ns2:textId="77777777" ns0:rsidR="008C47A6" ns0:rsidRPr="00C954D2" ns0:rsidRDefault="00000000" ns0:rsidP="001E1BF6">
+                          <ns0:pPr>
+                            <ns0:jc ns0:val="right"/>
+                            <ns0:rPr>
+                              <ns0:i/>
+                              <ns0:color ns0:val="0070C0"/>
+                              <ns0:sz ns0:val="14"/>
+                              <ns0:szCs ns0:val="14"/>
+                            </ns0:rPr>
+                          </ns0:pPr>
+                          <ns0:r ns0:rsidRPr="00C954D2">
+                            <ns0:rPr>
+                              <ns0:i/>
+                              <ns0:color ns0:val="0070C0"/>
+                              <ns0:sz ns0:val="14"/>
+                              <ns0:szCs ns0:val="14"/>
+                            </ns0:rPr>
+                            <ns0:t>5</ns0:t>
+                          </ns0:r>
+                          <ns0:r>
+                            <ns0:rPr>
+                              <ns0:i/>
+                              <ns0:color ns0:val="0070C0"/>
+                              <ns0:sz ns0:val="14"/>
+                              <ns0:szCs ns0:val="14"/>
+                            </ns0:rPr>
+                            <ns0:t>35.2.1</ns0:t>
+                          </ns0:r>
+                        </ns0:p>
+                      </ns0:txbxContent>
+                    </ns6:txbx>
+                    <ns6:bodyPr rot="0" spcFirstLastPara="0" vertOverflow="overflow" horzOverflow="overflow" vert="horz" wrap="square" lIns="91440" tIns="45720" rIns="91440" bIns="45720" numCol="1" spcCol="0" rtlCol="0" fromWordArt="0" anchor="ctr" anchorCtr="0" forceAA="0" compatLnSpc="1">
+                      <ns5:prstTxWarp prst="textNoShape">
+                        <ns5:avLst/>
+                      </ns5:prstTxWarp>
+                      <ns5:noAutofit/>
+                    </ns6:bodyPr>
+                  </ns6:wsp>
+                </ns5:graphicData>
+              </ns5:graphic>
+              <ns4:sizeRelH relativeFrom="margin">
+                <ns4:pctWidth>0</ns4:pctWidth>
+              </ns4:sizeRelH>
+              <ns4:sizeRelV relativeFrom="margin">
+                <ns4:pctHeight>0</ns4:pctHeight>
+              </ns4:sizeRelV>
+            </ns3:anchor>
+          </ns0:drawing>
+        </ns1:Choice>
+        <ns1:Fallback>
+          <ns0:pict>
+            <ns8:shape ns2:anchorId="60968E5B" id="_x0000_s1035" type="#_x0000_t202" style="position:absolute;left:0;text-align:left;margin-left:463.85pt;margin-top:800.15pt;width:82.45pt;height:24.7pt;z-index:251665408;visibility:visible;mso-wrap-style:square;mso-width-percent:0;mso-height-percent:0;mso-wrap-distance-left:9pt;mso-wrap-distance-top:0;mso-wrap-distance-right:9pt;mso-wrap-distance-bottom:0;mso-position-horizontal:absolute;mso-position-horizontal-relative:page;mso-position-vertical:absolute;mso-position-vertical-relative:page;mso-width-percent:0;mso-height-percent:0;mso-width-relative:margin;mso-height-relative:margin;v-text-anchor:middle" ns9:gfxdata="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" filled="f" stroked="f">
+              <ns8:textbox>
+                <ns0:txbxContent>
+                  <ns0:p ns2:paraId="6E7F58BD" ns2:textId="77777777" ns0:rsidR="008C47A6" ns0:rsidRPr="00C954D2" ns0:rsidRDefault="00000000" ns0:rsidP="001E1BF6">
+                    <ns0:pPr>
+                      <ns0:jc ns0:val="right"/>
+                      <ns0:rPr>
+                        <ns0:i/>
+                        <ns0:color ns0:val="0070C0"/>
+                        <ns0:sz ns0:val="14"/>
+                        <ns0:szCs ns0:val="14"/>
+                      </ns0:rPr>
+                    </ns0:pPr>
+                    <ns0:r ns0:rsidRPr="00C954D2">
+                      <ns0:rPr>
+                        <ns0:i/>
+                        <ns0:color ns0:val="0070C0"/>
+                        <ns0:sz ns0:val="14"/>
+                        <ns0:szCs ns0:val="14"/>
+                      </ns0:rPr>
+                      <ns0:t xml:space="preserve">Página </ns0:t>
+                    </ns0:r>
+                    <ns0:r ns0:rsidRPr="00C954D2">
+                      <ns0:rPr>
+                        <ns0:i/>
+                        <ns0:color ns0:val="0070C0"/>
+                        <ns0:sz ns0:val="14"/>
+                        <ns0:szCs ns0:val="14"/>
+                      </ns0:rPr>
+                      <ns0:fldChar ns0:fldCharType="begin"/>
+                    </ns0:r>
+                    <ns0:r ns0:rsidRPr="00C954D2">
+                      <ns0:rPr>
+                        <ns0:i/>
+                        <ns0:color ns0:val="0070C0"/>
+                        <ns0:sz ns0:val="14"/>
+                        <ns0:szCs ns0:val="14"/>
+                      </ns0:rPr>
+                      <ns0:instrText>PAGE   \* MERGEFORMAT</ns0:instrText>
+                    </ns0:r>
+                    <ns0:r ns0:rsidRPr="00C954D2">
+                      <ns0:rPr>
+                        <ns0:i/>
+                        <ns0:color ns0:val="0070C0"/>
+                        <ns0:sz ns0:val="14"/>
+                        <ns0:szCs ns0:val="14"/>
+                      </ns0:rPr>
+                      <ns0:fldChar ns0:fldCharType="separate"/>
+                    </ns0:r>
+                    <ns0:r ns0:rsidRPr="00C954D2">
+                      <ns0:rPr>
+                        <ns0:i/>
+                        <ns0:noProof/>
+                        <ns0:color ns0:val="0070C0"/>
+                        <ns0:sz ns0:val="14"/>
+                        <ns0:szCs ns0:val="14"/>
+                      </ns0:rPr>
+                      <ns0:t>19</ns0:t>
+                    </ns0:r>
+                    <ns0:r ns0:rsidRPr="00C954D2">
+                      <ns0:rPr>
+                        <ns0:i/>
+                        <ns0:color ns0:val="0070C0"/>
+                        <ns0:sz ns0:val="14"/>
+                        <ns0:szCs ns0:val="14"/>
+                      </ns0:rPr>
+                      <ns0:fldChar ns0:fldCharType="end"/>
+                    </ns0:r>
+                  </ns0:p>
+                  <ns0:p ns2:paraId="267C2E9E" ns2:textId="77777777" ns0:rsidR="008C47A6" ns0:rsidRPr="00C954D2" ns0:rsidRDefault="00000000" ns0:rsidP="001E1BF6">
+                    <ns0:pPr>
+                      <ns0:jc ns0:val="right"/>
+                      <ns0:rPr>
+                        <ns0:i/>
+                        <ns0:color ns0:val="0070C0"/>
+                        <ns0:sz ns0:val="14"/>
+                        <ns0:szCs ns0:val="14"/>
+                      </ns0:rPr>
+                    </ns0:pPr>
+                    <ns0:r ns0:rsidRPr="00C954D2">
+                      <ns0:rPr>
+                        <ns0:i/>
+                        <ns0:color ns0:val="0070C0"/>
+                        <ns0:sz ns0:val="14"/>
+                        <ns0:szCs ns0:val="14"/>
+                      </ns0:rPr>
+                      <ns0:t>5</ns0:t>
+                    </ns0:r>
+                    <ns0:r>
+                      <ns0:rPr>
+                        <ns0:i/>
+                        <ns0:color ns0:val="0070C0"/>
+                        <ns0:sz ns0:val="14"/>
+                        <ns0:szCs ns0:val="14"/>
+                      </ns0:rPr>
+                      <ns0:t>35.2.1</ns0:t>
+                    </ns0:r>
+                  </ns0:p>
+                </ns0:txbxContent>
+              </ns8:textbox>
+              <ns10:wrap type="through" anchorx="page" anchory="page"/>
+            </ns8:shape>
+          </ns0:pict>
+        </ns1:Fallback>
+      </ns1:AlternateContent>
+    </ns0:r>
+    <ns0:r>
+      <ns0:rPr>
+        <ns0:noProof/>
+      </ns0:rPr>
+      <ns1:AlternateContent>
+        <ns1:Choice Requires="wps">
+          <ns0:drawing>
+            <ns3:anchor distT="0" distB="0" distL="114300" distR="114300" simplePos="0" relativeHeight="251659264" behindDoc="0" locked="0" layoutInCell="1" allowOverlap="1" ns4:anchorId="530DBE89" ns4:editId="51535FF7">
+              <ns3:simplePos x="0" y="0"/>
+              <ns3:positionH relativeFrom="column">
+                <ns3:posOffset>1562100</ns3:posOffset>
+              </ns3:positionH>
+              <ns3:positionV relativeFrom="paragraph">
+                <ns3:posOffset>51435</ns3:posOffset>
+              </ns3:positionV>
+              <ns3:extent cx="0" cy="457200"/>
+              <ns3:effectExtent l="0" t="0" r="38100" b="19050"/>
+              <ns3:wrapNone/>
+              <ns3:docPr id="1978811866" name="Conector recto 1978811866"/>
+              <ns3:cNvGraphicFramePr/>
+              <ns5:graphic>
+                <ns5:graphicData uri="http://schemas.microsoft.com/office/word/2010/wordprocessingShape">
+                  <ns6:wsp>
+                    <ns6:cNvCnPr/>
+                    <ns6:spPr>
+                      <ns5:xfrm>
+                        <ns5:off x="0" y="0"/>
+                        <ns5:ext cx="0" cy="457200"/>
+                      </ns5:xfrm>
+                      <ns5:prstGeom prst="line">
+                        <ns5:avLst/>
+                      </ns5:prstGeom>
+                      <ns5:noFill/>
+                      <ns5:ln w="6350" cap="flat" cmpd="sng" algn="ctr">
+                        <ns5:solidFill>
+                          <ns5:sysClr val="windowText" lastClr="000000"/>
+                        </ns5:solidFill>
+                        <ns5:prstDash val="solid"/>
+                        <ns5:miter lim="800000"/>
+                      </ns5:ln>
+                      <ns5:effectLst/>
+                    </ns6:spPr>
+                    <ns6:bodyPr/>
+                  </ns6:wsp>
+                </ns5:graphicData>
+              </ns5:graphic>
+            </ns3:anchor>
+          </ns0:drawing>
+        </ns1:Choice>
+        <ns1:Fallback>
+          <ns0:pict>
+            <ns8:line ns2:anchorId="29C75443" id="Conector recto 30" ns9:spid="_x0000_s1026" style="position:absolute;z-index:251666432;visibility:visible;mso-wrap-style:square;mso-wrap-distance-left:9pt;mso-wrap-distance-top:0;mso-wrap-distance-right:9pt;mso-wrap-distance-bottom:0;mso-position-horizontal:absolute;mso-position-horizontal-relative:text;mso-position-vertical:absolute;mso-position-vertical-relative:text" from="123pt,4.05pt" to="123pt,40.05pt" ns9:gfxdata="UEsDBBQABgAIAAAAIQC2gziS/gAAAOEBAAATAAAAW0NvbnRlbnRfVHlwZXNdLnhtbJSRQU7DMBBF 90jcwfIWJU67QAgl6YK0S0CoHGBkTxKLZGx5TGhvj5O2G0SRWNoz/78nu9wcxkFMGNg6quQqL6RA 0s5Y6ir5vt9lD1JwBDIwOMJKHpHlpr69KfdHjyxSmriSfYz+USnWPY7AufNIadK6MEJMx9ApD/oD OlTrorhX2lFEilmcO2RdNtjC5xDF9pCuTyYBB5bi6bQ4syoJ3g9WQ0ymaiLzg5KdCXlKLjvcW893 SUOqXwnz5DrgnHtJTxOsQfEKIT7DmDSUCaxw7Rqn8787ZsmRM9e2VmPeBN4uqYvTtW7jvijg9N/y JsXecLq0q+WD6m8AAAD//wMAUEsDBBQABgAIAAAAIQA4/SH/1gAAAJQBAAALAAAAX3JlbHMvLnJl bHOkkMFqwzAMhu+DvYPRfXGawxijTi+j0GvpHsDYimMaW0Yy2fr2M4PBMnrbUb/Q94l/f/hMi1qR JVI2sOt6UJgd+ZiDgffL8ekFlFSbvV0oo4EbChzGx4f9GRdb25HMsYhqlCwG5lrLq9biZkxWOiqY 22YiTra2kYMu1l1tQD30/bPm3wwYN0x18gb45AdQl1tp5j/sFB2T0FQ7R0nTNEV3j6o9feQzro1i OWA14Fm+Q8a1a8+Bvu/d/dMb2JY5uiPbhG/ktn4cqGU/er3pcvwCAAD//wMAUEsDBBQABgAIAAAA IQB2XM8xrwEAAFgDAAAOAAAAZHJzL2Uyb0RvYy54bWysU01vEzEQvSPxHyzfidNCS7WK00OjckFQ ifIDpv7YteQveUw2+feMvSENcEPswWvPeN7Oe/N2c38Inu1NQZei5FerNWcmqqRdHCX//vz47o4z rBA1+BSN5EeD/H779s1mzoO5TlPy2hRGIBGHOUs+1ZoHIVBNJgCuUjaRkjaVAJWOZRS6wEzowYvr 9fpWzKnoXJIyiBTdLUm+7fjWGlW/WoumMi859Vb7Wvr60lax3cAwFsiTU6c24B+6COAiffQMtYMK 7Edxf0EFp0rCZOtKpSCStU6ZzoHYXK3/YPNtgmw6FxIH81km/H+w6sv+IT4VkmHOOGB+Ko3FwZbQ 3tQfO3SxjmexzKEytQQVRT/cfKQ5NB3Fa10uWD+ZFFjbSO5dbDRggP1nrMvVX1daOKZH530fhY9s lvz2/Q0NSwEZwnqotA1ZS45x5Az8SE5TtXRETN7pVt1w8IgPvrA90LDJIzrNz9QtZx6wUoIo9OfU 7G+lrZ0d4LQU99TijeAqGdS7IPndZbWP7YumW+xE6lXBtntJ+tiFFe1E4+sKnazW/HF5pv3lD7H9 CQAA//8DAFBLAwQUAAYACAAAACEA3Ghnn9wAAAAIAQAADwAAAGRycy9kb3ducmV2LnhtbEyPy07D MBBF90j9B2sqsaN2WlSqEKeqWnXBrgSQWLrx5AHxOIqdNvw9g1jA8uiO7pybbSfXiQsOofWkIVko EEilty3VGl5fjncbECEasqbzhBq+MMA2n91kJrX+Ss94KWItuIRCajQ0MfaplKFs0Jmw8D0SZ5Uf nImMQy3tYK5c7jq5VGotnWmJPzSmx32D5WcxOg3jaV+p9riaPt5XhRyfHk5vh6rW+nY+7R5BRJzi 3zH86LM65Ox09iPZIDoNy/s1b4kaNgkIzn/5zKwSkHkm/w/IvwEAAP//AwBQSwECLQAUAAYACAAA ACEAtoM4kv4AAADhAQAAEwAAAAAAAAAAAAAAAAAAAAAAW0NvbnRlbnRfVHlwZXNdLnhtbFBLAQIt ABQABgAIAAAAIQA4/SH/1gAAAJQBAAALAAAAAAAAAAAAAAAAAC8BAABfcmVscy8ucmVsc1BLAQIt ABQABgAIAAAAIQB2XM8xrwEAAFgDAAAOAAAAAAAAAAAAAAAAAC4CAABkcnMvZTJvRG9jLnhtbFBL AQItABQABgAIAAAAIQDcaGef3AAAAAgBAAAPAAAAAAAAAAAAAAAAAAkEAABkcnMvZG93bnJldi54 bWxQSwUGAAAAAAQABADzAAAAEgUAAAAA " strokecolor="windowText" strokeweight=".5pt">
+              <ns8:stroke joinstyle="miter"/>
+            </ns8:line>
+          </ns0:pict>
+        </ns1:Fallback>
+      </ns1:AlternateContent>
+    </ns0:r>
+    <ns0:r>
+      <ns0:rPr>
+        <ns0:noProof/>
+      </ns0:rPr>
+      <ns1:AlternateContent>
+        <ns1:Choice Requires="wps">
+          <ns0:drawing>
+            <ns3:anchor distT="0" distB="0" distL="114300" distR="114300" simplePos="0" relativeHeight="251655168" behindDoc="0" locked="0" layoutInCell="1" allowOverlap="1" ns4:anchorId="06956A8A" ns4:editId="2D24E183">
+              <ns3:simplePos x="0" y="0"/>
+              <ns3:positionH relativeFrom="column">
+                <ns3:posOffset>304800</ns3:posOffset>
+              </ns3:positionH>
+              <ns3:positionV relativeFrom="paragraph">
+                <ns3:posOffset>51435</ns3:posOffset>
+              </ns3:positionV>
+              <ns3:extent cx="0" cy="457200"/>
+              <ns3:effectExtent l="0" t="0" r="38100" b="19050"/>
+              <ns3:wrapNone/>
+              <ns3:docPr id="1989076238" name="Conector recto 1989076238"/>
+              <ns3:cNvGraphicFramePr/>
+              <ns5:graphic>
+                <ns5:graphicData uri="http://schemas.microsoft.com/office/word/2010/wordprocessingShape">
+                  <ns6:wsp>
+                    <ns6:cNvCnPr/>
+                    <ns6:spPr>
+                      <ns5:xfrm>
+                        <ns5:off x="0" y="0"/>
+                        <ns5:ext cx="0" cy="457200"/>
+                      </ns5:xfrm>
+                      <ns5:prstGeom prst="line">
+                        <ns5:avLst/>
+                      </ns5:prstGeom>
+                      <ns5:noFill/>
+                      <ns5:ln w="6350" cap="flat" cmpd="sng" algn="ctr">
+                        <ns5:solidFill>
+                          <ns5:sysClr val="windowText" lastClr="000000"/>
+                        </ns5:solidFill>
+                        <ns5:prstDash val="solid"/>
+                        <ns5:miter lim="800000"/>
+                      </ns5:ln>
+                      <ns5:effectLst/>
+                    </ns6:spPr>
+                    <ns6:bodyPr/>
+                  </ns6:wsp>
+                </ns5:graphicData>
+              </ns5:graphic>
+            </ns3:anchor>
+          </ns0:drawing>
+        </ns1:Choice>
+        <ns1:Fallback>
+          <ns0:pict>
+            <ns8:line ns2:anchorId="26AC4FCA" id="Conector recto 31" ns9:spid="_x0000_s1026" style="position:absolute;z-index:251664384;visibility:visible;mso-wrap-style:square;mso-wrap-distance-left:9pt;mso-wrap-distance-top:0;mso-wrap-distance-right:9pt;mso-wrap-distance-bottom:0;mso-position-horizontal:absolute;mso-position-horizontal-relative:text;mso-position-vertical:absolute;mso-position-vertical-relative:text" from="24pt,4.05pt" to="24pt,40.05pt" ns9:gfxdata="UEsDBBQABgAIAAAAIQC2gziS/gAAAOEBAAATAAAAW0NvbnRlbnRfVHlwZXNdLnhtbJSRQU7DMBBF 90jcwfIWJU67QAgl6YK0S0CoHGBkTxKLZGx5TGhvj5O2G0SRWNoz/78nu9wcxkFMGNg6quQqL6RA 0s5Y6ir5vt9lD1JwBDIwOMJKHpHlpr69KfdHjyxSmriSfYz+USnWPY7AufNIadK6MEJMx9ApD/oD OlTrorhX2lFEilmcO2RdNtjC5xDF9pCuTyYBB5bi6bQ4syoJ3g9WQ0ymaiLzg5KdCXlKLjvcW893 SUOqXwnz5DrgnHtJTxOsQfEKIT7DmDSUCaxw7Rqn8787ZsmRM9e2VmPeBN4uqYvTtW7jvijg9N/y JsXecLq0q+WD6m8AAAD//wMAUEsDBBQABgAIAAAAIQA4/SH/1gAAAJQBAAALAAAAX3JlbHMvLnJl bHOkkMFqwzAMhu+DvYPRfXGawxijTi+j0GvpHsDYimMaW0Yy2fr2M4PBMnrbUb/Q94l/f/hMi1qR JVI2sOt6UJgd+ZiDgffL8ekFlFSbvV0oo4EbChzGx4f9GRdb25HMsYhqlCwG5lrLq9biZkxWOiqY 22YiTra2kYMu1l1tQD30/bPm3wwYN0x18gb45AdQl1tp5j/sFB2T0FQ7R0nTNEV3j6o9feQzro1i OWA14Fm+Q8a1a8+Bvu/d/dMb2JY5uiPbhG/ktn4cqGU/er3pcvwCAAD//wMAUEsDBBQABgAIAAAA IQB2XM8xrwEAAFgDAAAOAAAAZHJzL2Uyb0RvYy54bWysU01vEzEQvSPxHyzfidNCS7WK00OjckFQ ifIDpv7YteQveUw2+feMvSENcEPswWvPeN7Oe/N2c38Inu1NQZei5FerNWcmqqRdHCX//vz47o4z rBA1+BSN5EeD/H779s1mzoO5TlPy2hRGIBGHOUs+1ZoHIVBNJgCuUjaRkjaVAJWOZRS6wEzowYvr 9fpWzKnoXJIyiBTdLUm+7fjWGlW/WoumMi859Vb7Wvr60lax3cAwFsiTU6c24B+6COAiffQMtYMK 7Edxf0EFp0rCZOtKpSCStU6ZzoHYXK3/YPNtgmw6FxIH81km/H+w6sv+IT4VkmHOOGB+Ko3FwZbQ 3tQfO3SxjmexzKEytQQVRT/cfKQ5NB3Fa10uWD+ZFFjbSO5dbDRggP1nrMvVX1daOKZH530fhY9s lvz2/Q0NSwEZwnqotA1ZS45x5Az8SE5TtXRETN7pVt1w8IgPvrA90LDJIzrNz9QtZx6wUoIo9OfU 7G+lrZ0d4LQU99TijeAqGdS7IPndZbWP7YumW+xE6lXBtntJ+tiFFe1E4+sKnazW/HF5pv3lD7H9 CQAA//8DAFBLAwQUAAYACAAAACEAHxfvLNoAAAAGAQAADwAAAGRycy9kb3ducmV2LnhtbEyPy07D MBBF90j9B2sqsaN2WgRRiFNVRV2wKwEklm48eUA8jmKnDX/PwAaWR3d075l8O7tenHEMnScNyUqB QKq87ajR8PpyuElBhGjImt4TavjCANticZWbzPoLPeO5jI3gEgqZ0dDGOGRShqpFZ8LKD0ic1X50 JjKOjbSjuXC56+VaqTvpTEe80JoB9y1Wn+XkNEzHfa26w2b+eN+Ucnq6P7491o3W18t59wAi4hz/ juFHn9WhYKeTn8gG0Wu4TfmVqCFNQHD8iydGlYAscvlfv/gGAAD//wMAUEsBAi0AFAAGAAgAAAAh ALaDOJL+AAAA4QEAABMAAAAAAAAAAAAAAAAAAAAAAFtDb250ZW50X1R5cGVzXS54bWxQSwECLQAU AAYACAAAACEAOP0h/9YAAACUAQAACwAAAAAAAAAAAAAAAAAvAQAAX3JlbHMvLnJlbHNQSwECLQAU AAYACAAAACEAdlzPMa8BAABYAwAADgAAAAAAAAAAAAAAAAAuAgAAZHJzL2Uyb0RvYy54bWxQSwEC LQAUAAYACAAAACEAHxfvLNoAAAAGAQAADwAAAAAAAAAAAAAAAAAJBAAAZHJzL2Rvd25yZXYueG1s UEsFBgAAAAAEAAQA8wAAABAFAAAAAA== " strokecolor="windowText" strokeweight=".5pt">
+              <ns8:stroke joinstyle="miter"/>
+            </ns8:line>
+          </ns0:pict>
+        </ns1:Fallback>
+      </ns1:AlternateContent>
+    </ns0:r>
+  </ns0:p>
+</ns0:ftr>
 </file>
 
 <file path=word/footnotes.xml><?xml version="1.0" encoding="utf-8"?>
@@ -3839,6 +3843,11 @@
     <w:pPr>
       <w:jc w:val="both"/>
     </w:pPr>
+    <w:rPr>
+      <w:rFonts w:ascii="Montserrat" w:hAnsi="Montserrat" w:eastAsia="Montserrat" w:cs="Montserrat"/>
+      <w:sz w:val="19"/>
+      <w:szCs w:val="19"/>
+    </w:rPr>
   </w:style>
   <w:style w:type="paragraph" w:styleId="Ttulo1">
     <w:name w:val="heading 1"/>
